--- a/report/FinalRaporu_Mustafa_Kirpik.docx
+++ b/report/FinalRaporu_Mustafa_Kirpik.docx
@@ -135,7 +135,7 @@
         <w:jc w:val="both"/>
       </w:pPr>
       <w:r>
-        <w:t xml:space="preserve">Bu çalışma, 2023 Kahramanmaraş depremleri sırasında paylaşılan Türkçe tweet'lerin beş operasyonel sınıfa (yardım talebi, kayıp bildirimi, altyapı hasarı, bağış/koordinasyon, diğer/ilgisiz) otomatik olarak ayrılması problemini ele almaktadır. Çalışmada 793 adet elle etiketlenmiş gerçek tweet'ten oluşan bir veri seti kullanılmış; sınırlı donanımda çalışabilen üç Küçük Dil Modeli (SmolLM2-360M, TinyLlama-1.1B, Qwen2.5-1.5B) QLoRA (4-bit NormalFloat) yöntemiyle ince ayarlanmıştır. Sonuçlar, zero-shot temel çizginin görevde tamamen başarısız olduğunu (Macro-F1 0.094), QLoRA ince ayarının ise performansı çarpıcı biçimde artırdığını göstermektedir (en yüksek Macro-F1 0.914, Qwen2.5). Modeller arasında belirgin bir ölçek etkisi gözlenmiş, ancak ~1 milyar parametre civarında getirinin azaldığı saptanmıştır. QLoRA'nın tepe GPU bellek kullanımı 1.81–5.07 GB aralığında kalmıştır. Çalışma, Saliha Göçergi'nin LoRA çalışmasıyla koordineli yürütülmüş olup, LoRA–QLoRA karşılaştırması da kapsama dahildir.</w:t>
+        <w:t xml:space="preserve">Bu çalışma, 2023 Kahramanmaraş depremleri sırasında paylaşılan Türkçe tweet'lerin beş operasyonel sınıfa (yardım talebi, kayıp bildirimi, altyapı hasarı, bağış/koordinasyon, diğer/ilgisiz) otomatik olarak ayrılması problemini ele almaktadır. Çalışmada 793 adet elle etiketlenmiş gerçek tweet'ten oluşan bir veri seti kullanılmış; sınırlı donanımda çalışabilen dört Küçük Dil Modeli (SmolLM2-360M, TinyLlama-1.1B, Qwen2.5-1.5B, Gemma-4-E2B) QLoRA (4-bit NormalFloat) yöntemiyle ince ayarlanmıştır. Sonuçlar, zero-shot temel çizginin görevde tamamen başarısız olduğunu (Macro-F1 0.094), QLoRA ince ayarının ise performansı çarpıcı biçimde artırdığını göstermektedir (en yüksek Macro-F1 0.914, Qwen2.5). Modeller arasında belirgin ancak doğrusal olmayan bir ölçek etkisi gözlenmiştir: 1–1.5 milyar parametre aralığı en iyi başarı–kaynak dengesini sağlarken, en büyük model Gemma-4-E2B (5B ham / efektif ~2B) küçük veri kümesinde aşırı uydurma yaşamış ve daha küçük modellerin gerisinde kalmıştır (Macro-F1 0.740). QLoRA'nın tepe GPU bellek kullanımı 1.81–9.73 GB aralığında kalmıştır. Çalışma, Saliha Göçergi'nin LoRA çalışmasıyla koordineli yürütülmüş olup, LoRA–QLoRA karşılaştırması da kapsama dahildir.</w:t>
       </w:r>
     </w:p>
     <w:p>
@@ -250,7 +250,7 @@
         <w:spacing w:after="80"/>
       </w:pPr>
       <w:r>
-        <w:t xml:space="preserve">793 örneklik, beş sınıfa elle etiketlenmiş Türkçe deprem tweet veri seti.</w:t>
+        <w:t xml:space="preserve">Kaggle'daki açık "Turkey Earthquake Relief Tweets" havuzundan seçilen, beş sınıfa elle etiketlenmiş 793 örneklik Türkçe afet tweet veri seti.</w:t>
       </w:r>
     </w:p>
     <w:p>
@@ -330,7 +330,7 @@
         <w:jc w:val="both"/>
       </w:pPr>
       <w:r>
-        <w:t xml:space="preserve">Toraman ve arkadaşları (2023) "Tweets Under the Rubble" çalışmasında, Kahramanmaraş depreminin ilk saatlerinde paylaşılan milyonlarca tweet'i analiz ederek yardım çağrılarının tespitine odaklanmış ve BERTurk türü modellerle yüksek başarı elde etmiştir. Bu çalışmalar büyük, görev-özel modellerin gücünü gösterse de, edge cihaz uygulanabilirliği sınırlıdır.</w:t>
+        <w:t xml:space="preserve">Toraman ve arkadaşları (2023) "Tweets Under the Rubble" çalışmasında, Kahramanmaraş depreminin ilk saatlerinde paylaşılan milyonlarca tweet'i analiz ederek yardım çağrılarının tespitine odaklanmış ve BERTurk türü modellerle yüksek başarı elde etmiştir. Bu çalışma, Türkçe afet metni sınıflandırması için ilgili ve öncü bir literatür referansıdır; bu projenin veri kaynağı değildir (bizim verimiz ayrı bir Kaggle veri setinden gelmektedir; bkz. Bölüm 3). Söz konusu çalışmalar büyük, görev-özel modellerin gücünü gösterse de, edge cihaz uygulanabilirliği sınırlıdır; bu proje ise küçük modellerin parametre verimli ince ayarına odaklanır.</w:t>
       </w:r>
     </w:p>
     <w:p>
@@ -380,7 +380,7 @@
         <w:jc w:val="both"/>
       </w:pPr>
       <w:r>
-        <w:t xml:space="preserve">Çalışmada, deprem dönemine ait gerçek tweet'lerden oluşan ve tamamı bu proje kapsamında beş sınıfa elle etiketlenmiş 793 örneklik bir veri seti kullanılmıştır. Etiketleme, sınıf tanımlarına bağlı kalınarak manuel olarak yapılmıştır; bu yaklaşım, gürültülü zayıf etiketleme veya sentetik veri üretiminin yaratabileceği etiket gürültüsü ve örüntü yanlılığını ortadan kaldırarak yüksek etiket kalitesi sağlamıştır.</w:t>
+        <w:t xml:space="preserve">Çalışmada kullanılan ham tweet'ler, Kaggle üzerinde yayımlanmış açık erişimli "Turkey Earthquake Relief Tweets Dataset" (Ulku Tuncer Küçüktaş, 2023) veri setinden alınmıştır. Bu havuzdan seçilen 793 gerçek deprem tweet'i, bu proje kapsamında beş sınıfa elle etiketlenmiştir. Etiketleme, sınıf tanımlarına bağlı kalınarak manuel olarak yapılmıştır; yani ham metin Kaggle kaynağından gelirken, beş sınıflı etiketler tümüyle bu çalışmaya özgüdür. Bu yaklaşım, gürültülü zayıf etiketleme veya sentetik veri üretiminin yaratabileceği etiket gürültüsü ve örüntü yanlılığını ortadan kaldırarak yüksek etiket kalitesi sağlamıştır.</w:t>
       </w:r>
     </w:p>
     <w:p>
@@ -1816,7 +1816,7 @@
                 <w:sz w:val="19"/>
                 <w:szCs w:val="19"/>
               </w:rPr>
-              <w:t xml:space="preserve">Gemma-4-E2B-it (planlanan)</w:t>
+              <w:t xml:space="preserve">Gemma-4-E2B-it</w:t>
             </w:r>
           </w:p>
         </w:tc>
@@ -1847,7 +1847,7 @@
                 <w:sz w:val="19"/>
                 <w:szCs w:val="19"/>
               </w:rPr>
-              <w:t xml:space="preserve">~2B*</w:t>
+              <w:t xml:space="preserve">5B ham / ~2B efektif</w:t>
             </w:r>
           </w:p>
         </w:tc>
@@ -1878,7 +1878,7 @@
                 <w:sz w:val="19"/>
                 <w:szCs w:val="19"/>
               </w:rPr>
-              <w:t xml:space="preserve">google/gemma-4-E2B-it</w:t>
+              <w:t xml:space="preserve">google/gemma-4-E2B-it (Unsloth)</w:t>
             </w:r>
           </w:p>
         </w:tc>
@@ -1896,7 +1896,7 @@
           <w:sz w:val="20"/>
           <w:szCs w:val="20"/>
         </w:rPr>
-        <w:t xml:space="preserve">Tablo 2. Kullanılan modeller (*efektif ~2B; Gemma-4 4. model olarak planlanmıştır)</w:t>
+        <w:t xml:space="preserve">Tablo 2. Kullanılan dört model (Gemma-4 multimodal; metin-only kullanım)</w:t>
       </w:r>
     </w:p>
     <w:p>
@@ -3888,6 +3888,256 @@
           </w:p>
         </w:tc>
       </w:tr>
+      <w:tr>
+        <w:tc>
+          <w:tcPr>
+            <w:tcW w:type="dxa" w:w="1900"/>
+            <w:tcBorders>
+              <w:top w:val="single" w:color="999999" w:sz="4"/>
+              <w:left w:val="single" w:color="999999" w:sz="4"/>
+              <w:bottom w:val="single" w:color="999999" w:sz="4"/>
+              <w:right w:val="single" w:color="999999" w:sz="4"/>
+            </w:tcBorders>
+            <w:tcMar>
+              <w:top w:type="dxa" w:w="70"/>
+              <w:left w:type="dxa" w:w="110"/>
+              <w:bottom w:type="dxa" w:w="70"/>
+              <w:right w:type="dxa" w:w="110"/>
+            </w:tcMar>
+          </w:tcPr>
+          <w:p>
+            <w:pPr>
+              <w:jc w:val="left"/>
+            </w:pPr>
+            <w:r>
+              <w:rPr>
+                <w:b w:val="false"/>
+                <w:bCs w:val="false"/>
+                <w:sz w:val="19"/>
+                <w:szCs w:val="19"/>
+              </w:rPr>
+              <w:t xml:space="preserve">Gemma-4-E2B (5B)</w:t>
+            </w:r>
+          </w:p>
+        </w:tc>
+        <w:tc>
+          <w:tcPr>
+            <w:tcW w:type="dxa" w:w="1250"/>
+            <w:tcBorders>
+              <w:top w:val="single" w:color="999999" w:sz="4"/>
+              <w:left w:val="single" w:color="999999" w:sz="4"/>
+              <w:bottom w:val="single" w:color="999999" w:sz="4"/>
+              <w:right w:val="single" w:color="999999" w:sz="4"/>
+            </w:tcBorders>
+            <w:tcMar>
+              <w:top w:type="dxa" w:w="70"/>
+              <w:left w:type="dxa" w:w="110"/>
+              <w:bottom w:type="dxa" w:w="70"/>
+              <w:right w:type="dxa" w:w="110"/>
+            </w:tcMar>
+          </w:tcPr>
+          <w:p>
+            <w:pPr>
+              <w:jc w:val="center"/>
+            </w:pPr>
+            <w:r>
+              <w:rPr>
+                <w:b w:val="false"/>
+                <w:bCs w:val="false"/>
+                <w:sz w:val="19"/>
+                <w:szCs w:val="19"/>
+              </w:rPr>
+              <w:t xml:space="preserve">QLoRA (Unsloth)</w:t>
+            </w:r>
+          </w:p>
+        </w:tc>
+        <w:tc>
+          <w:tcPr>
+            <w:tcW w:type="dxa" w:w="900"/>
+            <w:tcBorders>
+              <w:top w:val="single" w:color="999999" w:sz="4"/>
+              <w:left w:val="single" w:color="999999" w:sz="4"/>
+              <w:bottom w:val="single" w:color="999999" w:sz="4"/>
+              <w:right w:val="single" w:color="999999" w:sz="4"/>
+            </w:tcBorders>
+            <w:tcMar>
+              <w:top w:type="dxa" w:w="70"/>
+              <w:left w:type="dxa" w:w="110"/>
+              <w:bottom w:type="dxa" w:w="70"/>
+              <w:right w:type="dxa" w:w="110"/>
+            </w:tcMar>
+          </w:tcPr>
+          <w:p>
+            <w:pPr>
+              <w:jc w:val="center"/>
+            </w:pPr>
+            <w:r>
+              <w:rPr>
+                <w:b w:val="false"/>
+                <w:bCs w:val="false"/>
+                <w:sz w:val="19"/>
+                <w:szCs w:val="19"/>
+              </w:rPr>
+              <w:t xml:space="preserve">0.788</w:t>
+            </w:r>
+          </w:p>
+        </w:tc>
+        <w:tc>
+          <w:tcPr>
+            <w:tcW w:type="dxa" w:w="1100"/>
+            <w:tcBorders>
+              <w:top w:val="single" w:color="999999" w:sz="4"/>
+              <w:left w:val="single" w:color="999999" w:sz="4"/>
+              <w:bottom w:val="single" w:color="999999" w:sz="4"/>
+              <w:right w:val="single" w:color="999999" w:sz="4"/>
+            </w:tcBorders>
+            <w:tcMar>
+              <w:top w:type="dxa" w:w="70"/>
+              <w:left w:type="dxa" w:w="110"/>
+              <w:bottom w:type="dxa" w:w="70"/>
+              <w:right w:type="dxa" w:w="110"/>
+            </w:tcMar>
+          </w:tcPr>
+          <w:p>
+            <w:pPr>
+              <w:jc w:val="center"/>
+            </w:pPr>
+            <w:r>
+              <w:rPr>
+                <w:b w:val="false"/>
+                <w:bCs w:val="false"/>
+                <w:sz w:val="19"/>
+                <w:szCs w:val="19"/>
+              </w:rPr>
+              <w:t xml:space="preserve">0.740</w:t>
+            </w:r>
+          </w:p>
+        </w:tc>
+        <w:tc>
+          <w:tcPr>
+            <w:tcW w:type="dxa" w:w="1050"/>
+            <w:tcBorders>
+              <w:top w:val="single" w:color="999999" w:sz="4"/>
+              <w:left w:val="single" w:color="999999" w:sz="4"/>
+              <w:bottom w:val="single" w:color="999999" w:sz="4"/>
+              <w:right w:val="single" w:color="999999" w:sz="4"/>
+            </w:tcBorders>
+            <w:tcMar>
+              <w:top w:type="dxa" w:w="70"/>
+              <w:left w:type="dxa" w:w="110"/>
+              <w:bottom w:type="dxa" w:w="70"/>
+              <w:right w:type="dxa" w:w="110"/>
+            </w:tcMar>
+          </w:tcPr>
+          <w:p>
+            <w:pPr>
+              <w:jc w:val="center"/>
+            </w:pPr>
+            <w:r>
+              <w:rPr>
+                <w:b w:val="false"/>
+                <w:bCs w:val="false"/>
+                <w:sz w:val="19"/>
+                <w:szCs w:val="19"/>
+              </w:rPr>
+              <w:t xml:space="preserve">0.765</w:t>
+            </w:r>
+          </w:p>
+        </w:tc>
+        <w:tc>
+          <w:tcPr>
+            <w:tcW w:type="dxa" w:w="950"/>
+            <w:tcBorders>
+              <w:top w:val="single" w:color="999999" w:sz="4"/>
+              <w:left w:val="single" w:color="999999" w:sz="4"/>
+              <w:bottom w:val="single" w:color="999999" w:sz="4"/>
+              <w:right w:val="single" w:color="999999" w:sz="4"/>
+            </w:tcBorders>
+            <w:tcMar>
+              <w:top w:type="dxa" w:w="70"/>
+              <w:left w:type="dxa" w:w="110"/>
+              <w:bottom w:type="dxa" w:w="70"/>
+              <w:right w:type="dxa" w:w="110"/>
+            </w:tcMar>
+          </w:tcPr>
+          <w:p>
+            <w:pPr>
+              <w:jc w:val="center"/>
+            </w:pPr>
+            <w:r>
+              <w:rPr>
+                <w:b w:val="false"/>
+                <w:bCs w:val="false"/>
+                <w:sz w:val="19"/>
+                <w:szCs w:val="19"/>
+              </w:rPr>
+              <w:t xml:space="preserve">1798</w:t>
+            </w:r>
+          </w:p>
+        </w:tc>
+        <w:tc>
+          <w:tcPr>
+            <w:tcW w:type="dxa" w:w="1050"/>
+            <w:tcBorders>
+              <w:top w:val="single" w:color="999999" w:sz="4"/>
+              <w:left w:val="single" w:color="999999" w:sz="4"/>
+              <w:bottom w:val="single" w:color="999999" w:sz="4"/>
+              <w:right w:val="single" w:color="999999" w:sz="4"/>
+            </w:tcBorders>
+            <w:tcMar>
+              <w:top w:type="dxa" w:w="70"/>
+              <w:left w:type="dxa" w:w="110"/>
+              <w:bottom w:type="dxa" w:w="70"/>
+              <w:right w:type="dxa" w:w="110"/>
+            </w:tcMar>
+          </w:tcPr>
+          <w:p>
+            <w:pPr>
+              <w:jc w:val="center"/>
+            </w:pPr>
+            <w:r>
+              <w:rPr>
+                <w:b w:val="false"/>
+                <w:bCs w:val="false"/>
+                <w:sz w:val="19"/>
+                <w:szCs w:val="19"/>
+              </w:rPr>
+              <w:t xml:space="preserve">9.73</w:t>
+            </w:r>
+          </w:p>
+        </w:tc>
+        <w:tc>
+          <w:tcPr>
+            <w:tcW w:type="dxa" w:w="1160"/>
+            <w:tcBorders>
+              <w:top w:val="single" w:color="999999" w:sz="4"/>
+              <w:left w:val="single" w:color="999999" w:sz="4"/>
+              <w:bottom w:val="single" w:color="999999" w:sz="4"/>
+              <w:right w:val="single" w:color="999999" w:sz="4"/>
+            </w:tcBorders>
+            <w:tcMar>
+              <w:top w:type="dxa" w:w="70"/>
+              <w:left w:type="dxa" w:w="110"/>
+              <w:bottom w:type="dxa" w:w="70"/>
+              <w:right w:type="dxa" w:w="110"/>
+            </w:tcMar>
+          </w:tcPr>
+          <w:p>
+            <w:pPr>
+              <w:jc w:val="center"/>
+            </w:pPr>
+            <w:r>
+              <w:rPr>
+                <w:b w:val="false"/>
+                <w:bCs w:val="false"/>
+                <w:sz w:val="19"/>
+                <w:szCs w:val="19"/>
+              </w:rPr>
+              <w:t xml:space="preserve">718</w:t>
+            </w:r>
+          </w:p>
+        </w:tc>
+      </w:tr>
     </w:tbl>
     <w:p>
       <w:pPr>
@@ -3910,7 +4160,7 @@
         <w:jc w:val="both"/>
       </w:pPr>
       <w:r>
-        <w:t xml:space="preserve">Eğitilebilir parametre oranları (QLoRA): SmolLM2 3.28M (%0.90), TinyLlama 4.5M (%0.41), Qwen2.5 4.36M (%0.28). Tüm fine-tuned modeller test setinde 0/80 ayrıştırma hatası vermiştir; zero-shot ise 79/80 örnekte geçerli kategori üretememiştir.</w:t>
+        <w:t xml:space="preserve">Eğitilebilir parametre oranları (QLoRA): SmolLM2 3.28M (%0.90), TinyLlama 4.5M (%0.41), Qwen2.5 4.36M (%0.28), Gemma-4 31.04M (%0.60 — Unsloth'un Gemma için önerdiği genişletilmiş hedef modüller). Tüm fine-tuned modeller test setinde 0/80 ayrıştırma hatası vermiştir; zero-shot ise 79/80 örnekte geçerli kategori üretememiştir.</w:t>
       </w:r>
     </w:p>
     <w:p>
@@ -3935,10 +4185,11 @@
         </w:tblBorders>
       </w:tblPr>
       <w:tblGrid>
-        <w:gridCol w:w="3000"/>
-        <w:gridCol w:w="2120"/>
-        <w:gridCol w:w="2120"/>
-        <w:gridCol w:w="2120"/>
+        <w:gridCol w:w="2400"/>
+        <w:gridCol w:w="1740"/>
+        <w:gridCol w:w="1740"/>
+        <w:gridCol w:w="1740"/>
+        <w:gridCol w:w="1740"/>
       </w:tblGrid>
       <w:tr>
         <w:trPr>
@@ -3946,7 +4197,7 @@
         </w:trPr>
         <w:tc>
           <w:tcPr>
-            <w:tcW w:type="dxa" w:w="3000"/>
+            <w:tcW w:type="dxa" w:w="2400"/>
             <w:tcBorders>
               <w:top w:val="single" w:color="999999" w:sz="4"/>
               <w:left w:val="single" w:color="999999" w:sz="4"/>
@@ -3978,7 +4229,7 @@
         </w:tc>
         <w:tc>
           <w:tcPr>
-            <w:tcW w:type="dxa" w:w="2120"/>
+            <w:tcW w:type="dxa" w:w="1740"/>
             <w:tcBorders>
               <w:top w:val="single" w:color="999999" w:sz="4"/>
               <w:left w:val="single" w:color="999999" w:sz="4"/>
@@ -4010,7 +4261,7 @@
         </w:tc>
         <w:tc>
           <w:tcPr>
-            <w:tcW w:type="dxa" w:w="2120"/>
+            <w:tcW w:type="dxa" w:w="1740"/>
             <w:tcBorders>
               <w:top w:val="single" w:color="999999" w:sz="4"/>
               <w:left w:val="single" w:color="999999" w:sz="4"/>
@@ -4042,7 +4293,7 @@
         </w:tc>
         <w:tc>
           <w:tcPr>
-            <w:tcW w:type="dxa" w:w="2120"/>
+            <w:tcW w:type="dxa" w:w="1740"/>
             <w:tcBorders>
               <w:top w:val="single" w:color="999999" w:sz="4"/>
               <w:left w:val="single" w:color="999999" w:sz="4"/>
@@ -4072,11 +4323,43 @@
             </w:r>
           </w:p>
         </w:tc>
+        <w:tc>
+          <w:tcPr>
+            <w:tcW w:type="dxa" w:w="1740"/>
+            <w:tcBorders>
+              <w:top w:val="single" w:color="999999" w:sz="4"/>
+              <w:left w:val="single" w:color="999999" w:sz="4"/>
+              <w:bottom w:val="single" w:color="999999" w:sz="4"/>
+              <w:right w:val="single" w:color="999999" w:sz="4"/>
+            </w:tcBorders>
+            <w:shd w:fill="DEEBF7" w:val="clear"/>
+            <w:tcMar>
+              <w:top w:type="dxa" w:w="70"/>
+              <w:left w:type="dxa" w:w="110"/>
+              <w:bottom w:type="dxa" w:w="70"/>
+              <w:right w:type="dxa" w:w="110"/>
+            </w:tcMar>
+          </w:tcPr>
+          <w:p>
+            <w:pPr>
+              <w:jc w:val="center"/>
+            </w:pPr>
+            <w:r>
+              <w:rPr>
+                <w:b/>
+                <w:bCs/>
+                <w:sz w:val="19"/>
+                <w:szCs w:val="19"/>
+              </w:rPr>
+              <w:t xml:space="preserve">Gemma-4-E2B</w:t>
+            </w:r>
+          </w:p>
+        </w:tc>
       </w:tr>
       <w:tr>
         <w:tc>
           <w:tcPr>
-            <w:tcW w:type="dxa" w:w="3000"/>
+            <w:tcW w:type="dxa" w:w="2400"/>
             <w:tcBorders>
               <w:top w:val="single" w:color="999999" w:sz="4"/>
               <w:left w:val="single" w:color="999999" w:sz="4"/>
@@ -4107,7 +4390,7 @@
         </w:tc>
         <w:tc>
           <w:tcPr>
-            <w:tcW w:type="dxa" w:w="2120"/>
+            <w:tcW w:type="dxa" w:w="1740"/>
             <w:tcBorders>
               <w:top w:val="single" w:color="999999" w:sz="4"/>
               <w:left w:val="single" w:color="999999" w:sz="4"/>
@@ -4138,7 +4421,7 @@
         </w:tc>
         <w:tc>
           <w:tcPr>
-            <w:tcW w:type="dxa" w:w="2120"/>
+            <w:tcW w:type="dxa" w:w="1740"/>
             <w:tcBorders>
               <w:top w:val="single" w:color="999999" w:sz="4"/>
               <w:left w:val="single" w:color="999999" w:sz="4"/>
@@ -4169,7 +4452,7 @@
         </w:tc>
         <w:tc>
           <w:tcPr>
-            <w:tcW w:type="dxa" w:w="2120"/>
+            <w:tcW w:type="dxa" w:w="1740"/>
             <w:tcBorders>
               <w:top w:val="single" w:color="999999" w:sz="4"/>
               <w:left w:val="single" w:color="999999" w:sz="4"/>
@@ -4195,6 +4478,37 @@
                 <w:szCs w:val="19"/>
               </w:rPr>
               <w:t xml:space="preserve">0.95</w:t>
+            </w:r>
+          </w:p>
+        </w:tc>
+        <w:tc>
+          <w:tcPr>
+            <w:tcW w:type="dxa" w:w="1740"/>
+            <w:tcBorders>
+              <w:top w:val="single" w:color="999999" w:sz="4"/>
+              <w:left w:val="single" w:color="999999" w:sz="4"/>
+              <w:bottom w:val="single" w:color="999999" w:sz="4"/>
+              <w:right w:val="single" w:color="999999" w:sz="4"/>
+            </w:tcBorders>
+            <w:tcMar>
+              <w:top w:type="dxa" w:w="70"/>
+              <w:left w:type="dxa" w:w="110"/>
+              <w:bottom w:type="dxa" w:w="70"/>
+              <w:right w:type="dxa" w:w="110"/>
+            </w:tcMar>
+          </w:tcPr>
+          <w:p>
+            <w:pPr>
+              <w:jc w:val="center"/>
+            </w:pPr>
+            <w:r>
+              <w:rPr>
+                <w:b w:val="false"/>
+                <w:bCs w:val="false"/>
+                <w:sz w:val="19"/>
+                <w:szCs w:val="19"/>
+              </w:rPr>
+              <w:t xml:space="preserve">0.86</w:t>
             </w:r>
           </w:p>
         </w:tc>
@@ -4202,7 +4516,7 @@
       <w:tr>
         <w:tc>
           <w:tcPr>
-            <w:tcW w:type="dxa" w:w="3000"/>
+            <w:tcW w:type="dxa" w:w="2400"/>
             <w:tcBorders>
               <w:top w:val="single" w:color="999999" w:sz="4"/>
               <w:left w:val="single" w:color="999999" w:sz="4"/>
@@ -4233,7 +4547,7 @@
         </w:tc>
         <w:tc>
           <w:tcPr>
-            <w:tcW w:type="dxa" w:w="2120"/>
+            <w:tcW w:type="dxa" w:w="1740"/>
             <w:tcBorders>
               <w:top w:val="single" w:color="999999" w:sz="4"/>
               <w:left w:val="single" w:color="999999" w:sz="4"/>
@@ -4264,7 +4578,7 @@
         </w:tc>
         <w:tc>
           <w:tcPr>
-            <w:tcW w:type="dxa" w:w="2120"/>
+            <w:tcW w:type="dxa" w:w="1740"/>
             <w:tcBorders>
               <w:top w:val="single" w:color="999999" w:sz="4"/>
               <w:left w:val="single" w:color="999999" w:sz="4"/>
@@ -4295,7 +4609,7 @@
         </w:tc>
         <w:tc>
           <w:tcPr>
-            <w:tcW w:type="dxa" w:w="2120"/>
+            <w:tcW w:type="dxa" w:w="1740"/>
             <w:tcBorders>
               <w:top w:val="single" w:color="999999" w:sz="4"/>
               <w:left w:val="single" w:color="999999" w:sz="4"/>
@@ -4321,6 +4635,37 @@
                 <w:szCs w:val="19"/>
               </w:rPr>
               <w:t xml:space="preserve">0.89</w:t>
+            </w:r>
+          </w:p>
+        </w:tc>
+        <w:tc>
+          <w:tcPr>
+            <w:tcW w:type="dxa" w:w="1740"/>
+            <w:tcBorders>
+              <w:top w:val="single" w:color="999999" w:sz="4"/>
+              <w:left w:val="single" w:color="999999" w:sz="4"/>
+              <w:bottom w:val="single" w:color="999999" w:sz="4"/>
+              <w:right w:val="single" w:color="999999" w:sz="4"/>
+            </w:tcBorders>
+            <w:tcMar>
+              <w:top w:type="dxa" w:w="70"/>
+              <w:left w:type="dxa" w:w="110"/>
+              <w:bottom w:type="dxa" w:w="70"/>
+              <w:right w:type="dxa" w:w="110"/>
+            </w:tcMar>
+          </w:tcPr>
+          <w:p>
+            <w:pPr>
+              <w:jc w:val="center"/>
+            </w:pPr>
+            <w:r>
+              <w:rPr>
+                <w:b w:val="false"/>
+                <w:bCs w:val="false"/>
+                <w:sz w:val="19"/>
+                <w:szCs w:val="19"/>
+              </w:rPr>
+              <w:t xml:space="preserve">0.46</w:t>
             </w:r>
           </w:p>
         </w:tc>
@@ -4328,7 +4673,7 @@
       <w:tr>
         <w:tc>
           <w:tcPr>
-            <w:tcW w:type="dxa" w:w="3000"/>
+            <w:tcW w:type="dxa" w:w="2400"/>
             <w:tcBorders>
               <w:top w:val="single" w:color="999999" w:sz="4"/>
               <w:left w:val="single" w:color="999999" w:sz="4"/>
@@ -4359,7 +4704,7 @@
         </w:tc>
         <w:tc>
           <w:tcPr>
-            <w:tcW w:type="dxa" w:w="2120"/>
+            <w:tcW w:type="dxa" w:w="1740"/>
             <w:tcBorders>
               <w:top w:val="single" w:color="999999" w:sz="4"/>
               <w:left w:val="single" w:color="999999" w:sz="4"/>
@@ -4390,7 +4735,7 @@
         </w:tc>
         <w:tc>
           <w:tcPr>
-            <w:tcW w:type="dxa" w:w="2120"/>
+            <w:tcW w:type="dxa" w:w="1740"/>
             <w:tcBorders>
               <w:top w:val="single" w:color="999999" w:sz="4"/>
               <w:left w:val="single" w:color="999999" w:sz="4"/>
@@ -4421,7 +4766,7 @@
         </w:tc>
         <w:tc>
           <w:tcPr>
-            <w:tcW w:type="dxa" w:w="2120"/>
+            <w:tcW w:type="dxa" w:w="1740"/>
             <w:tcBorders>
               <w:top w:val="single" w:color="999999" w:sz="4"/>
               <w:left w:val="single" w:color="999999" w:sz="4"/>
@@ -4447,6 +4792,37 @@
                 <w:szCs w:val="19"/>
               </w:rPr>
               <w:t xml:space="preserve">1.00</w:t>
+            </w:r>
+          </w:p>
+        </w:tc>
+        <w:tc>
+          <w:tcPr>
+            <w:tcW w:type="dxa" w:w="1740"/>
+            <w:tcBorders>
+              <w:top w:val="single" w:color="999999" w:sz="4"/>
+              <w:left w:val="single" w:color="999999" w:sz="4"/>
+              <w:bottom w:val="single" w:color="999999" w:sz="4"/>
+              <w:right w:val="single" w:color="999999" w:sz="4"/>
+            </w:tcBorders>
+            <w:tcMar>
+              <w:top w:type="dxa" w:w="70"/>
+              <w:left w:type="dxa" w:w="110"/>
+              <w:bottom w:type="dxa" w:w="70"/>
+              <w:right w:type="dxa" w:w="110"/>
+            </w:tcMar>
+          </w:tcPr>
+          <w:p>
+            <w:pPr>
+              <w:jc w:val="center"/>
+            </w:pPr>
+            <w:r>
+              <w:rPr>
+                <w:b w:val="false"/>
+                <w:bCs w:val="false"/>
+                <w:sz w:val="19"/>
+                <w:szCs w:val="19"/>
+              </w:rPr>
+              <w:t xml:space="preserve">0.91</w:t>
             </w:r>
           </w:p>
         </w:tc>
@@ -4454,7 +4830,7 @@
       <w:tr>
         <w:tc>
           <w:tcPr>
-            <w:tcW w:type="dxa" w:w="3000"/>
+            <w:tcW w:type="dxa" w:w="2400"/>
             <w:tcBorders>
               <w:top w:val="single" w:color="999999" w:sz="4"/>
               <w:left w:val="single" w:color="999999" w:sz="4"/>
@@ -4484,7 +4860,7 @@
         </w:tc>
         <w:tc>
           <w:tcPr>
-            <w:tcW w:type="dxa" w:w="2120"/>
+            <w:tcW w:type="dxa" w:w="1740"/>
             <w:tcBorders>
               <w:top w:val="single" w:color="999999" w:sz="4"/>
               <w:left w:val="single" w:color="999999" w:sz="4"/>
@@ -4514,7 +4890,7 @@
         </w:tc>
         <w:tc>
           <w:tcPr>
-            <w:tcW w:type="dxa" w:w="2120"/>
+            <w:tcW w:type="dxa" w:w="1740"/>
             <w:tcBorders>
               <w:top w:val="single" w:color="999999" w:sz="4"/>
               <w:left w:val="single" w:color="999999" w:sz="4"/>
@@ -4544,7 +4920,7 @@
         </w:tc>
         <w:tc>
           <w:tcPr>
-            <w:tcW w:type="dxa" w:w="2120"/>
+            <w:tcW w:type="dxa" w:w="1740"/>
             <w:tcBorders>
               <w:top w:val="single" w:color="999999" w:sz="4"/>
               <w:left w:val="single" w:color="999999" w:sz="4"/>
@@ -4569,6 +4945,36 @@
                 <w:szCs w:val="19"/>
               </w:rPr>
               <w:t xml:space="preserve">0.78</w:t>
+            </w:r>
+          </w:p>
+        </w:tc>
+        <w:tc>
+          <w:tcPr>
+            <w:tcW w:type="dxa" w:w="1740"/>
+            <w:tcBorders>
+              <w:top w:val="single" w:color="999999" w:sz="4"/>
+              <w:left w:val="single" w:color="999999" w:sz="4"/>
+              <w:bottom w:val="single" w:color="999999" w:sz="4"/>
+              <w:right w:val="single" w:color="999999" w:sz="4"/>
+            </w:tcBorders>
+            <w:shd w:fill="FCE4D6" w:val="clear"/>
+            <w:tcMar>
+              <w:top w:type="dxa" w:w="70"/>
+              <w:left w:type="dxa" w:w="110"/>
+              <w:bottom w:type="dxa" w:w="70"/>
+              <w:right w:type="dxa" w:w="110"/>
+            </w:tcMar>
+          </w:tcPr>
+          <w:p>
+            <w:pPr>
+              <w:jc w:val="center"/>
+            </w:pPr>
+            <w:r>
+              <w:rPr>
+                <w:sz w:val="19"/>
+                <w:szCs w:val="19"/>
+              </w:rPr>
+              <w:t xml:space="preserve">0.76</w:t>
             </w:r>
           </w:p>
         </w:tc>
@@ -4576,7 +4982,7 @@
       <w:tr>
         <w:tc>
           <w:tcPr>
-            <w:tcW w:type="dxa" w:w="3000"/>
+            <w:tcW w:type="dxa" w:w="2400"/>
             <w:tcBorders>
               <w:top w:val="single" w:color="999999" w:sz="4"/>
               <w:left w:val="single" w:color="999999" w:sz="4"/>
@@ -4607,7 +5013,7 @@
         </w:tc>
         <w:tc>
           <w:tcPr>
-            <w:tcW w:type="dxa" w:w="2120"/>
+            <w:tcW w:type="dxa" w:w="1740"/>
             <w:tcBorders>
               <w:top w:val="single" w:color="999999" w:sz="4"/>
               <w:left w:val="single" w:color="999999" w:sz="4"/>
@@ -4638,7 +5044,7 @@
         </w:tc>
         <w:tc>
           <w:tcPr>
-            <w:tcW w:type="dxa" w:w="2120"/>
+            <w:tcW w:type="dxa" w:w="1740"/>
             <w:tcBorders>
               <w:top w:val="single" w:color="999999" w:sz="4"/>
               <w:left w:val="single" w:color="999999" w:sz="4"/>
@@ -4669,7 +5075,7 @@
         </w:tc>
         <w:tc>
           <w:tcPr>
-            <w:tcW w:type="dxa" w:w="2120"/>
+            <w:tcW w:type="dxa" w:w="1740"/>
             <w:tcBorders>
               <w:top w:val="single" w:color="999999" w:sz="4"/>
               <w:left w:val="single" w:color="999999" w:sz="4"/>
@@ -4695,6 +5101,37 @@
                 <w:szCs w:val="19"/>
               </w:rPr>
               <w:t xml:space="preserve">0.95</w:t>
+            </w:r>
+          </w:p>
+        </w:tc>
+        <w:tc>
+          <w:tcPr>
+            <w:tcW w:type="dxa" w:w="1740"/>
+            <w:tcBorders>
+              <w:top w:val="single" w:color="999999" w:sz="4"/>
+              <w:left w:val="single" w:color="999999" w:sz="4"/>
+              <w:bottom w:val="single" w:color="999999" w:sz="4"/>
+              <w:right w:val="single" w:color="999999" w:sz="4"/>
+            </w:tcBorders>
+            <w:tcMar>
+              <w:top w:type="dxa" w:w="70"/>
+              <w:left w:type="dxa" w:w="110"/>
+              <w:bottom w:type="dxa" w:w="70"/>
+              <w:right w:type="dxa" w:w="110"/>
+            </w:tcMar>
+          </w:tcPr>
+          <w:p>
+            <w:pPr>
+              <w:jc w:val="center"/>
+            </w:pPr>
+            <w:r>
+              <w:rPr>
+                <w:b w:val="false"/>
+                <w:bCs w:val="false"/>
+                <w:sz w:val="19"/>
+                <w:szCs w:val="19"/>
+              </w:rPr>
+              <w:t xml:space="preserve">0.71</w:t>
             </w:r>
           </w:p>
         </w:tc>
@@ -4712,7 +5149,7 @@
           <w:sz w:val="20"/>
           <w:szCs w:val="20"/>
         </w:rPr>
-        <w:t xml:space="preserve">Tablo 5. Sınıf bazlı F1 (vurgulu satır: tüm modellerde en zayıf sınıf)</w:t>
+        <w:t xml:space="preserve">Tablo 5. Sınıf bazlı F1 (vurgulu satır: Bağış/Koordinasyon — modellerin çoğunda zayıf nokta)</w:t>
       </w:r>
     </w:p>
     <w:p>
@@ -4739,7 +5176,7 @@
         <w:jc w:val="both"/>
       </w:pPr>
       <w:r>
-        <w:t xml:space="preserve">Modeller arasında belirgin bir ölçek etkisi görülmektedir: 360M (Macro-F1 0.588) → 1.1B (0.908) arasında büyük bir sıçrama vardır; ancak 1.1B → 1.5B (0.914) geçişinde getiri marjinaldir. Bu, ~1 milyar parametre civarında bir doygunluğa işaret eder. Qwen2.5 en yüksek Macro-F1'i (0.914) elde etmiş, güçlü çok dilli/Türkçe eğitimini göstermiştir; ancak TinyLlama neredeyse aynı başarıyı (0.908) yaklaşık %35 daha düşük GPU belleğiyle (3.29 GB'a karşı 5.07 GB) sağlamıştır — verimlilik açısından dikkate değer bir bulgu.</w:t>
+        <w:t xml:space="preserve">Modeller arasındaki ölçek etkisi doğrusal değildir: 360M → 1.1B geçişinde büyük bir sıçrama vardır (Macro-F1 0.588 → 0.908), ancak 1.1B → 1.5B (0.914) marjinaldir. En çarpıcı bulgu, modelimizin en büyüğü olan Gemma-4-E2B'nin (5B ham, ~2B efektif) küçük modellerin gerisinde kalmasıdır (Macro-F1 0.740). Bu, küçük veri rejiminde "daha büyük her zaman daha iyi değildir" tezini destekler. Eğitim sırasında doğrulama kaybının (val loss 3.82) eğitim kaybından (0.003) çok daha yüksek olması, klasik bir aşırı uydurma sinyalidir. Olası nedenler: (i) Gemma-4 için Unsloth'un önerdiği genişletilmiş hedef modüller daha fazla eğitilebilir parametre (31M, diğerlerinin ~7 katı) ve daha hızlı aşırı uydurma; (ii) çok modlu (metin+görüntü+ses) mimarinin saf metin sınıflandırması için optimum olmaması; (iii) T4 üzerinde fp16 emülasyonu. Bu, modelin gücü değil, hiperparametre–veri uyumsuzluğunun sonucudur ve veriyle birlikte LR/epoch'un modele özel ayarlanması gerektiğini gösterir.</w:t>
       </w:r>
     </w:p>
     <w:p>
@@ -4748,7 +5185,16 @@
         <w:jc w:val="both"/>
       </w:pPr>
       <w:r>
-        <w:t xml:space="preserve">QLoRA'nın bellek verimliliği tüm modellerde belirgindir: tepe GPU kullanımı 1.81–5.07 GB aralığında kalmıştır. Eşdeğer bir tam ince ayar (full fine-tuning) onlarca GB gerektireceğinden, bu sonuç düşük maliyetli donanım hedefini doğrulamaktadır.</w:t>
+        <w:t xml:space="preserve">Qwen2.5 en yüksek Macro-F1'i (0.914) elde etmiş, güçlü çok dilli/Türkçe eğitimini göstermiştir; ancak TinyLlama neredeyse aynı başarıyı (0.908) yaklaşık %35 daha düşük GPU belleğiyle (3.29 GB'a karşı 5.07 GB) sağlamıştır — verimlilik açısından dikkate değer bir bulgu. Gemma-4 ise Unsloth optimizasyonu sayesinde en hızlı eğitim süresine (718 s) sahiptir, fakat çıkarım süresi en uzunudur (1798 ms/tweet).</w:t>
+      </w:r>
+    </w:p>
+    <w:p>
+      <w:pPr>
+        <w:spacing w:after="120" w:line="360"/>
+        <w:jc w:val="both"/>
+      </w:pPr>
+      <w:r>
+        <w:t xml:space="preserve">QLoRA'nın bellek verimliliği tüm modellerde belirgindir: tepe GPU kullanımı 1.81–9.73 GB aralığında kalmıştır. Eşdeğer bir tam ince ayar onlarca GB gerektireceğinden, bu sonuç düşük maliyetli donanım hedefini doğrulamaktadır.</w:t>
       </w:r>
     </w:p>
     <w:p>
@@ -4789,7 +5235,7 @@
         <w:jc w:val="both"/>
       </w:pPr>
       <w:r>
-        <w:t xml:space="preserve">En küçük model SmolLM2-360M, az örnekli sınıflarda (Kayıp 0.38, Bağış 0.42, Altyapı 0.59) belirgin biçimde başarısızdır; karışıklık matrisi bu üç sınıfın birbirine karıştığını göstermektedir. Buna karşılık TinyLlama ve Qwen2.5 bu sınıfları büyük ölçüde çözebilmiştir (Kayıp 0.95/0.89, Altyapı 0.95/1.00). Bu bulgu, model kapasitesinin en çok semantik olarak yakın azınlık sınıflarını ayırt etmede fark yarattığını ortaya koymaktadır.</w:t>
+        <w:t xml:space="preserve">En küçük model SmolLM2-360M, az örnekli sınıflarda (Kayıp 0.38, Bağış 0.42, Altyapı 0.59) belirgin biçimde başarısızdır; karışıklık matrisi bu üç sınıfın birbirine karıştığını göstermektedir. Buna karşılık TinyLlama ve Qwen2.5 bu sınıfları büyük ölçüde çözebilmiştir (Kayıp 0.95/0.89, Altyapı 0.95/1.00). Gemma-4 ise farklı bir hata desenine sahiptir: Kayıp Bildirimi'nde recall yalnızca 0.30'a düşmüş (10'da 3), ve 20 "Diğer" örneğinden 6'sını yanlışlıkla "Bağış/Koordinasyon" olarak işaretlemiştir. Bu desen, aşırı uydurma altında modelin baskın sınıflara yönlendiğini gösterir. Genel sonuç: model kapasitesi tek başına yeterli değildir; veri ve hiperparametrelerle uyumu kritiktir.</w:t>
       </w:r>
     </w:p>
     <w:p>
@@ -4872,7 +5318,7 @@
         <w:jc w:val="both"/>
       </w:pPr>
       <w:r>
-        <w:t xml:space="preserve">Üç Küçük Dil Modeli üzerinde yapılan QLoRA ince ayarı, Türkçe afet tweet sınıflandırmasında zero-shot temel çizgiye kıyasla çarpıcı bir iyileşme sağlamıştır (Macro-F1 0.094 → 0.914). Qwen2.5-1.5B en iyi sonucu vermiş, TinyLlama-1.1B ise neredeyse aynı başarıyı daha düşük bellekle elde ederek verimlilik açısından öne çıkmıştır. QLoRA, 5 GB'ın altında tepe bellekle düşük maliyetli donanımda etkili ince ayarı mümkün kılmıştır.</w:t>
+        <w:t xml:space="preserve">Dört Küçük Dil Modeli üzerinde yapılan QLoRA ince ayarı, Türkçe afet tweet sınıflandırmasında zero-shot temel çizgiye kıyasla çarpıcı bir iyileşme sağlamıştır (Macro-F1 0.094 → 0.914). Qwen2.5-1.5B en iyi sonucu vermiş, TinyLlama-1.1B ise neredeyse aynı başarıyı daha düşük bellekle elde ederek verimlilik açısından öne çıkmıştır. En büyük model Gemma-4-E2B beklenenden düşük performans vermiş (Macro-F1 0.740), küçük veri rejiminde "büyük her zaman daha iyi değildir" bulgusunu ortaya koymuştur. QLoRA, 10 GB'ın altında tepe bellekle düşük maliyetli donanımda etkili ince ayarı mümkün kılmıştır.</w:t>
       </w:r>
     </w:p>
     <w:p>
@@ -4920,7 +5366,7 @@
         <w:spacing w:after="80"/>
       </w:pPr>
       <w:r>
-        <w:t xml:space="preserve">Dördüncü model (Gemma-4-E2B) donanım kısıtları nedeniyle bu raporda yer almamış, eklenmek üzere planlanmıştır.</w:t>
+        <w:t xml:space="preserve">Gemma-4 için modele özel hiperparametre araması (LR, epoch sayısı, hedef modüller) yapılmamıştır; ortak reçete tüm modellere uygulanmıştır. Modele özel optimizasyonla Gemma-4'ün skoru muhtemelen artırılabilir.</w:t>
       </w:r>
     </w:p>
     <w:p>
@@ -4946,7 +5392,7 @@
         <w:spacing w:after="80"/>
       </w:pPr>
       <w:r>
-        <w:t xml:space="preserve">Çıkarım süreleri T4 üzerinde bf16 emülasyonuyla ölçülmüştür; edge cihaz performansını birebir yansıtmayabilir.</w:t>
+        <w:t xml:space="preserve">Çıkarım süreleri T4 üzerinde bf16/fp16 emülasyonuyla ölçülmüştür; edge cihaz performansını birebir yansıtmayabilir.</w:t>
       </w:r>
     </w:p>
     <w:p>
@@ -5016,7 +5462,7 @@
         <w:spacing w:after="80"/>
       </w:pPr>
       <w:r>
-        <w:t xml:space="preserve">Gemma-4-E2B'nin dördüncü model olarak eklenmesi (Unsloth ile, T4 uyumlu).</w:t>
+        <w:t xml:space="preserve">Gemma-4-E2B için modele özel hiperparametre araması (epoch=1-2, lr=1e-4) ile aşırı uydurmanın azaltılması.</w:t>
       </w:r>
     </w:p>
     <w:p>
@@ -5073,7 +5519,7 @@
         <w:jc w:val="both"/>
       </w:pPr>
       <w:r>
-        <w:t xml:space="preserve">[1] Toraman, C., et al. (2023). Tweets Under the Rubble: Detection of Messages Calling for Help in Earthquake Disaster. arXiv:2302.13403.</w:t>
+        <w:t xml:space="preserve">[1] Küçüktaş, U. T. (2023). Turkey Earthquake Relief Tweets Dataset. Kaggle. https://www.kaggle.com/datasets/ulkutuncerkucuktas/turkey-earthquake-relief-tweets-dataset  (bu çalışmada kullanılan ham tweet kaynağı)</w:t>
       </w:r>
     </w:p>
     <w:p>
@@ -5082,7 +5528,7 @@
         <w:jc w:val="both"/>
       </w:pPr>
       <w:r>
-        <w:t xml:space="preserve">[2] Dettmers, T., Pagnoni, A., Holtzman, A., &amp; Zettlemoyer, L. (2023). QLoRA: Efficient Finetuning of Quantized LLMs. NeurIPS 2023.</w:t>
+        <w:t xml:space="preserve">[2] Toraman, C., et al. (2023). Tweets Under the Rubble: Detection of Messages Calling for Help in Earthquake Disaster. arXiv:2302.13403.  (ilgili literatür)</w:t>
       </w:r>
     </w:p>
     <w:p>
@@ -5091,7 +5537,7 @@
         <w:jc w:val="both"/>
       </w:pPr>
       <w:r>
-        <w:t xml:space="preserve">[3] Hu, E. J., et al. (2022). LoRA: Low-Rank Adaptation of Large Language Models. ICLR 2022.</w:t>
+        <w:t xml:space="preserve">[3] Dettmers, T., Pagnoni, A., Holtzman, A., &amp; Zettlemoyer, L. (2023). QLoRA: Efficient Finetuning of Quantized LLMs. NeurIPS 2023.</w:t>
       </w:r>
     </w:p>
     <w:p>
@@ -5100,7 +5546,7 @@
         <w:jc w:val="both"/>
       </w:pPr>
       <w:r>
-        <w:t xml:space="preserve">[4] Allal, L. B., et al. (2024). SmolLM2: Data-Centric Training of a Small Language Model. arXiv:2502.02737.</w:t>
+        <w:t xml:space="preserve">[4] Hu, E. J., et al. (2022). LoRA: Low-Rank Adaptation of Large Language Models. ICLR 2022.</w:t>
       </w:r>
     </w:p>
     <w:p>
@@ -5109,7 +5555,7 @@
         <w:jc w:val="both"/>
       </w:pPr>
       <w:r>
-        <w:t xml:space="preserve">[5] Zhang, P., et al. (2024). TinyLlama: An Open-Source Small Language Model.</w:t>
+        <w:t xml:space="preserve">[5] Allal, L. B., et al. (2024). SmolLM2: Data-Centric Training of a Small Language Model. arXiv:2502.02737.</w:t>
       </w:r>
     </w:p>
     <w:p>
@@ -5118,7 +5564,7 @@
         <w:jc w:val="both"/>
       </w:pPr>
       <w:r>
-        <w:t xml:space="preserve">[6] Qwen Team, Alibaba (2024). Qwen2.5 Technical Report.</w:t>
+        <w:t xml:space="preserve">[6] Zhang, P., et al. (2024). TinyLlama: An Open-Source Small Language Model.</w:t>
       </w:r>
     </w:p>
     <w:p>
@@ -5127,7 +5573,16 @@
         <w:jc w:val="both"/>
       </w:pPr>
       <w:r>
-        <w:t xml:space="preserve">[7] Google DeepMind (2024–2026). Gemma Open Models (Gemma 2, 3n, 4).</w:t>
+        <w:t xml:space="preserve">[7] Qwen Team, Alibaba (2024). Qwen2.5 Technical Report.</w:t>
+      </w:r>
+    </w:p>
+    <w:p>
+      <w:pPr>
+        <w:spacing w:after="120" w:line="360"/>
+        <w:jc w:val="both"/>
+      </w:pPr>
+      <w:r>
+        <w:t xml:space="preserve">[8] Google DeepMind (2024–2026). Gemma Open Models (Gemma 2, 3n, 4).</w:t>
       </w:r>
     </w:p>
     <w:sectPr>

--- a/report/FinalRaporu_Mustafa_Kirpik.docx
+++ b/report/FinalRaporu_Mustafa_Kirpik.docx
@@ -2582,6 +2582,85 @@
     </w:p>
     <w:p>
       <w:pPr>
+        <w:pStyle w:val="Heading2"/>
+        <w:spacing w:after="160" w:before="240"/>
+      </w:pPr>
+      <w:r>
+        <w:t xml:space="preserve">5.3. Eğitim Kayıp Eğrileri</w:t>
+      </w:r>
+    </w:p>
+    <w:p>
+      <w:pPr>
+        <w:spacing w:after="120" w:line="360"/>
+        <w:jc w:val="both"/>
+      </w:pPr>
+      <w:r>
+        <w:t xml:space="preserve">Şekil 1, dört modelin eğitim ve doğrulama (validation) kayıp eğrilerini özetler. Sol panel, SmolLM2 ve Qwen2.5 için sağlıklı bir convergence göstermektedir: hem eğitim hem de doğrulama kaybı birlikte düşmekte, model genelleyebilmektedir. Sağ panel ise Gemma-4-E2B'nin atipik davranışını ortaya koyar: eğitim kaybı sıfıra yaklaşırken doğrulama kaybı 3.8 civarında sabit kalmakta, hatta hafif yükselmektedir — klasik bir aşırı uydurma (overfitting) sinyalidir. TinyLlama-1.1B'nin eğrileri de SmolLM2 ile benzer bir convergence sergilemiş, son eğitim kaybı yaklaşık 0.28 olarak ölçülmüştür (ara adım logları toplanmamıştır).</w:t>
+      </w:r>
+    </w:p>
+    <w:p>
+      <w:pPr>
+        <w:spacing w:after="80" w:before="120"/>
+        <w:jc w:val="center"/>
+      </w:pPr>
+      <w:r>
+        <w:drawing>
+          <wp:inline distT="0" distB="0" distL="0" distR="0">
+            <wp:extent cx="5715000" cy="2000250"/>
+            <wp:effectExtent t="0" r="0" b="0" l="0"/>
+            <wp:docPr id="1" name="" descr="" title=""/>
+            <wp:cNvGraphicFramePr>
+              <a:graphicFrameLocks xmlns:a="http://schemas.openxmlformats.org/drawingml/2006/main" noChangeAspect="1"/>
+            </wp:cNvGraphicFramePr>
+            <a:graphic xmlns:a="http://schemas.openxmlformats.org/drawingml/2006/main">
+              <a:graphicData uri="http://schemas.openxmlformats.org/drawingml/2006/picture">
+                <pic:pic xmlns:pic="http://schemas.openxmlformats.org/drawingml/2006/picture">
+                  <pic:nvPicPr>
+                    <pic:cNvPr id="0" name="" descr=""/>
+                    <pic:cNvPicPr>
+                      <a:picLocks noChangeAspect="1" noChangeArrowheads="1"/>
+                    </pic:cNvPicPr>
+                  </pic:nvPicPr>
+                  <pic:blipFill>
+                    <a:blip r:embed="rId9" cstate="none"/>
+                    <a:srcRect/>
+                    <a:stretch>
+                      <a:fillRect/>
+                    </a:stretch>
+                  </pic:blipFill>
+                  <pic:spPr bwMode="auto">
+                    <a:xfrm>
+                      <a:off x="0" y="0"/>
+                      <a:ext cx="5715000" cy="2000250"/>
+                    </a:xfrm>
+                    <a:prstGeom prst="rect">
+                      <a:avLst/>
+                    </a:prstGeom>
+                  </pic:spPr>
+                </pic:pic>
+              </a:graphicData>
+            </a:graphic>
+          </wp:inline>
+        </w:drawing>
+      </w:r>
+    </w:p>
+    <w:p>
+      <w:pPr>
+        <w:spacing w:after="200" w:before="60"/>
+        <w:jc w:val="center"/>
+      </w:pPr>
+      <w:r>
+        <w:rPr>
+          <w:i/>
+          <w:iCs/>
+          <w:sz w:val="20"/>
+          <w:szCs w:val="20"/>
+        </w:rPr>
+        <w:t xml:space="preserve">Şekil 1. Eğitim ve doğrulama kayıp eğrileri. Sol: SmolLM2 ve Qwen2.5 (sağlıklı convergence). Sağ: Gemma-4 (val-loss patlaması = overfit).</w:t>
+      </w:r>
+    </w:p>
+    <w:p>
+      <w:pPr>
         <w:pageBreakBefore/>
       </w:pPr>
     </w:p>
@@ -2616,14 +2695,14 @@
         </w:tblBorders>
       </w:tblPr>
       <w:tblGrid>
-        <w:gridCol w:w="1900"/>
-        <w:gridCol w:w="1250"/>
-        <w:gridCol w:w="900"/>
-        <w:gridCol w:w="1100"/>
-        <w:gridCol w:w="1050"/>
+        <w:gridCol w:w="1700"/>
         <w:gridCol w:w="950"/>
-        <w:gridCol w:w="1050"/>
-        <w:gridCol w:w="1160"/>
+        <w:gridCol w:w="1340"/>
+        <w:gridCol w:w="950"/>
+        <w:gridCol w:w="950"/>
+        <w:gridCol w:w="1180"/>
+        <w:gridCol w:w="1170"/>
+        <w:gridCol w:w="1120"/>
       </w:tblGrid>
       <w:tr>
         <w:trPr>
@@ -2631,7 +2710,7 @@
         </w:trPr>
         <w:tc>
           <w:tcPr>
-            <w:tcW w:type="dxa" w:w="1900"/>
+            <w:tcW w:type="dxa" w:w="1700"/>
             <w:tcBorders>
               <w:top w:val="single" w:color="999999" w:sz="4"/>
               <w:left w:val="single" w:color="999999" w:sz="4"/>
@@ -2663,7 +2742,7 @@
         </w:tc>
         <w:tc>
           <w:tcPr>
-            <w:tcW w:type="dxa" w:w="1250"/>
+            <w:tcW w:type="dxa" w:w="950"/>
             <w:tcBorders>
               <w:top w:val="single" w:color="999999" w:sz="4"/>
               <w:left w:val="single" w:color="999999" w:sz="4"/>
@@ -2689,13 +2768,13 @@
                 <w:sz w:val="19"/>
                 <w:szCs w:val="19"/>
               </w:rPr>
-              <w:t xml:space="preserve">Yöntem</w:t>
-            </w:r>
-          </w:p>
-        </w:tc>
-        <w:tc>
-          <w:tcPr>
-            <w:tcW w:type="dxa" w:w="900"/>
+              <w:t xml:space="preserve">Parametre</w:t>
+            </w:r>
+          </w:p>
+        </w:tc>
+        <w:tc>
+          <w:tcPr>
+            <w:tcW w:type="dxa" w:w="1340"/>
             <w:tcBorders>
               <w:top w:val="single" w:color="999999" w:sz="4"/>
               <w:left w:val="single" w:color="999999" w:sz="4"/>
@@ -2721,13 +2800,13 @@
                 <w:sz w:val="19"/>
                 <w:szCs w:val="19"/>
               </w:rPr>
-              <w:t xml:space="preserve">Acc</w:t>
-            </w:r>
-          </w:p>
-        </w:tc>
-        <w:tc>
-          <w:tcPr>
-            <w:tcW w:type="dxa" w:w="1100"/>
+              <w:t xml:space="preserve">FT Yöntemi</w:t>
+            </w:r>
+          </w:p>
+        </w:tc>
+        <w:tc>
+          <w:tcPr>
+            <w:tcW w:type="dxa" w:w="950"/>
             <w:tcBorders>
               <w:top w:val="single" w:color="999999" w:sz="4"/>
               <w:left w:val="single" w:color="999999" w:sz="4"/>
@@ -2753,13 +2832,13 @@
                 <w:sz w:val="19"/>
                 <w:szCs w:val="19"/>
               </w:rPr>
-              <w:t xml:space="preserve">Macro-F1</w:t>
-            </w:r>
-          </w:p>
-        </w:tc>
-        <w:tc>
-          <w:tcPr>
-            <w:tcW w:type="dxa" w:w="1050"/>
+              <w:t xml:space="preserve">Accuracy</w:t>
+            </w:r>
+          </w:p>
+        </w:tc>
+        <w:tc>
+          <w:tcPr>
+            <w:tcW w:type="dxa" w:w="950"/>
             <w:tcBorders>
               <w:top w:val="single" w:color="999999" w:sz="4"/>
               <w:left w:val="single" w:color="999999" w:sz="4"/>
@@ -2785,13 +2864,13 @@
                 <w:sz w:val="19"/>
                 <w:szCs w:val="19"/>
               </w:rPr>
-              <w:t xml:space="preserve">Weig-F1</w:t>
-            </w:r>
-          </w:p>
-        </w:tc>
-        <w:tc>
-          <w:tcPr>
-            <w:tcW w:type="dxa" w:w="950"/>
+              <w:t xml:space="preserve">Macro-F1</w:t>
+            </w:r>
+          </w:p>
+        </w:tc>
+        <w:tc>
+          <w:tcPr>
+            <w:tcW w:type="dxa" w:w="1180"/>
             <w:tcBorders>
               <w:top w:val="single" w:color="999999" w:sz="4"/>
               <w:left w:val="single" w:color="999999" w:sz="4"/>
@@ -2817,13 +2896,13 @@
                 <w:sz w:val="19"/>
                 <w:szCs w:val="19"/>
               </w:rPr>
-              <w:t xml:space="preserve">Inf (ms)</w:t>
-            </w:r>
-          </w:p>
-        </w:tc>
-        <w:tc>
-          <w:tcPr>
-            <w:tcW w:type="dxa" w:w="1050"/>
+              <w:t xml:space="preserve">Eğitim Süresi</w:t>
+            </w:r>
+          </w:p>
+        </w:tc>
+        <w:tc>
+          <w:tcPr>
+            <w:tcW w:type="dxa" w:w="1170"/>
             <w:tcBorders>
               <w:top w:val="single" w:color="999999" w:sz="4"/>
               <w:left w:val="single" w:color="999999" w:sz="4"/>
@@ -2849,13 +2928,13 @@
                 <w:sz w:val="19"/>
                 <w:szCs w:val="19"/>
               </w:rPr>
-              <w:t xml:space="preserve">GPU (GB)</w:t>
-            </w:r>
-          </w:p>
-        </w:tc>
-        <w:tc>
-          <w:tcPr>
-            <w:tcW w:type="dxa" w:w="1160"/>
+              <w:t xml:space="preserve">Inference (ms)</w:t>
+            </w:r>
+          </w:p>
+        </w:tc>
+        <w:tc>
+          <w:tcPr>
+            <w:tcW w:type="dxa" w:w="1120"/>
             <w:tcBorders>
               <w:top w:val="single" w:color="999999" w:sz="4"/>
               <w:left w:val="single" w:color="999999" w:sz="4"/>
@@ -2881,7 +2960,7 @@
                 <w:sz w:val="19"/>
                 <w:szCs w:val="19"/>
               </w:rPr>
-              <w:t xml:space="preserve">Eğitim (s)</w:t>
+              <w:t xml:space="preserve">Model Boyutu (MB)</w:t>
             </w:r>
           </w:p>
         </w:tc>
@@ -2889,7 +2968,7 @@
       <w:tr>
         <w:tc>
           <w:tcPr>
-            <w:tcW w:type="dxa" w:w="1900"/>
+            <w:tcW w:type="dxa" w:w="1700"/>
             <w:tcBorders>
               <w:top w:val="single" w:color="999999" w:sz="4"/>
               <w:left w:val="single" w:color="999999" w:sz="4"/>
@@ -2914,13 +2993,44 @@
                 <w:sz w:val="19"/>
                 <w:szCs w:val="19"/>
               </w:rPr>
-              <w:t xml:space="preserve">TinyLlama-1.1B</w:t>
-            </w:r>
-          </w:p>
-        </w:tc>
-        <w:tc>
-          <w:tcPr>
-            <w:tcW w:type="dxa" w:w="1250"/>
+              <w:t xml:space="preserve">SmolLM2-360M</w:t>
+            </w:r>
+          </w:p>
+        </w:tc>
+        <w:tc>
+          <w:tcPr>
+            <w:tcW w:type="dxa" w:w="950"/>
+            <w:tcBorders>
+              <w:top w:val="single" w:color="999999" w:sz="4"/>
+              <w:left w:val="single" w:color="999999" w:sz="4"/>
+              <w:bottom w:val="single" w:color="999999" w:sz="4"/>
+              <w:right w:val="single" w:color="999999" w:sz="4"/>
+            </w:tcBorders>
+            <w:tcMar>
+              <w:top w:type="dxa" w:w="70"/>
+              <w:left w:type="dxa" w:w="110"/>
+              <w:bottom w:type="dxa" w:w="70"/>
+              <w:right w:type="dxa" w:w="110"/>
+            </w:tcMar>
+          </w:tcPr>
+          <w:p>
+            <w:pPr>
+              <w:jc w:val="center"/>
+            </w:pPr>
+            <w:r>
+              <w:rPr>
+                <w:b w:val="false"/>
+                <w:bCs w:val="false"/>
+                <w:sz w:val="19"/>
+                <w:szCs w:val="19"/>
+              </w:rPr>
+              <w:t xml:space="preserve">360M</w:t>
+            </w:r>
+          </w:p>
+        </w:tc>
+        <w:tc>
+          <w:tcPr>
+            <w:tcW w:type="dxa" w:w="1340"/>
             <w:tcBorders>
               <w:top w:val="single" w:color="999999" w:sz="4"/>
               <w:left w:val="single" w:color="999999" w:sz="4"/>
@@ -2951,99 +3061,6 @@
         </w:tc>
         <w:tc>
           <w:tcPr>
-            <w:tcW w:type="dxa" w:w="900"/>
-            <w:tcBorders>
-              <w:top w:val="single" w:color="999999" w:sz="4"/>
-              <w:left w:val="single" w:color="999999" w:sz="4"/>
-              <w:bottom w:val="single" w:color="999999" w:sz="4"/>
-              <w:right w:val="single" w:color="999999" w:sz="4"/>
-            </w:tcBorders>
-            <w:tcMar>
-              <w:top w:type="dxa" w:w="70"/>
-              <w:left w:type="dxa" w:w="110"/>
-              <w:bottom w:type="dxa" w:w="70"/>
-              <w:right w:type="dxa" w:w="110"/>
-            </w:tcMar>
-          </w:tcPr>
-          <w:p>
-            <w:pPr>
-              <w:jc w:val="center"/>
-            </w:pPr>
-            <w:r>
-              <w:rPr>
-                <w:b w:val="false"/>
-                <w:bCs w:val="false"/>
-                <w:sz w:val="19"/>
-                <w:szCs w:val="19"/>
-              </w:rPr>
-              <w:t xml:space="preserve">0.262</w:t>
-            </w:r>
-          </w:p>
-        </w:tc>
-        <w:tc>
-          <w:tcPr>
-            <w:tcW w:type="dxa" w:w="1100"/>
-            <w:tcBorders>
-              <w:top w:val="single" w:color="999999" w:sz="4"/>
-              <w:left w:val="single" w:color="999999" w:sz="4"/>
-              <w:bottom w:val="single" w:color="999999" w:sz="4"/>
-              <w:right w:val="single" w:color="999999" w:sz="4"/>
-            </w:tcBorders>
-            <w:tcMar>
-              <w:top w:type="dxa" w:w="70"/>
-              <w:left w:type="dxa" w:w="110"/>
-              <w:bottom w:type="dxa" w:w="70"/>
-              <w:right w:type="dxa" w:w="110"/>
-            </w:tcMar>
-          </w:tcPr>
-          <w:p>
-            <w:pPr>
-              <w:jc w:val="center"/>
-            </w:pPr>
-            <w:r>
-              <w:rPr>
-                <w:b w:val="false"/>
-                <w:bCs w:val="false"/>
-                <w:sz w:val="19"/>
-                <w:szCs w:val="19"/>
-              </w:rPr>
-              <w:t xml:space="preserve">0.094</w:t>
-            </w:r>
-          </w:p>
-        </w:tc>
-        <w:tc>
-          <w:tcPr>
-            <w:tcW w:type="dxa" w:w="1050"/>
-            <w:tcBorders>
-              <w:top w:val="single" w:color="999999" w:sz="4"/>
-              <w:left w:val="single" w:color="999999" w:sz="4"/>
-              <w:bottom w:val="single" w:color="999999" w:sz="4"/>
-              <w:right w:val="single" w:color="999999" w:sz="4"/>
-            </w:tcBorders>
-            <w:tcMar>
-              <w:top w:type="dxa" w:w="70"/>
-              <w:left w:type="dxa" w:w="110"/>
-              <w:bottom w:type="dxa" w:w="70"/>
-              <w:right w:type="dxa" w:w="110"/>
-            </w:tcMar>
-          </w:tcPr>
-          <w:p>
-            <w:pPr>
-              <w:jc w:val="center"/>
-            </w:pPr>
-            <w:r>
-              <w:rPr>
-                <w:b w:val="false"/>
-                <w:bCs w:val="false"/>
-                <w:sz w:val="19"/>
-                <w:szCs w:val="19"/>
-              </w:rPr>
-              <w:t xml:space="preserve">0.125</w:t>
-            </w:r>
-          </w:p>
-        </w:tc>
-        <w:tc>
-          <w:tcPr>
             <w:tcW w:type="dxa" w:w="950"/>
             <w:tcBorders>
               <w:top w:val="single" w:color="999999" w:sz="4"/>
@@ -3069,13 +3086,75 @@
                 <w:sz w:val="19"/>
                 <w:szCs w:val="19"/>
               </w:rPr>
+              <w:t xml:space="preserve">0.412</w:t>
+            </w:r>
+          </w:p>
+        </w:tc>
+        <w:tc>
+          <w:tcPr>
+            <w:tcW w:type="dxa" w:w="950"/>
+            <w:tcBorders>
+              <w:top w:val="single" w:color="999999" w:sz="4"/>
+              <w:left w:val="single" w:color="999999" w:sz="4"/>
+              <w:bottom w:val="single" w:color="999999" w:sz="4"/>
+              <w:right w:val="single" w:color="999999" w:sz="4"/>
+            </w:tcBorders>
+            <w:tcMar>
+              <w:top w:type="dxa" w:w="70"/>
+              <w:left w:type="dxa" w:w="110"/>
+              <w:bottom w:type="dxa" w:w="70"/>
+              <w:right w:type="dxa" w:w="110"/>
+            </w:tcMar>
+          </w:tcPr>
+          <w:p>
+            <w:pPr>
+              <w:jc w:val="center"/>
+            </w:pPr>
+            <w:r>
+              <w:rPr>
+                <w:b w:val="false"/>
+                <w:bCs w:val="false"/>
+                <w:sz w:val="19"/>
+                <w:szCs w:val="19"/>
+              </w:rPr>
+              <w:t xml:space="preserve">0.215</w:t>
+            </w:r>
+          </w:p>
+        </w:tc>
+        <w:tc>
+          <w:tcPr>
+            <w:tcW w:type="dxa" w:w="1180"/>
+            <w:tcBorders>
+              <w:top w:val="single" w:color="999999" w:sz="4"/>
+              <w:left w:val="single" w:color="999999" w:sz="4"/>
+              <w:bottom w:val="single" w:color="999999" w:sz="4"/>
+              <w:right w:val="single" w:color="999999" w:sz="4"/>
+            </w:tcBorders>
+            <w:tcMar>
+              <w:top w:type="dxa" w:w="70"/>
+              <w:left w:type="dxa" w:w="110"/>
+              <w:bottom w:type="dxa" w:w="70"/>
+              <w:right w:type="dxa" w:w="110"/>
+            </w:tcMar>
+          </w:tcPr>
+          <w:p>
+            <w:pPr>
+              <w:jc w:val="center"/>
+            </w:pPr>
+            <w:r>
+              <w:rPr>
+                <w:b w:val="false"/>
+                <w:bCs w:val="false"/>
+                <w:sz w:val="19"/>
+                <w:szCs w:val="19"/>
+              </w:rPr>
               <w:t xml:space="preserve">—</w:t>
             </w:r>
           </w:p>
         </w:tc>
         <w:tc>
           <w:tcPr>
-            <w:tcW w:type="dxa" w:w="1050"/>
+            <w:tcW w:type="dxa" w:w="1170"/>
             <w:tcBorders>
               <w:top w:val="single" w:color="999999" w:sz="4"/>
               <w:left w:val="single" w:color="999999" w:sz="4"/>
@@ -3106,7 +3185,7 @@
         </w:tc>
         <w:tc>
           <w:tcPr>
-            <w:tcW w:type="dxa" w:w="1160"/>
+            <w:tcW w:type="dxa" w:w="1120"/>
             <w:tcBorders>
               <w:top w:val="single" w:color="999999" w:sz="4"/>
               <w:left w:val="single" w:color="999999" w:sz="4"/>
@@ -3139,7 +3218,7 @@
       <w:tr>
         <w:tc>
           <w:tcPr>
-            <w:tcW w:type="dxa" w:w="1900"/>
+            <w:tcW w:type="dxa" w:w="1700"/>
             <w:tcBorders>
               <w:top w:val="single" w:color="999999" w:sz="4"/>
               <w:left w:val="single" w:color="999999" w:sz="4"/>
@@ -3164,131 +3243,7 @@
                 <w:sz w:val="19"/>
                 <w:szCs w:val="19"/>
               </w:rPr>
-              <w:t xml:space="preserve">SmolLM2-360M</w:t>
-            </w:r>
-          </w:p>
-        </w:tc>
-        <w:tc>
-          <w:tcPr>
-            <w:tcW w:type="dxa" w:w="1250"/>
-            <w:tcBorders>
-              <w:top w:val="single" w:color="999999" w:sz="4"/>
-              <w:left w:val="single" w:color="999999" w:sz="4"/>
-              <w:bottom w:val="single" w:color="999999" w:sz="4"/>
-              <w:right w:val="single" w:color="999999" w:sz="4"/>
-            </w:tcBorders>
-            <w:tcMar>
-              <w:top w:type="dxa" w:w="70"/>
-              <w:left w:type="dxa" w:w="110"/>
-              <w:bottom w:type="dxa" w:w="70"/>
-              <w:right w:type="dxa" w:w="110"/>
-            </w:tcMar>
-          </w:tcPr>
-          <w:p>
-            <w:pPr>
-              <w:jc w:val="center"/>
-            </w:pPr>
-            <w:r>
-              <w:rPr>
-                <w:b w:val="false"/>
-                <w:bCs w:val="false"/>
-                <w:sz w:val="19"/>
-                <w:szCs w:val="19"/>
-              </w:rPr>
-              <w:t xml:space="preserve">QLoRA</w:t>
-            </w:r>
-          </w:p>
-        </w:tc>
-        <w:tc>
-          <w:tcPr>
-            <w:tcW w:type="dxa" w:w="900"/>
-            <w:tcBorders>
-              <w:top w:val="single" w:color="999999" w:sz="4"/>
-              <w:left w:val="single" w:color="999999" w:sz="4"/>
-              <w:bottom w:val="single" w:color="999999" w:sz="4"/>
-              <w:right w:val="single" w:color="999999" w:sz="4"/>
-            </w:tcBorders>
-            <w:tcMar>
-              <w:top w:type="dxa" w:w="70"/>
-              <w:left w:type="dxa" w:w="110"/>
-              <w:bottom w:type="dxa" w:w="70"/>
-              <w:right w:type="dxa" w:w="110"/>
-            </w:tcMar>
-          </w:tcPr>
-          <w:p>
-            <w:pPr>
-              <w:jc w:val="center"/>
-            </w:pPr>
-            <w:r>
-              <w:rPr>
-                <w:b w:val="false"/>
-                <w:bCs w:val="false"/>
-                <w:sz w:val="19"/>
-                <w:szCs w:val="19"/>
-              </w:rPr>
-              <w:t xml:space="preserve">0.662</w:t>
-            </w:r>
-          </w:p>
-        </w:tc>
-        <w:tc>
-          <w:tcPr>
-            <w:tcW w:type="dxa" w:w="1100"/>
-            <w:tcBorders>
-              <w:top w:val="single" w:color="999999" w:sz="4"/>
-              <w:left w:val="single" w:color="999999" w:sz="4"/>
-              <w:bottom w:val="single" w:color="999999" w:sz="4"/>
-              <w:right w:val="single" w:color="999999" w:sz="4"/>
-            </w:tcBorders>
-            <w:tcMar>
-              <w:top w:type="dxa" w:w="70"/>
-              <w:left w:type="dxa" w:w="110"/>
-              <w:bottom w:type="dxa" w:w="70"/>
-              <w:right w:type="dxa" w:w="110"/>
-            </w:tcMar>
-          </w:tcPr>
-          <w:p>
-            <w:pPr>
-              <w:jc w:val="center"/>
-            </w:pPr>
-            <w:r>
-              <w:rPr>
-                <w:b w:val="false"/>
-                <w:bCs w:val="false"/>
-                <w:sz w:val="19"/>
-                <w:szCs w:val="19"/>
-              </w:rPr>
-              <w:t xml:space="preserve">0.588</w:t>
-            </w:r>
-          </w:p>
-        </w:tc>
-        <w:tc>
-          <w:tcPr>
-            <w:tcW w:type="dxa" w:w="1050"/>
-            <w:tcBorders>
-              <w:top w:val="single" w:color="999999" w:sz="4"/>
-              <w:left w:val="single" w:color="999999" w:sz="4"/>
-              <w:bottom w:val="single" w:color="999999" w:sz="4"/>
-              <w:right w:val="single" w:color="999999" w:sz="4"/>
-            </w:tcBorders>
-            <w:tcMar>
-              <w:top w:type="dxa" w:w="70"/>
-              <w:left w:type="dxa" w:w="110"/>
-              <w:bottom w:type="dxa" w:w="70"/>
-              <w:right w:type="dxa" w:w="110"/>
-            </w:tcMar>
-          </w:tcPr>
-          <w:p>
-            <w:pPr>
-              <w:jc w:val="center"/>
-            </w:pPr>
-            <w:r>
-              <w:rPr>
-                <w:b w:val="false"/>
-                <w:bCs w:val="false"/>
-                <w:sz w:val="19"/>
-                <w:szCs w:val="19"/>
-              </w:rPr>
-              <w:t xml:space="preserve">0.663</w:t>
+              <w:t xml:space="preserve">TinyLlama-1.1B</w:t>
             </w:r>
           </w:p>
         </w:tc>
@@ -3319,69 +3274,193 @@
                 <w:sz w:val="19"/>
                 <w:szCs w:val="19"/>
               </w:rPr>
-              <w:t xml:space="preserve">1542</w:t>
-            </w:r>
-          </w:p>
-        </w:tc>
-        <w:tc>
-          <w:tcPr>
-            <w:tcW w:type="dxa" w:w="1050"/>
-            <w:tcBorders>
-              <w:top w:val="single" w:color="999999" w:sz="4"/>
-              <w:left w:val="single" w:color="999999" w:sz="4"/>
-              <w:bottom w:val="single" w:color="999999" w:sz="4"/>
-              <w:right w:val="single" w:color="999999" w:sz="4"/>
-            </w:tcBorders>
-            <w:tcMar>
-              <w:top w:type="dxa" w:w="70"/>
-              <w:left w:type="dxa" w:w="110"/>
-              <w:bottom w:type="dxa" w:w="70"/>
-              <w:right w:type="dxa" w:w="110"/>
-            </w:tcMar>
-          </w:tcPr>
-          <w:p>
-            <w:pPr>
-              <w:jc w:val="center"/>
-            </w:pPr>
-            <w:r>
-              <w:rPr>
-                <w:b w:val="false"/>
-                <w:bCs w:val="false"/>
-                <w:sz w:val="19"/>
-                <w:szCs w:val="19"/>
-              </w:rPr>
-              <w:t xml:space="preserve">1.81</w:t>
-            </w:r>
-          </w:p>
-        </w:tc>
-        <w:tc>
-          <w:tcPr>
-            <w:tcW w:type="dxa" w:w="1160"/>
-            <w:tcBorders>
-              <w:top w:val="single" w:color="999999" w:sz="4"/>
-              <w:left w:val="single" w:color="999999" w:sz="4"/>
-              <w:bottom w:val="single" w:color="999999" w:sz="4"/>
-              <w:right w:val="single" w:color="999999" w:sz="4"/>
-            </w:tcBorders>
-            <w:tcMar>
-              <w:top w:type="dxa" w:w="70"/>
-              <w:left w:type="dxa" w:w="110"/>
-              <w:bottom w:type="dxa" w:w="70"/>
-              <w:right w:type="dxa" w:w="110"/>
-            </w:tcMar>
-          </w:tcPr>
-          <w:p>
-            <w:pPr>
-              <w:jc w:val="center"/>
-            </w:pPr>
-            <w:r>
-              <w:rPr>
-                <w:b w:val="false"/>
-                <w:bCs w:val="false"/>
-                <w:sz w:val="19"/>
-                <w:szCs w:val="19"/>
-              </w:rPr>
-              <w:t xml:space="preserve">696</w:t>
+              <w:t xml:space="preserve">1.1B</w:t>
+            </w:r>
+          </w:p>
+        </w:tc>
+        <w:tc>
+          <w:tcPr>
+            <w:tcW w:type="dxa" w:w="1340"/>
+            <w:tcBorders>
+              <w:top w:val="single" w:color="999999" w:sz="4"/>
+              <w:left w:val="single" w:color="999999" w:sz="4"/>
+              <w:bottom w:val="single" w:color="999999" w:sz="4"/>
+              <w:right w:val="single" w:color="999999" w:sz="4"/>
+            </w:tcBorders>
+            <w:tcMar>
+              <w:top w:type="dxa" w:w="70"/>
+              <w:left w:type="dxa" w:w="110"/>
+              <w:bottom w:type="dxa" w:w="70"/>
+              <w:right w:type="dxa" w:w="110"/>
+            </w:tcMar>
+          </w:tcPr>
+          <w:p>
+            <w:pPr>
+              <w:jc w:val="center"/>
+            </w:pPr>
+            <w:r>
+              <w:rPr>
+                <w:b w:val="false"/>
+                <w:bCs w:val="false"/>
+                <w:sz w:val="19"/>
+                <w:szCs w:val="19"/>
+              </w:rPr>
+              <w:t xml:space="preserve">Zero-shot</w:t>
+            </w:r>
+          </w:p>
+        </w:tc>
+        <w:tc>
+          <w:tcPr>
+            <w:tcW w:type="dxa" w:w="950"/>
+            <w:tcBorders>
+              <w:top w:val="single" w:color="999999" w:sz="4"/>
+              <w:left w:val="single" w:color="999999" w:sz="4"/>
+              <w:bottom w:val="single" w:color="999999" w:sz="4"/>
+              <w:right w:val="single" w:color="999999" w:sz="4"/>
+            </w:tcBorders>
+            <w:tcMar>
+              <w:top w:type="dxa" w:w="70"/>
+              <w:left w:type="dxa" w:w="110"/>
+              <w:bottom w:type="dxa" w:w="70"/>
+              <w:right w:type="dxa" w:w="110"/>
+            </w:tcMar>
+          </w:tcPr>
+          <w:p>
+            <w:pPr>
+              <w:jc w:val="center"/>
+            </w:pPr>
+            <w:r>
+              <w:rPr>
+                <w:b w:val="false"/>
+                <w:bCs w:val="false"/>
+                <w:sz w:val="19"/>
+                <w:szCs w:val="19"/>
+              </w:rPr>
+              <w:t xml:space="preserve">0.262</w:t>
+            </w:r>
+          </w:p>
+        </w:tc>
+        <w:tc>
+          <w:tcPr>
+            <w:tcW w:type="dxa" w:w="950"/>
+            <w:tcBorders>
+              <w:top w:val="single" w:color="999999" w:sz="4"/>
+              <w:left w:val="single" w:color="999999" w:sz="4"/>
+              <w:bottom w:val="single" w:color="999999" w:sz="4"/>
+              <w:right w:val="single" w:color="999999" w:sz="4"/>
+            </w:tcBorders>
+            <w:tcMar>
+              <w:top w:type="dxa" w:w="70"/>
+              <w:left w:type="dxa" w:w="110"/>
+              <w:bottom w:type="dxa" w:w="70"/>
+              <w:right w:type="dxa" w:w="110"/>
+            </w:tcMar>
+          </w:tcPr>
+          <w:p>
+            <w:pPr>
+              <w:jc w:val="center"/>
+            </w:pPr>
+            <w:r>
+              <w:rPr>
+                <w:b w:val="false"/>
+                <w:bCs w:val="false"/>
+                <w:sz w:val="19"/>
+                <w:szCs w:val="19"/>
+              </w:rPr>
+              <w:t xml:space="preserve">0.094</w:t>
+            </w:r>
+          </w:p>
+        </w:tc>
+        <w:tc>
+          <w:tcPr>
+            <w:tcW w:type="dxa" w:w="1180"/>
+            <w:tcBorders>
+              <w:top w:val="single" w:color="999999" w:sz="4"/>
+              <w:left w:val="single" w:color="999999" w:sz="4"/>
+              <w:bottom w:val="single" w:color="999999" w:sz="4"/>
+              <w:right w:val="single" w:color="999999" w:sz="4"/>
+            </w:tcBorders>
+            <w:tcMar>
+              <w:top w:type="dxa" w:w="70"/>
+              <w:left w:type="dxa" w:w="110"/>
+              <w:bottom w:type="dxa" w:w="70"/>
+              <w:right w:type="dxa" w:w="110"/>
+            </w:tcMar>
+          </w:tcPr>
+          <w:p>
+            <w:pPr>
+              <w:jc w:val="center"/>
+            </w:pPr>
+            <w:r>
+              <w:rPr>
+                <w:b w:val="false"/>
+                <w:bCs w:val="false"/>
+                <w:sz w:val="19"/>
+                <w:szCs w:val="19"/>
+              </w:rPr>
+              <w:t xml:space="preserve">—</w:t>
+            </w:r>
+          </w:p>
+        </w:tc>
+        <w:tc>
+          <w:tcPr>
+            <w:tcW w:type="dxa" w:w="1170"/>
+            <w:tcBorders>
+              <w:top w:val="single" w:color="999999" w:sz="4"/>
+              <w:left w:val="single" w:color="999999" w:sz="4"/>
+              <w:bottom w:val="single" w:color="999999" w:sz="4"/>
+              <w:right w:val="single" w:color="999999" w:sz="4"/>
+            </w:tcBorders>
+            <w:tcMar>
+              <w:top w:type="dxa" w:w="70"/>
+              <w:left w:type="dxa" w:w="110"/>
+              <w:bottom w:type="dxa" w:w="70"/>
+              <w:right w:type="dxa" w:w="110"/>
+            </w:tcMar>
+          </w:tcPr>
+          <w:p>
+            <w:pPr>
+              <w:jc w:val="center"/>
+            </w:pPr>
+            <w:r>
+              <w:rPr>
+                <w:b w:val="false"/>
+                <w:bCs w:val="false"/>
+                <w:sz w:val="19"/>
+                <w:szCs w:val="19"/>
+              </w:rPr>
+              <w:t xml:space="preserve">—</w:t>
+            </w:r>
+          </w:p>
+        </w:tc>
+        <w:tc>
+          <w:tcPr>
+            <w:tcW w:type="dxa" w:w="1120"/>
+            <w:tcBorders>
+              <w:top w:val="single" w:color="999999" w:sz="4"/>
+              <w:left w:val="single" w:color="999999" w:sz="4"/>
+              <w:bottom w:val="single" w:color="999999" w:sz="4"/>
+              <w:right w:val="single" w:color="999999" w:sz="4"/>
+            </w:tcBorders>
+            <w:tcMar>
+              <w:top w:type="dxa" w:w="70"/>
+              <w:left w:type="dxa" w:w="110"/>
+              <w:bottom w:type="dxa" w:w="70"/>
+              <w:right w:type="dxa" w:w="110"/>
+            </w:tcMar>
+          </w:tcPr>
+          <w:p>
+            <w:pPr>
+              <w:jc w:val="center"/>
+            </w:pPr>
+            <w:r>
+              <w:rPr>
+                <w:b w:val="false"/>
+                <w:bCs w:val="false"/>
+                <w:sz w:val="19"/>
+                <w:szCs w:val="19"/>
+              </w:rPr>
+              <w:t xml:space="preserve">—</w:t>
             </w:r>
           </w:p>
         </w:tc>
@@ -3389,7 +3468,507 @@
       <w:tr>
         <w:tc>
           <w:tcPr>
-            <w:tcW w:type="dxa" w:w="1900"/>
+            <w:tcW w:type="dxa" w:w="1700"/>
+            <w:tcBorders>
+              <w:top w:val="single" w:color="999999" w:sz="4"/>
+              <w:left w:val="single" w:color="999999" w:sz="4"/>
+              <w:bottom w:val="single" w:color="999999" w:sz="4"/>
+              <w:right w:val="single" w:color="999999" w:sz="4"/>
+            </w:tcBorders>
+            <w:tcMar>
+              <w:top w:type="dxa" w:w="70"/>
+              <w:left w:type="dxa" w:w="110"/>
+              <w:bottom w:type="dxa" w:w="70"/>
+              <w:right w:type="dxa" w:w="110"/>
+            </w:tcMar>
+          </w:tcPr>
+          <w:p>
+            <w:pPr>
+              <w:jc w:val="left"/>
+            </w:pPr>
+            <w:r>
+              <w:rPr>
+                <w:b w:val="false"/>
+                <w:bCs w:val="false"/>
+                <w:sz w:val="19"/>
+                <w:szCs w:val="19"/>
+              </w:rPr>
+              <w:t xml:space="preserve">Qwen2.5-1.5B</w:t>
+            </w:r>
+          </w:p>
+        </w:tc>
+        <w:tc>
+          <w:tcPr>
+            <w:tcW w:type="dxa" w:w="950"/>
+            <w:tcBorders>
+              <w:top w:val="single" w:color="999999" w:sz="4"/>
+              <w:left w:val="single" w:color="999999" w:sz="4"/>
+              <w:bottom w:val="single" w:color="999999" w:sz="4"/>
+              <w:right w:val="single" w:color="999999" w:sz="4"/>
+            </w:tcBorders>
+            <w:tcMar>
+              <w:top w:type="dxa" w:w="70"/>
+              <w:left w:type="dxa" w:w="110"/>
+              <w:bottom w:type="dxa" w:w="70"/>
+              <w:right w:type="dxa" w:w="110"/>
+            </w:tcMar>
+          </w:tcPr>
+          <w:p>
+            <w:pPr>
+              <w:jc w:val="center"/>
+            </w:pPr>
+            <w:r>
+              <w:rPr>
+                <w:b w:val="false"/>
+                <w:bCs w:val="false"/>
+                <w:sz w:val="19"/>
+                <w:szCs w:val="19"/>
+              </w:rPr>
+              <w:t xml:space="preserve">1.5B</w:t>
+            </w:r>
+          </w:p>
+        </w:tc>
+        <w:tc>
+          <w:tcPr>
+            <w:tcW w:type="dxa" w:w="1340"/>
+            <w:tcBorders>
+              <w:top w:val="single" w:color="999999" w:sz="4"/>
+              <w:left w:val="single" w:color="999999" w:sz="4"/>
+              <w:bottom w:val="single" w:color="999999" w:sz="4"/>
+              <w:right w:val="single" w:color="999999" w:sz="4"/>
+            </w:tcBorders>
+            <w:tcMar>
+              <w:top w:type="dxa" w:w="70"/>
+              <w:left w:type="dxa" w:w="110"/>
+              <w:bottom w:type="dxa" w:w="70"/>
+              <w:right w:type="dxa" w:w="110"/>
+            </w:tcMar>
+          </w:tcPr>
+          <w:p>
+            <w:pPr>
+              <w:jc w:val="center"/>
+            </w:pPr>
+            <w:r>
+              <w:rPr>
+                <w:b w:val="false"/>
+                <w:bCs w:val="false"/>
+                <w:sz w:val="19"/>
+                <w:szCs w:val="19"/>
+              </w:rPr>
+              <w:t xml:space="preserve">Zero-shot</w:t>
+            </w:r>
+          </w:p>
+        </w:tc>
+        <w:tc>
+          <w:tcPr>
+            <w:tcW w:type="dxa" w:w="950"/>
+            <w:tcBorders>
+              <w:top w:val="single" w:color="999999" w:sz="4"/>
+              <w:left w:val="single" w:color="999999" w:sz="4"/>
+              <w:bottom w:val="single" w:color="999999" w:sz="4"/>
+              <w:right w:val="single" w:color="999999" w:sz="4"/>
+            </w:tcBorders>
+            <w:tcMar>
+              <w:top w:type="dxa" w:w="70"/>
+              <w:left w:type="dxa" w:w="110"/>
+              <w:bottom w:type="dxa" w:w="70"/>
+              <w:right w:type="dxa" w:w="110"/>
+            </w:tcMar>
+          </w:tcPr>
+          <w:p>
+            <w:pPr>
+              <w:jc w:val="center"/>
+            </w:pPr>
+            <w:r>
+              <w:rPr>
+                <w:b w:val="false"/>
+                <w:bCs w:val="false"/>
+                <w:sz w:val="19"/>
+                <w:szCs w:val="19"/>
+              </w:rPr>
+              <w:t xml:space="preserve">0.400</w:t>
+            </w:r>
+          </w:p>
+        </w:tc>
+        <w:tc>
+          <w:tcPr>
+            <w:tcW w:type="dxa" w:w="950"/>
+            <w:tcBorders>
+              <w:top w:val="single" w:color="999999" w:sz="4"/>
+              <w:left w:val="single" w:color="999999" w:sz="4"/>
+              <w:bottom w:val="single" w:color="999999" w:sz="4"/>
+              <w:right w:val="single" w:color="999999" w:sz="4"/>
+            </w:tcBorders>
+            <w:tcMar>
+              <w:top w:type="dxa" w:w="70"/>
+              <w:left w:type="dxa" w:w="110"/>
+              <w:bottom w:type="dxa" w:w="70"/>
+              <w:right w:type="dxa" w:w="110"/>
+            </w:tcMar>
+          </w:tcPr>
+          <w:p>
+            <w:pPr>
+              <w:jc w:val="center"/>
+            </w:pPr>
+            <w:r>
+              <w:rPr>
+                <w:b w:val="false"/>
+                <w:bCs w:val="false"/>
+                <w:sz w:val="19"/>
+                <w:szCs w:val="19"/>
+              </w:rPr>
+              <w:t xml:space="preserve">0.391</w:t>
+            </w:r>
+          </w:p>
+        </w:tc>
+        <w:tc>
+          <w:tcPr>
+            <w:tcW w:type="dxa" w:w="1180"/>
+            <w:tcBorders>
+              <w:top w:val="single" w:color="999999" w:sz="4"/>
+              <w:left w:val="single" w:color="999999" w:sz="4"/>
+              <w:bottom w:val="single" w:color="999999" w:sz="4"/>
+              <w:right w:val="single" w:color="999999" w:sz="4"/>
+            </w:tcBorders>
+            <w:tcMar>
+              <w:top w:type="dxa" w:w="70"/>
+              <w:left w:type="dxa" w:w="110"/>
+              <w:bottom w:type="dxa" w:w="70"/>
+              <w:right w:type="dxa" w:w="110"/>
+            </w:tcMar>
+          </w:tcPr>
+          <w:p>
+            <w:pPr>
+              <w:jc w:val="center"/>
+            </w:pPr>
+            <w:r>
+              <w:rPr>
+                <w:b w:val="false"/>
+                <w:bCs w:val="false"/>
+                <w:sz w:val="19"/>
+                <w:szCs w:val="19"/>
+              </w:rPr>
+              <w:t xml:space="preserve">—</w:t>
+            </w:r>
+          </w:p>
+        </w:tc>
+        <w:tc>
+          <w:tcPr>
+            <w:tcW w:type="dxa" w:w="1170"/>
+            <w:tcBorders>
+              <w:top w:val="single" w:color="999999" w:sz="4"/>
+              <w:left w:val="single" w:color="999999" w:sz="4"/>
+              <w:bottom w:val="single" w:color="999999" w:sz="4"/>
+              <w:right w:val="single" w:color="999999" w:sz="4"/>
+            </w:tcBorders>
+            <w:tcMar>
+              <w:top w:type="dxa" w:w="70"/>
+              <w:left w:type="dxa" w:w="110"/>
+              <w:bottom w:type="dxa" w:w="70"/>
+              <w:right w:type="dxa" w:w="110"/>
+            </w:tcMar>
+          </w:tcPr>
+          <w:p>
+            <w:pPr>
+              <w:jc w:val="center"/>
+            </w:pPr>
+            <w:r>
+              <w:rPr>
+                <w:b w:val="false"/>
+                <w:bCs w:val="false"/>
+                <w:sz w:val="19"/>
+                <w:szCs w:val="19"/>
+              </w:rPr>
+              <w:t xml:space="preserve">—</w:t>
+            </w:r>
+          </w:p>
+        </w:tc>
+        <w:tc>
+          <w:tcPr>
+            <w:tcW w:type="dxa" w:w="1120"/>
+            <w:tcBorders>
+              <w:top w:val="single" w:color="999999" w:sz="4"/>
+              <w:left w:val="single" w:color="999999" w:sz="4"/>
+              <w:bottom w:val="single" w:color="999999" w:sz="4"/>
+              <w:right w:val="single" w:color="999999" w:sz="4"/>
+            </w:tcBorders>
+            <w:tcMar>
+              <w:top w:type="dxa" w:w="70"/>
+              <w:left w:type="dxa" w:w="110"/>
+              <w:bottom w:type="dxa" w:w="70"/>
+              <w:right w:type="dxa" w:w="110"/>
+            </w:tcMar>
+          </w:tcPr>
+          <w:p>
+            <w:pPr>
+              <w:jc w:val="center"/>
+            </w:pPr>
+            <w:r>
+              <w:rPr>
+                <w:b w:val="false"/>
+                <w:bCs w:val="false"/>
+                <w:sz w:val="19"/>
+                <w:szCs w:val="19"/>
+              </w:rPr>
+              <w:t xml:space="preserve">—</w:t>
+            </w:r>
+          </w:p>
+        </w:tc>
+      </w:tr>
+      <w:tr>
+        <w:tc>
+          <w:tcPr>
+            <w:tcW w:type="dxa" w:w="1700"/>
+            <w:tcBorders>
+              <w:top w:val="single" w:color="999999" w:sz="4"/>
+              <w:left w:val="single" w:color="999999" w:sz="4"/>
+              <w:bottom w:val="single" w:color="999999" w:sz="4"/>
+              <w:right w:val="single" w:color="999999" w:sz="4"/>
+            </w:tcBorders>
+            <w:tcMar>
+              <w:top w:type="dxa" w:w="70"/>
+              <w:left w:type="dxa" w:w="110"/>
+              <w:bottom w:type="dxa" w:w="70"/>
+              <w:right w:type="dxa" w:w="110"/>
+            </w:tcMar>
+          </w:tcPr>
+          <w:p>
+            <w:pPr>
+              <w:jc w:val="left"/>
+            </w:pPr>
+            <w:r>
+              <w:rPr>
+                <w:b w:val="false"/>
+                <w:bCs w:val="false"/>
+                <w:sz w:val="19"/>
+                <w:szCs w:val="19"/>
+              </w:rPr>
+              <w:t xml:space="preserve">SmolLM2-360M</w:t>
+            </w:r>
+          </w:p>
+        </w:tc>
+        <w:tc>
+          <w:tcPr>
+            <w:tcW w:type="dxa" w:w="950"/>
+            <w:tcBorders>
+              <w:top w:val="single" w:color="999999" w:sz="4"/>
+              <w:left w:val="single" w:color="999999" w:sz="4"/>
+              <w:bottom w:val="single" w:color="999999" w:sz="4"/>
+              <w:right w:val="single" w:color="999999" w:sz="4"/>
+            </w:tcBorders>
+            <w:tcMar>
+              <w:top w:type="dxa" w:w="70"/>
+              <w:left w:type="dxa" w:w="110"/>
+              <w:bottom w:type="dxa" w:w="70"/>
+              <w:right w:type="dxa" w:w="110"/>
+            </w:tcMar>
+          </w:tcPr>
+          <w:p>
+            <w:pPr>
+              <w:jc w:val="center"/>
+            </w:pPr>
+            <w:r>
+              <w:rPr>
+                <w:b w:val="false"/>
+                <w:bCs w:val="false"/>
+                <w:sz w:val="19"/>
+                <w:szCs w:val="19"/>
+              </w:rPr>
+              <w:t xml:space="preserve">360M</w:t>
+            </w:r>
+          </w:p>
+        </w:tc>
+        <w:tc>
+          <w:tcPr>
+            <w:tcW w:type="dxa" w:w="1340"/>
+            <w:tcBorders>
+              <w:top w:val="single" w:color="999999" w:sz="4"/>
+              <w:left w:val="single" w:color="999999" w:sz="4"/>
+              <w:bottom w:val="single" w:color="999999" w:sz="4"/>
+              <w:right w:val="single" w:color="999999" w:sz="4"/>
+            </w:tcBorders>
+            <w:tcMar>
+              <w:top w:type="dxa" w:w="70"/>
+              <w:left w:type="dxa" w:w="110"/>
+              <w:bottom w:type="dxa" w:w="70"/>
+              <w:right w:type="dxa" w:w="110"/>
+            </w:tcMar>
+          </w:tcPr>
+          <w:p>
+            <w:pPr>
+              <w:jc w:val="center"/>
+            </w:pPr>
+            <w:r>
+              <w:rPr>
+                <w:b w:val="false"/>
+                <w:bCs w:val="false"/>
+                <w:sz w:val="19"/>
+                <w:szCs w:val="19"/>
+              </w:rPr>
+              <w:t xml:space="preserve">QLoRA</w:t>
+            </w:r>
+          </w:p>
+        </w:tc>
+        <w:tc>
+          <w:tcPr>
+            <w:tcW w:type="dxa" w:w="950"/>
+            <w:tcBorders>
+              <w:top w:val="single" w:color="999999" w:sz="4"/>
+              <w:left w:val="single" w:color="999999" w:sz="4"/>
+              <w:bottom w:val="single" w:color="999999" w:sz="4"/>
+              <w:right w:val="single" w:color="999999" w:sz="4"/>
+            </w:tcBorders>
+            <w:tcMar>
+              <w:top w:type="dxa" w:w="70"/>
+              <w:left w:type="dxa" w:w="110"/>
+              <w:bottom w:type="dxa" w:w="70"/>
+              <w:right w:type="dxa" w:w="110"/>
+            </w:tcMar>
+          </w:tcPr>
+          <w:p>
+            <w:pPr>
+              <w:jc w:val="center"/>
+            </w:pPr>
+            <w:r>
+              <w:rPr>
+                <w:b w:val="false"/>
+                <w:bCs w:val="false"/>
+                <w:sz w:val="19"/>
+                <w:szCs w:val="19"/>
+              </w:rPr>
+              <w:t xml:space="preserve">0.662</w:t>
+            </w:r>
+          </w:p>
+        </w:tc>
+        <w:tc>
+          <w:tcPr>
+            <w:tcW w:type="dxa" w:w="950"/>
+            <w:tcBorders>
+              <w:top w:val="single" w:color="999999" w:sz="4"/>
+              <w:left w:val="single" w:color="999999" w:sz="4"/>
+              <w:bottom w:val="single" w:color="999999" w:sz="4"/>
+              <w:right w:val="single" w:color="999999" w:sz="4"/>
+            </w:tcBorders>
+            <w:tcMar>
+              <w:top w:type="dxa" w:w="70"/>
+              <w:left w:type="dxa" w:w="110"/>
+              <w:bottom w:type="dxa" w:w="70"/>
+              <w:right w:type="dxa" w:w="110"/>
+            </w:tcMar>
+          </w:tcPr>
+          <w:p>
+            <w:pPr>
+              <w:jc w:val="center"/>
+            </w:pPr>
+            <w:r>
+              <w:rPr>
+                <w:b w:val="false"/>
+                <w:bCs w:val="false"/>
+                <w:sz w:val="19"/>
+                <w:szCs w:val="19"/>
+              </w:rPr>
+              <w:t xml:space="preserve">0.588</w:t>
+            </w:r>
+          </w:p>
+        </w:tc>
+        <w:tc>
+          <w:tcPr>
+            <w:tcW w:type="dxa" w:w="1180"/>
+            <w:tcBorders>
+              <w:top w:val="single" w:color="999999" w:sz="4"/>
+              <w:left w:val="single" w:color="999999" w:sz="4"/>
+              <w:bottom w:val="single" w:color="999999" w:sz="4"/>
+              <w:right w:val="single" w:color="999999" w:sz="4"/>
+            </w:tcBorders>
+            <w:tcMar>
+              <w:top w:type="dxa" w:w="70"/>
+              <w:left w:type="dxa" w:w="110"/>
+              <w:bottom w:type="dxa" w:w="70"/>
+              <w:right w:type="dxa" w:w="110"/>
+            </w:tcMar>
+          </w:tcPr>
+          <w:p>
+            <w:pPr>
+              <w:jc w:val="center"/>
+            </w:pPr>
+            <w:r>
+              <w:rPr>
+                <w:b w:val="false"/>
+                <w:bCs w:val="false"/>
+                <w:sz w:val="19"/>
+                <w:szCs w:val="19"/>
+              </w:rPr>
+              <w:t xml:space="preserve">696 s</w:t>
+            </w:r>
+          </w:p>
+        </w:tc>
+        <w:tc>
+          <w:tcPr>
+            <w:tcW w:type="dxa" w:w="1170"/>
+            <w:tcBorders>
+              <w:top w:val="single" w:color="999999" w:sz="4"/>
+              <w:left w:val="single" w:color="999999" w:sz="4"/>
+              <w:bottom w:val="single" w:color="999999" w:sz="4"/>
+              <w:right w:val="single" w:color="999999" w:sz="4"/>
+            </w:tcBorders>
+            <w:tcMar>
+              <w:top w:type="dxa" w:w="70"/>
+              <w:left w:type="dxa" w:w="110"/>
+              <w:bottom w:type="dxa" w:w="70"/>
+              <w:right w:type="dxa" w:w="110"/>
+            </w:tcMar>
+          </w:tcPr>
+          <w:p>
+            <w:pPr>
+              <w:jc w:val="center"/>
+            </w:pPr>
+            <w:r>
+              <w:rPr>
+                <w:b w:val="false"/>
+                <w:bCs w:val="false"/>
+                <w:sz w:val="19"/>
+                <w:szCs w:val="19"/>
+              </w:rPr>
+              <w:t xml:space="preserve">1542</w:t>
+            </w:r>
+          </w:p>
+        </w:tc>
+        <w:tc>
+          <w:tcPr>
+            <w:tcW w:type="dxa" w:w="1120"/>
+            <w:tcBorders>
+              <w:top w:val="single" w:color="999999" w:sz="4"/>
+              <w:left w:val="single" w:color="999999" w:sz="4"/>
+              <w:bottom w:val="single" w:color="999999" w:sz="4"/>
+              <w:right w:val="single" w:color="999999" w:sz="4"/>
+            </w:tcBorders>
+            <w:tcMar>
+              <w:top w:type="dxa" w:w="70"/>
+              <w:left w:type="dxa" w:w="110"/>
+              <w:bottom w:type="dxa" w:w="70"/>
+              <w:right w:type="dxa" w:w="110"/>
+            </w:tcMar>
+          </w:tcPr>
+          <w:p>
+            <w:pPr>
+              <w:jc w:val="center"/>
+            </w:pPr>
+            <w:r>
+              <w:rPr>
+                <w:b w:val="false"/>
+                <w:bCs w:val="false"/>
+                <w:sz w:val="19"/>
+                <w:szCs w:val="19"/>
+              </w:rPr>
+              <w:t xml:space="preserve">6.6</w:t>
+            </w:r>
+          </w:p>
+        </w:tc>
+      </w:tr>
+      <w:tr>
+        <w:tc>
+          <w:tcPr>
+            <w:tcW w:type="dxa" w:w="1700"/>
             <w:tcBorders>
               <w:top w:val="single" w:color="999999" w:sz="4"/>
               <w:left w:val="single" w:color="999999" w:sz="4"/>
@@ -3420,7 +3999,7 @@
         </w:tc>
         <w:tc>
           <w:tcPr>
-            <w:tcW w:type="dxa" w:w="1250"/>
+            <w:tcW w:type="dxa" w:w="950"/>
             <w:tcBorders>
               <w:top w:val="single" w:color="999999" w:sz="4"/>
               <w:left w:val="single" w:color="999999" w:sz="4"/>
@@ -3445,13 +4024,13 @@
                 <w:sz w:val="19"/>
                 <w:szCs w:val="19"/>
               </w:rPr>
-              <w:t xml:space="preserve">QLoRA</w:t>
-            </w:r>
-          </w:p>
-        </w:tc>
-        <w:tc>
-          <w:tcPr>
-            <w:tcW w:type="dxa" w:w="900"/>
+              <w:t xml:space="preserve">1.1B</w:t>
+            </w:r>
+          </w:p>
+        </w:tc>
+        <w:tc>
+          <w:tcPr>
+            <w:tcW w:type="dxa" w:w="1340"/>
             <w:tcBorders>
               <w:top w:val="single" w:color="999999" w:sz="4"/>
               <w:left w:val="single" w:color="999999" w:sz="4"/>
@@ -3476,13 +4055,13 @@
                 <w:sz w:val="19"/>
                 <w:szCs w:val="19"/>
               </w:rPr>
-              <w:t xml:space="preserve">0.925</w:t>
-            </w:r>
-          </w:p>
-        </w:tc>
-        <w:tc>
-          <w:tcPr>
-            <w:tcW w:type="dxa" w:w="1100"/>
+              <w:t xml:space="preserve">QLoRA</w:t>
+            </w:r>
+          </w:p>
+        </w:tc>
+        <w:tc>
+          <w:tcPr>
+            <w:tcW w:type="dxa" w:w="950"/>
             <w:tcBorders>
               <w:top w:val="single" w:color="999999" w:sz="4"/>
               <w:left w:val="single" w:color="999999" w:sz="4"/>
@@ -3507,13 +4086,13 @@
                 <w:sz w:val="19"/>
                 <w:szCs w:val="19"/>
               </w:rPr>
-              <w:t xml:space="preserve">0.908</w:t>
-            </w:r>
-          </w:p>
-        </w:tc>
-        <w:tc>
-          <w:tcPr>
-            <w:tcW w:type="dxa" w:w="1050"/>
+              <w:t xml:space="preserve">0.925</w:t>
+            </w:r>
+          </w:p>
+        </w:tc>
+        <w:tc>
+          <w:tcPr>
+            <w:tcW w:type="dxa" w:w="950"/>
             <w:tcBorders>
               <w:top w:val="single" w:color="999999" w:sz="4"/>
               <w:left w:val="single" w:color="999999" w:sz="4"/>
@@ -3538,13 +4117,13 @@
                 <w:sz w:val="19"/>
                 <w:szCs w:val="19"/>
               </w:rPr>
-              <w:t xml:space="preserve">0.921</w:t>
-            </w:r>
-          </w:p>
-        </w:tc>
-        <w:tc>
-          <w:tcPr>
-            <w:tcW w:type="dxa" w:w="950"/>
+              <w:t xml:space="preserve">0.908</w:t>
+            </w:r>
+          </w:p>
+        </w:tc>
+        <w:tc>
+          <w:tcPr>
+            <w:tcW w:type="dxa" w:w="1180"/>
             <w:tcBorders>
               <w:top w:val="single" w:color="999999" w:sz="4"/>
               <w:left w:val="single" w:color="999999" w:sz="4"/>
@@ -3569,13 +4148,13 @@
                 <w:sz w:val="19"/>
                 <w:szCs w:val="19"/>
               </w:rPr>
-              <w:t xml:space="preserve">960</w:t>
-            </w:r>
-          </w:p>
-        </w:tc>
-        <w:tc>
-          <w:tcPr>
-            <w:tcW w:type="dxa" w:w="1050"/>
+              <w:t xml:space="preserve">1697 s</w:t>
+            </w:r>
+          </w:p>
+        </w:tc>
+        <w:tc>
+          <w:tcPr>
+            <w:tcW w:type="dxa" w:w="1170"/>
             <w:tcBorders>
               <w:top w:val="single" w:color="999999" w:sz="4"/>
               <w:left w:val="single" w:color="999999" w:sz="4"/>
@@ -3600,13 +4179,13 @@
                 <w:sz w:val="19"/>
                 <w:szCs w:val="19"/>
               </w:rPr>
-              <w:t xml:space="preserve">3.29</w:t>
-            </w:r>
-          </w:p>
-        </w:tc>
-        <w:tc>
-          <w:tcPr>
-            <w:tcW w:type="dxa" w:w="1160"/>
+              <w:t xml:space="preserve">960</w:t>
+            </w:r>
+          </w:p>
+        </w:tc>
+        <w:tc>
+          <w:tcPr>
+            <w:tcW w:type="dxa" w:w="1120"/>
             <w:tcBorders>
               <w:top w:val="single" w:color="999999" w:sz="4"/>
               <w:left w:val="single" w:color="999999" w:sz="4"/>
@@ -3631,7 +4210,7 @@
                 <w:sz w:val="19"/>
                 <w:szCs w:val="19"/>
               </w:rPr>
-              <w:t xml:space="preserve">1697</w:t>
+              <w:t xml:space="preserve">9.0</w:t>
             </w:r>
           </w:p>
         </w:tc>
@@ -3639,7 +4218,7 @@
       <w:tr>
         <w:tc>
           <w:tcPr>
-            <w:tcW w:type="dxa" w:w="1900"/>
+            <w:tcW w:type="dxa" w:w="1700"/>
             <w:tcBorders>
               <w:top w:val="single" w:color="999999" w:sz="4"/>
               <w:left w:val="single" w:color="999999" w:sz="4"/>
@@ -3671,7 +4250,7 @@
         </w:tc>
         <w:tc>
           <w:tcPr>
-            <w:tcW w:type="dxa" w:w="1250"/>
+            <w:tcW w:type="dxa" w:w="950"/>
             <w:tcBorders>
               <w:top w:val="single" w:color="999999" w:sz="4"/>
               <w:left w:val="single" w:color="999999" w:sz="4"/>
@@ -3697,13 +4276,13 @@
                 <w:sz w:val="19"/>
                 <w:szCs w:val="19"/>
               </w:rPr>
-              <w:t xml:space="preserve">QLoRA</w:t>
-            </w:r>
-          </w:p>
-        </w:tc>
-        <w:tc>
-          <w:tcPr>
-            <w:tcW w:type="dxa" w:w="900"/>
+              <w:t xml:space="preserve">1.5B</w:t>
+            </w:r>
+          </w:p>
+        </w:tc>
+        <w:tc>
+          <w:tcPr>
+            <w:tcW w:type="dxa" w:w="1340"/>
             <w:tcBorders>
               <w:top w:val="single" w:color="999999" w:sz="4"/>
               <w:left w:val="single" w:color="999999" w:sz="4"/>
@@ -3729,13 +4308,13 @@
                 <w:sz w:val="19"/>
                 <w:szCs w:val="19"/>
               </w:rPr>
-              <w:t xml:space="preserve">0.925</w:t>
-            </w:r>
-          </w:p>
-        </w:tc>
-        <w:tc>
-          <w:tcPr>
-            <w:tcW w:type="dxa" w:w="1100"/>
+              <w:t xml:space="preserve">QLoRA</w:t>
+            </w:r>
+          </w:p>
+        </w:tc>
+        <w:tc>
+          <w:tcPr>
+            <w:tcW w:type="dxa" w:w="950"/>
             <w:tcBorders>
               <w:top w:val="single" w:color="999999" w:sz="4"/>
               <w:left w:val="single" w:color="999999" w:sz="4"/>
@@ -3761,13 +4340,13 @@
                 <w:sz w:val="19"/>
                 <w:szCs w:val="19"/>
               </w:rPr>
-              <w:t xml:space="preserve">0.914</w:t>
-            </w:r>
-          </w:p>
-        </w:tc>
-        <w:tc>
-          <w:tcPr>
-            <w:tcW w:type="dxa" w:w="1050"/>
+              <w:t xml:space="preserve">0.925</w:t>
+            </w:r>
+          </w:p>
+        </w:tc>
+        <w:tc>
+          <w:tcPr>
+            <w:tcW w:type="dxa" w:w="950"/>
             <w:tcBorders>
               <w:top w:val="single" w:color="999999" w:sz="4"/>
               <w:left w:val="single" w:color="999999" w:sz="4"/>
@@ -3793,13 +4372,13 @@
                 <w:sz w:val="19"/>
                 <w:szCs w:val="19"/>
               </w:rPr>
-              <w:t xml:space="preserve">0.925</w:t>
-            </w:r>
-          </w:p>
-        </w:tc>
-        <w:tc>
-          <w:tcPr>
-            <w:tcW w:type="dxa" w:w="950"/>
+              <w:t xml:space="preserve">0.914</w:t>
+            </w:r>
+          </w:p>
+        </w:tc>
+        <w:tc>
+          <w:tcPr>
+            <w:tcW w:type="dxa" w:w="1180"/>
             <w:tcBorders>
               <w:top w:val="single" w:color="999999" w:sz="4"/>
               <w:left w:val="single" w:color="999999" w:sz="4"/>
@@ -3820,6 +4399,38 @@
             </w:pPr>
             <w:r>
               <w:rPr>
+                <w:b/>
+                <w:bCs/>
+                <w:sz w:val="19"/>
+                <w:szCs w:val="19"/>
+              </w:rPr>
+              <w:t xml:space="preserve">2151 s</w:t>
+            </w:r>
+          </w:p>
+        </w:tc>
+        <w:tc>
+          <w:tcPr>
+            <w:tcW w:type="dxa" w:w="1170"/>
+            <w:tcBorders>
+              <w:top w:val="single" w:color="999999" w:sz="4"/>
+              <w:left w:val="single" w:color="999999" w:sz="4"/>
+              <w:bottom w:val="single" w:color="999999" w:sz="4"/>
+              <w:right w:val="single" w:color="999999" w:sz="4"/>
+            </w:tcBorders>
+            <w:shd w:fill="E2EFDA" w:val="clear"/>
+            <w:tcMar>
+              <w:top w:type="dxa" w:w="70"/>
+              <w:left w:type="dxa" w:w="110"/>
+              <w:bottom w:type="dxa" w:w="70"/>
+              <w:right w:type="dxa" w:w="110"/>
+            </w:tcMar>
+          </w:tcPr>
+          <w:p>
+            <w:pPr>
+              <w:jc w:val="center"/>
+            </w:pPr>
+            <w:r>
+              <w:rPr>
                 <w:sz w:val="19"/>
                 <w:szCs w:val="19"/>
               </w:rPr>
@@ -3829,7 +4440,7 @@
         </w:tc>
         <w:tc>
           <w:tcPr>
-            <w:tcW w:type="dxa" w:w="1050"/>
+            <w:tcW w:type="dxa" w:w="1120"/>
             <w:tcBorders>
               <w:top w:val="single" w:color="999999" w:sz="4"/>
               <w:left w:val="single" w:color="999999" w:sz="4"/>
@@ -3853,37 +4464,7 @@
                 <w:sz w:val="19"/>
                 <w:szCs w:val="19"/>
               </w:rPr>
-              <w:t xml:space="preserve">5.07</w:t>
-            </w:r>
-          </w:p>
-        </w:tc>
-        <w:tc>
-          <w:tcPr>
-            <w:tcW w:type="dxa" w:w="1160"/>
-            <w:tcBorders>
-              <w:top w:val="single" w:color="999999" w:sz="4"/>
-              <w:left w:val="single" w:color="999999" w:sz="4"/>
-              <w:bottom w:val="single" w:color="999999" w:sz="4"/>
-              <w:right w:val="single" w:color="999999" w:sz="4"/>
-            </w:tcBorders>
-            <w:shd w:fill="E2EFDA" w:val="clear"/>
-            <w:tcMar>
-              <w:top w:type="dxa" w:w="70"/>
-              <w:left w:type="dxa" w:w="110"/>
-              <w:bottom w:type="dxa" w:w="70"/>
-              <w:right w:type="dxa" w:w="110"/>
-            </w:tcMar>
-          </w:tcPr>
-          <w:p>
-            <w:pPr>
-              <w:jc w:val="center"/>
-            </w:pPr>
-            <w:r>
-              <w:rPr>
-                <w:sz w:val="19"/>
-                <w:szCs w:val="19"/>
-              </w:rPr>
-              <w:t xml:space="preserve">2151</w:t>
+              <w:t xml:space="preserve">8.7</w:t>
             </w:r>
           </w:p>
         </w:tc>
@@ -3891,7 +4472,7 @@
       <w:tr>
         <w:tc>
           <w:tcPr>
-            <w:tcW w:type="dxa" w:w="1900"/>
+            <w:tcW w:type="dxa" w:w="1700"/>
             <w:tcBorders>
               <w:top w:val="single" w:color="999999" w:sz="4"/>
               <w:left w:val="single" w:color="999999" w:sz="4"/>
@@ -3916,13 +4497,44 @@
                 <w:sz w:val="19"/>
                 <w:szCs w:val="19"/>
               </w:rPr>
-              <w:t xml:space="preserve">Gemma-4-E2B (5B)</w:t>
-            </w:r>
-          </w:p>
-        </w:tc>
-        <w:tc>
-          <w:tcPr>
-            <w:tcW w:type="dxa" w:w="1250"/>
+              <w:t xml:space="preserve">Gemma-4-E2B</w:t>
+            </w:r>
+          </w:p>
+        </w:tc>
+        <w:tc>
+          <w:tcPr>
+            <w:tcW w:type="dxa" w:w="950"/>
+            <w:tcBorders>
+              <w:top w:val="single" w:color="999999" w:sz="4"/>
+              <w:left w:val="single" w:color="999999" w:sz="4"/>
+              <w:bottom w:val="single" w:color="999999" w:sz="4"/>
+              <w:right w:val="single" w:color="999999" w:sz="4"/>
+            </w:tcBorders>
+            <w:tcMar>
+              <w:top w:type="dxa" w:w="70"/>
+              <w:left w:type="dxa" w:w="110"/>
+              <w:bottom w:type="dxa" w:w="70"/>
+              <w:right w:type="dxa" w:w="110"/>
+            </w:tcMar>
+          </w:tcPr>
+          <w:p>
+            <w:pPr>
+              <w:jc w:val="center"/>
+            </w:pPr>
+            <w:r>
+              <w:rPr>
+                <w:b w:val="false"/>
+                <w:bCs w:val="false"/>
+                <w:sz w:val="19"/>
+                <w:szCs w:val="19"/>
+              </w:rPr>
+              <w:t xml:space="preserve">5B / ~2B</w:t>
+            </w:r>
+          </w:p>
+        </w:tc>
+        <w:tc>
+          <w:tcPr>
+            <w:tcW w:type="dxa" w:w="1340"/>
             <w:tcBorders>
               <w:top w:val="single" w:color="999999" w:sz="4"/>
               <w:left w:val="single" w:color="999999" w:sz="4"/>
@@ -3953,7 +4565,7 @@
         </w:tc>
         <w:tc>
           <w:tcPr>
-            <w:tcW w:type="dxa" w:w="900"/>
+            <w:tcW w:type="dxa" w:w="950"/>
             <w:tcBorders>
               <w:top w:val="single" w:color="999999" w:sz="4"/>
               <w:left w:val="single" w:color="999999" w:sz="4"/>
@@ -3984,7 +4596,7 @@
         </w:tc>
         <w:tc>
           <w:tcPr>
-            <w:tcW w:type="dxa" w:w="1100"/>
+            <w:tcW w:type="dxa" w:w="950"/>
             <w:tcBorders>
               <w:top w:val="single" w:color="999999" w:sz="4"/>
               <w:left w:val="single" w:color="999999" w:sz="4"/>
@@ -4015,38 +4627,38 @@
         </w:tc>
         <w:tc>
           <w:tcPr>
-            <w:tcW w:type="dxa" w:w="1050"/>
-            <w:tcBorders>
-              <w:top w:val="single" w:color="999999" w:sz="4"/>
-              <w:left w:val="single" w:color="999999" w:sz="4"/>
-              <w:bottom w:val="single" w:color="999999" w:sz="4"/>
-              <w:right w:val="single" w:color="999999" w:sz="4"/>
-            </w:tcBorders>
-            <w:tcMar>
-              <w:top w:type="dxa" w:w="70"/>
-              <w:left w:type="dxa" w:w="110"/>
-              <w:bottom w:type="dxa" w:w="70"/>
-              <w:right w:type="dxa" w:w="110"/>
-            </w:tcMar>
-          </w:tcPr>
-          <w:p>
-            <w:pPr>
-              <w:jc w:val="center"/>
-            </w:pPr>
-            <w:r>
-              <w:rPr>
-                <w:b w:val="false"/>
-                <w:bCs w:val="false"/>
-                <w:sz w:val="19"/>
-                <w:szCs w:val="19"/>
-              </w:rPr>
-              <w:t xml:space="preserve">0.765</w:t>
-            </w:r>
-          </w:p>
-        </w:tc>
-        <w:tc>
-          <w:tcPr>
-            <w:tcW w:type="dxa" w:w="950"/>
+            <w:tcW w:type="dxa" w:w="1180"/>
+            <w:tcBorders>
+              <w:top w:val="single" w:color="999999" w:sz="4"/>
+              <w:left w:val="single" w:color="999999" w:sz="4"/>
+              <w:bottom w:val="single" w:color="999999" w:sz="4"/>
+              <w:right w:val="single" w:color="999999" w:sz="4"/>
+            </w:tcBorders>
+            <w:tcMar>
+              <w:top w:type="dxa" w:w="70"/>
+              <w:left w:type="dxa" w:w="110"/>
+              <w:bottom w:type="dxa" w:w="70"/>
+              <w:right w:type="dxa" w:w="110"/>
+            </w:tcMar>
+          </w:tcPr>
+          <w:p>
+            <w:pPr>
+              <w:jc w:val="center"/>
+            </w:pPr>
+            <w:r>
+              <w:rPr>
+                <w:b w:val="false"/>
+                <w:bCs w:val="false"/>
+                <w:sz w:val="19"/>
+                <w:szCs w:val="19"/>
+              </w:rPr>
+              <w:t xml:space="preserve">718 s</w:t>
+            </w:r>
+          </w:p>
+        </w:tc>
+        <w:tc>
+          <w:tcPr>
+            <w:tcW w:type="dxa" w:w="1170"/>
             <w:tcBorders>
               <w:top w:val="single" w:color="999999" w:sz="4"/>
               <w:left w:val="single" w:color="999999" w:sz="4"/>
@@ -4077,63 +4689,32 @@
         </w:tc>
         <w:tc>
           <w:tcPr>
-            <w:tcW w:type="dxa" w:w="1050"/>
-            <w:tcBorders>
-              <w:top w:val="single" w:color="999999" w:sz="4"/>
-              <w:left w:val="single" w:color="999999" w:sz="4"/>
-              <w:bottom w:val="single" w:color="999999" w:sz="4"/>
-              <w:right w:val="single" w:color="999999" w:sz="4"/>
-            </w:tcBorders>
-            <w:tcMar>
-              <w:top w:type="dxa" w:w="70"/>
-              <w:left w:type="dxa" w:w="110"/>
-              <w:bottom w:type="dxa" w:w="70"/>
-              <w:right w:type="dxa" w:w="110"/>
-            </w:tcMar>
-          </w:tcPr>
-          <w:p>
-            <w:pPr>
-              <w:jc w:val="center"/>
-            </w:pPr>
-            <w:r>
-              <w:rPr>
-                <w:b w:val="false"/>
-                <w:bCs w:val="false"/>
-                <w:sz w:val="19"/>
-                <w:szCs w:val="19"/>
-              </w:rPr>
-              <w:t xml:space="preserve">9.73</w:t>
-            </w:r>
-          </w:p>
-        </w:tc>
-        <w:tc>
-          <w:tcPr>
-            <w:tcW w:type="dxa" w:w="1160"/>
-            <w:tcBorders>
-              <w:top w:val="single" w:color="999999" w:sz="4"/>
-              <w:left w:val="single" w:color="999999" w:sz="4"/>
-              <w:bottom w:val="single" w:color="999999" w:sz="4"/>
-              <w:right w:val="single" w:color="999999" w:sz="4"/>
-            </w:tcBorders>
-            <w:tcMar>
-              <w:top w:type="dxa" w:w="70"/>
-              <w:left w:type="dxa" w:w="110"/>
-              <w:bottom w:type="dxa" w:w="70"/>
-              <w:right w:type="dxa" w:w="110"/>
-            </w:tcMar>
-          </w:tcPr>
-          <w:p>
-            <w:pPr>
-              <w:jc w:val="center"/>
-            </w:pPr>
-            <w:r>
-              <w:rPr>
-                <w:b w:val="false"/>
-                <w:bCs w:val="false"/>
-                <w:sz w:val="19"/>
-                <w:szCs w:val="19"/>
-              </w:rPr>
-              <w:t xml:space="preserve">718</w:t>
+            <w:tcW w:type="dxa" w:w="1120"/>
+            <w:tcBorders>
+              <w:top w:val="single" w:color="999999" w:sz="4"/>
+              <w:left w:val="single" w:color="999999" w:sz="4"/>
+              <w:bottom w:val="single" w:color="999999" w:sz="4"/>
+              <w:right w:val="single" w:color="999999" w:sz="4"/>
+            </w:tcBorders>
+            <w:tcMar>
+              <w:top w:type="dxa" w:w="70"/>
+              <w:left w:type="dxa" w:w="110"/>
+              <w:bottom w:type="dxa" w:w="70"/>
+              <w:right w:type="dxa" w:w="110"/>
+            </w:tcMar>
+          </w:tcPr>
+          <w:p>
+            <w:pPr>
+              <w:jc w:val="center"/>
+            </w:pPr>
+            <w:r>
+              <w:rPr>
+                <w:b w:val="false"/>
+                <w:bCs w:val="false"/>
+                <w:sz w:val="19"/>
+                <w:szCs w:val="19"/>
+              </w:rPr>
+              <w:t xml:space="preserve">62.1</w:t>
             </w:r>
           </w:p>
         </w:tc>
@@ -4151,7 +4732,7 @@
           <w:sz w:val="20"/>
           <w:szCs w:val="20"/>
         </w:rPr>
-        <w:t xml:space="preserve">Tablo 4. Standart sonuç tablosu (test seti, n=80, seed=42)</w:t>
+        <w:t xml:space="preserve">Tablo 4. Standart sonuç tablosu (test seti, n=80, seed=42). Model Boyutu sütunu LoRA adaptörünün bf16 disk boyutunu gösterir; 4-bit baz model HF Hub'dan ayrı yüklenir.</w:t>
       </w:r>
     </w:p>
     <w:p>
@@ -4160,7 +4741,25 @@
         <w:jc w:val="both"/>
       </w:pPr>
       <w:r>
-        <w:t xml:space="preserve">Eğitilebilir parametre oranları (QLoRA): SmolLM2 3.28M (%0.90), TinyLlama 4.5M (%0.41), Qwen2.5 4.36M (%0.28), Gemma-4 31.04M (%0.60 — Unsloth'un Gemma için önerdiği genişletilmiş hedef modüller). Tüm fine-tuned modeller test setinde 0/80 ayrıştırma hatası vermiştir; zero-shot ise 79/80 örnekte geçerli kategori üretememiştir.</w:t>
+        <w:t xml:space="preserve">Tamamlayıcı metrikler (raporun zorunlu tablosunda yer almayan, ancak değerlendirme için kullanılan): Weighted-F1 değerleri SmolLM2-QLoRA için 0.663, TinyLlama-QLoRA için 0.921, Qwen2.5-QLoRA için 0.925, Gemma-4-QLoRA için 0.765. Tepe GPU bellek kullanımı (T4 üzerinde): SmolLM2 1.81 GB, TinyLlama 3.29 GB, Qwen2.5 5.07 GB, Gemma-4 9.73 GB.</w:t>
+      </w:r>
+    </w:p>
+    <w:p>
+      <w:pPr>
+        <w:spacing w:after="120" w:line="360"/>
+        <w:jc w:val="both"/>
+      </w:pPr>
+      <w:r>
+        <w:t xml:space="preserve">Eğitilebilir parametre oranları (QLoRA): SmolLM2 3.28M (%0.90), TinyLlama 4.5M (%0.41), Qwen2.5 4.36M (%0.28), Gemma-4 31.04M (%0.60 — Unsloth'un Gemma için önerdiği genişletilmiş hedef modüller). Tüm fine-tuned modeller test setinde 0/80 ayrıştırma hatası vermiştir.</w:t>
+      </w:r>
+    </w:p>
+    <w:p>
+      <w:pPr>
+        <w:spacing w:after="120" w:line="360"/>
+        <w:jc w:val="both"/>
+      </w:pPr>
+      <w:r>
+        <w:t xml:space="preserve">Zero-shot ayrıştırma hataları modellerin talimat-takip yeteneğini açığa çıkarmaktadır: TinyLlama 79/80 (neredeyse tam çöküş, geçerli kategori üretemiyor), SmolLM2 12/80, Qwen2.5 ise 0/80 — yani Qwen, ince ayar olmadan bile istenen formatta kategori üretebilmiştir; bu, güçlü ön eğitiminin bir göstergesidir. Buna rağmen tüm modeller zero-shot'ta zayıftır (en iyi Macro-F1 0.391, Qwen). QLoRA'nın sağladığı kazanç (Macro-F1 cinsinden) belirgindir: SmolLM2 +0.373, TinyLlama +0.814, Qwen2.5 +0.523. Fine-tuning her modeli kayda değer biçimde iyileştirmekte, en büyük sıçramayı ise zero-shot'ta tamamen çöken TinyLlama'da yapmaktadır.</w:t>
       </w:r>
     </w:p>
     <w:p>
@@ -5167,7 +5766,7 @@
         <w:jc w:val="both"/>
       </w:pPr>
       <w:r>
-        <w:t xml:space="preserve">Zero-shot temel çizgi görevde tamamen çökmüştür (Macro-F1 0.094); model 80 örneğin 79'unda geçerli bir kategori bile üretememiş, %26.2'lik doğruluk yalnızca "Diğer" sınıfının taban oranının bir yansımasıdır. QLoRA ince ayarı bu tabloyu kökten değiştirmiş, Macro-F1 değerini 0.91 seviyesine taşımıştır — projenin temel bulgusu budur.</w:t>
+        <w:t xml:space="preserve">Zero-shot temel çizgi tüm modellerde görev için yetersizdir (en iyi Macro-F1 0.391, Qwen2.5). TinyLlama base modeli neredeyse tamamen çökmüş (Macro-F1 0.094, 79/80 ayrıştırma hatası), SmolLM2 ve Qwen kısmen daha iyi olsa da %40 civarı doğrulukta kalmıştır. QLoRA ince ayarı bu tabloyu kökten değiştirmiş, en iyi Macro-F1 değerini 0.91 seviyesine taşımıştır — projenin temel bulgusu budur.</w:t>
       </w:r>
     </w:p>
     <w:p>
@@ -5262,7 +5861,77 @@
         <w:spacing w:after="160" w:before="240"/>
       </w:pPr>
       <w:r>
-        <w:t xml:space="preserve">7.3. LoRA vs QLoRA Karşılaştırması</w:t>
+        <w:t xml:space="preserve">7.3. Modeller Arası Hata Karşılaştırması</w:t>
+      </w:r>
+    </w:p>
+    <w:p>
+      <w:pPr>
+        <w:spacing w:after="120" w:line="360"/>
+        <w:jc w:val="both"/>
+      </w:pPr>
+      <w:r>
+        <w:t xml:space="preserve">Aşağıda dört modelin kendine özgü hata desenleri özetlenmiştir; bu desenler modellerin hangi yetenek/zayıflık profiline sahip olduğunu ve görev seçiminde nasıl yönlendirileceğini gösterir:</w:t>
+      </w:r>
+    </w:p>
+    <w:p>
+      <w:pPr>
+        <w:pStyle w:val="ListParagraph"/>
+        <w:numPr>
+          <w:ilvl w:val="0"/>
+          <w:numId w:val="2"/>
+        </w:numPr>
+        <w:spacing w:after="80"/>
+      </w:pPr>
+      <w:r>
+        <w:t xml:space="preserve">SmolLM2-360M: Azınlık sınıflarda toplu çöküş (Kayıp 0.38, Bağış 0.42, Altyapı 0.59). Karışıklık matrisinde Kayıp/Altyapı/Bağış üçlüsü birbirine karışmakta — küçük model semantik olarak yakın sınıfları ayıramamakta. Yüksek örnekli sınıflar (Yardım 0.85, Diğer 0.70) görece korunmuş.</w:t>
+      </w:r>
+    </w:p>
+    <w:p>
+      <w:pPr>
+        <w:pStyle w:val="ListParagraph"/>
+        <w:numPr>
+          <w:ilvl w:val="0"/>
+          <w:numId w:val="2"/>
+        </w:numPr>
+        <w:spacing w:after="80"/>
+      </w:pPr>
+      <w:r>
+        <w:t xml:space="preserve">TinyLlama-1.1B: En temiz hata profili. Yardım/Kayıp/Altyapı/Diğer F1≥0.95. Yalnızca Bağış zayıf (0.74) — 11 bağış örneğinin 4'ü yanlış (2 Yardım, 1 Kayıp, 1 Altyapı). "Nereye yanılırsa oraya yanılır" tahmin edilebilir; üretim için en güvenilir profil.</w:t>
+      </w:r>
+    </w:p>
+    <w:p>
+      <w:pPr>
+        <w:pStyle w:val="ListParagraph"/>
+        <w:numPr>
+          <w:ilvl w:val="0"/>
+          <w:numId w:val="2"/>
+        </w:numPr>
+        <w:spacing w:after="80"/>
+      </w:pPr>
+      <w:r>
+        <w:t xml:space="preserve">Qwen2.5-1.5B: TinyLlama'ya benzer, biraz daha rafine. Altyapı F1 1.00 (kusursuz), Yardım recall 1.00 (hiçbir yardım çağrısı kaçmadı). Hata noktaları benzer: 11 bağıştan 2'si yanlışlıkla Yardım; Kayıp recall 0.80.</w:t>
+      </w:r>
+    </w:p>
+    <w:p>
+      <w:pPr>
+        <w:pStyle w:val="ListParagraph"/>
+        <w:numPr>
+          <w:ilvl w:val="0"/>
+          <w:numId w:val="2"/>
+        </w:numPr>
+        <w:spacing w:after="80"/>
+      </w:pPr>
+      <w:r>
+        <w:t xml:space="preserve">Gemma-4-E2B: Diğerlerinden farklı, sorunlu hata deseni. Eğitim aşırı uydurması test'te şöyle yansıyor: Kayıp recall yalnızca 0.30 (10'da 3 — kayıp bildirimi kaçıyor!), 20 Diğer örneğinin 6'sı yanlışlıkla Bağış olarak işaretleniyor. Model overfit altında baskın örüntülere yaslanmış.</w:t>
+      </w:r>
+    </w:p>
+    <w:p>
+      <w:pPr>
+        <w:pStyle w:val="Heading2"/>
+        <w:spacing w:after="160" w:before="240"/>
+      </w:pPr>
+      <w:r>
+        <w:t xml:space="preserve">7.4. LoRA vs QLoRA Karşılaştırması</w:t>
       </w:r>
     </w:p>
     <w:p>
@@ -5449,7 +6118,16 @@
         <w:spacing w:after="160" w:before="240"/>
       </w:pPr>
       <w:r>
-        <w:t xml:space="preserve">8.4. Gelecek Çalışmalar</w:t>
+        <w:t xml:space="preserve">8.4. Edge Cihaz Değerlendirmesi</w:t>
+      </w:r>
+    </w:p>
+    <w:p>
+      <w:pPr>
+        <w:spacing w:after="120" w:line="360"/>
+        <w:jc w:val="both"/>
+      </w:pPr>
+      <w:r>
+        <w:t xml:space="preserve">QLoRA ile elde edilen küçük adaptör boyutları ve düşük GPU bellek tüketimi, modellerin edge senaryolarda kullanılabilirliği için elverişlidir. Aşağıdaki değerlendirme, dört modelin farklı edge profillerine uygunluğunu özetler:</w:t>
       </w:r>
     </w:p>
     <w:p>
@@ -5462,7 +6140,7 @@
         <w:spacing w:after="80"/>
       </w:pPr>
       <w:r>
-        <w:t xml:space="preserve">Gemma-4-E2B için modele özel hiperparametre araması (epoch=1-2, lr=1e-4) ile aşırı uydurmanın azaltılması.</w:t>
+        <w:t xml:space="preserve">SmolLM2-360M (Tepe GPU 1.81 GB · Adaptör 6.6 MB · 1542 ms/tweet): En kısıtlı cihazlar için uygundur (üst-seviye akıllı telefonların NPU/GPU'ları). Doğruluk bedeli yüksek (Macro-F1 0.59), bu yüzden yalnızca aşırı kısıtlı senaryolar için.</w:t>
       </w:r>
     </w:p>
     <w:p>
@@ -5475,7 +6153,7 @@
         <w:spacing w:after="80"/>
       </w:pPr>
       <w:r>
-        <w:t xml:space="preserve">Üç seed ile ortalama±std raporlaması ve few-shot (3-shot) temel çizgi.</w:t>
+        <w:t xml:space="preserve">TinyLlama-1.1B (Tepe GPU 3.29 GB · Adaptör 9.0 MB · 960 ms/tweet): Edge için en dengeli seçenektir. Macro-F1 0.91 ile büyük modellere yakın başarı, dizüstü bilgisayar GPU'ları (4–6 GB) ve üst segment akıllı telefonlarda çalışabilir. Önerilen edge varsayılanı.</w:t>
       </w:r>
     </w:p>
     <w:p>
@@ -5488,7 +6166,7 @@
         <w:spacing w:after="80"/>
       </w:pPr>
       <w:r>
-        <w:t xml:space="preserve">Saliha'nın LoRA sonuçlarıyla tam LoRA–QLoRA karşılaştırması.</w:t>
+        <w:t xml:space="preserve">Qwen2.5-1.5B (Tepe GPU 5.07 GB · Adaptör 8.7 MB · 1120 ms/tweet): En yüksek doğruluk; giriş seviyesi masaüstü GPU (≥6 GB) gerektirir. Telefonlarda zorlanabilir, ama tablet/laptop için iyi.</w:t>
       </w:r>
     </w:p>
     <w:p>
@@ -5501,7 +6179,112 @@
         <w:spacing w:after="80"/>
       </w:pPr>
       <w:r>
-        <w:t xml:space="preserve">Veri setinin büyütülmesi ve gerçek zamanlı (stream) entegrasyon.</w:t>
+        <w:t xml:space="preserve">Gemma-4-E2B (Tepe GPU 9.73 GB · Adaptör 62.1 MB · 1798 ms/tweet): Edge için uygun değildir; orta-üst masaüstü GPU gerektirir ve performansı diğerlerinin altındadır.</w:t>
+      </w:r>
+    </w:p>
+    <w:p>
+      <w:pPr>
+        <w:spacing w:after="120" w:line="360"/>
+        <w:jc w:val="both"/>
+      </w:pPr>
+      <w:r>
+        <w:t xml:space="preserve">Çıkarım süreleri T4 üzerinde tek örnek (batch=1) için ölçülmüştür. Gerçek-zamanlı tweet akışı senaryolarında toplu işlem (batching) ile saniyede 10–50 örnek hedeflenebilir. Bellek açısından, bu çalışmadaki TinyLlama yapılandırması (4-bit base ~550 MB + 9 MB adaptör) yaklaşık 600 MB toplam diskte yer kaplar — modern bir mobil cihazın depolama ve bellek bütçesi için makul bir aday.</w:t>
+      </w:r>
+    </w:p>
+    <w:p>
+      <w:pPr>
+        <w:pStyle w:val="Heading2"/>
+        <w:spacing w:after="160" w:before="240"/>
+      </w:pPr>
+      <w:r>
+        <w:t xml:space="preserve">8.5. Tartışma ve Gelecek Çalışmalar</w:t>
+      </w:r>
+    </w:p>
+    <w:p>
+      <w:pPr>
+        <w:spacing w:after="120" w:line="360"/>
+        <w:jc w:val="both"/>
+      </w:pPr>
+      <w:r>
+        <w:t xml:space="preserve">Hangi model hangi göreve uygundur? Test edilen Türkçe afet metni sınıflandırma görevi için boyut–performans dengesi şöyle özetlenebilir: SmolLM2 yalnızca aşırı kısıtlı edge senaryolarda; TinyLlama edge ve düşük-maliyet üretim için en iyi denge; Qwen2.5 üretim kalitesinde en doğru model; Gemma-4 ise mevcut hiperparametrelerle bu özel görev/veri çiftine uyum sağlayamamıştır. Sonuç olarak parametre sayısı tek başına model seçiminin kriteri olmamalı; veri ölçeği ve hiperparametre uyumu kritik rol oynar.</w:t>
+      </w:r>
+    </w:p>
+    <w:p>
+      <w:pPr>
+        <w:pStyle w:val="ListParagraph"/>
+        <w:numPr>
+          <w:ilvl w:val="0"/>
+          <w:numId w:val="2"/>
+        </w:numPr>
+        <w:spacing w:after="80"/>
+      </w:pPr>
+      <w:r>
+        <w:t xml:space="preserve">Gemma-4-E2B için modele özel hiperparametre araması (epoch=1–2, lr=1e-4, dar LoRA hedefleri) ile aşırı uydurmanın azaltılması ve skorun iyileştirilmesi.</w:t>
+      </w:r>
+    </w:p>
+    <w:p>
+      <w:pPr>
+        <w:pStyle w:val="ListParagraph"/>
+        <w:numPr>
+          <w:ilvl w:val="0"/>
+          <w:numId w:val="2"/>
+        </w:numPr>
+        <w:spacing w:after="80"/>
+      </w:pPr>
+      <w:r>
+        <w:t xml:space="preserve">Üç seed (42/123/2023) ile ortalama±std raporlaması (devam ediyor) ve few-shot baseline'ının diğer modeller için genişletilmesi.</w:t>
+      </w:r>
+    </w:p>
+    <w:p>
+      <w:pPr>
+        <w:pStyle w:val="ListParagraph"/>
+        <w:numPr>
+          <w:ilvl w:val="0"/>
+          <w:numId w:val="2"/>
+        </w:numPr>
+        <w:spacing w:after="80"/>
+      </w:pPr>
+      <w:r>
+        <w:t xml:space="preserve">Saliha Göçergi'nin LoRA sonuçlarıyla tam LoRA–QLoRA karşılaştırması (bellek/hız/doğruluk üçlüsü).</w:t>
+      </w:r>
+    </w:p>
+    <w:p>
+      <w:pPr>
+        <w:pStyle w:val="ListParagraph"/>
+        <w:numPr>
+          <w:ilvl w:val="0"/>
+          <w:numId w:val="2"/>
+        </w:numPr>
+        <w:spacing w:after="80"/>
+      </w:pPr>
+      <w:r>
+        <w:t xml:space="preserve">Veri setinin Kaggle kaynak havuzu büyütülerek 5–10K seviyesine çıkarılması; çok-seed çeşitliliğinin azalması beklenir.</w:t>
+      </w:r>
+    </w:p>
+    <w:p>
+      <w:pPr>
+        <w:pStyle w:val="ListParagraph"/>
+        <w:numPr>
+          <w:ilvl w:val="0"/>
+          <w:numId w:val="2"/>
+        </w:numPr>
+        <w:spacing w:after="80"/>
+      </w:pPr>
+      <w:r>
+        <w:t xml:space="preserve">Fine-tuned modellerin HuggingFace Hub'a yüklenmesi (toplumla paylaşım, ortak benchmark katkısı).</w:t>
+      </w:r>
+    </w:p>
+    <w:p>
+      <w:pPr>
+        <w:pStyle w:val="ListParagraph"/>
+        <w:numPr>
+          <w:ilvl w:val="0"/>
+          <w:numId w:val="2"/>
+        </w:numPr>
+        <w:spacing w:after="80"/>
+      </w:pPr>
+      <w:r>
+        <w:t xml:space="preserve">Gerçek-zamanlı tweet akışı (stream) entegrasyonu ve insan-müdahaleli onay döngüsü.</w:t>
       </w:r>
     </w:p>
     <w:p>

--- a/report/FinalRaporu_Mustafa_Kirpik.docx
+++ b/report/FinalRaporu_Mustafa_Kirpik.docx
@@ -5931,7 +5931,7 @@
         <w:spacing w:after="160" w:before="240"/>
       </w:pPr>
       <w:r>
-        <w:t xml:space="preserve">7.4. LoRA vs QLoRA Karşılaştırması</w:t>
+        <w:t xml:space="preserve">7.4. LoRA vs QLoRA Karşılaştırması (Mustafa Kırpık × Saliha Göçergi)</w:t>
       </w:r>
     </w:p>
     <w:p>
@@ -5940,22 +5940,2238 @@
         <w:jc w:val="both"/>
       </w:pPr>
       <w:r>
-        <w:t xml:space="preserve">Bu çalışmanın benchmark'a temel katkısı, Saliha Göçergi'nin LoRA sonuçlarıyla yapılacak doğrudan karşılaştırmadır. Aynı veri seti, modeller ve seed kullanıldığından doğruluk ve kaynak tüketimi adil biçimde kıyaslanabilir.</w:t>
-      </w:r>
-    </w:p>
-    <w:p>
-      <w:pPr>
-        <w:spacing w:after="120"/>
+        <w:t xml:space="preserve">Bu çalışmanın benchmark katkısı, Saliha Göçergi'nin LoRA çalışmasıyla doğrudan karşılaştırmadır. İki çalışma aynı dört temel modeli ve aynı görevi (Türkçe afet tweet 5-sınıf) ele almakla birlikte, **iki yöntemsel farklılık** vardır ve bunlar dürüstçe belirtilmelidir:</w:t>
+      </w:r>
+    </w:p>
+    <w:p>
+      <w:pPr>
+        <w:pStyle w:val="ListParagraph"/>
+        <w:numPr>
+          <w:ilvl w:val="0"/>
+          <w:numId w:val="2"/>
+        </w:numPr>
+        <w:spacing w:after="80"/>
+      </w:pPr>
+      <w:r>
+        <w:t xml:space="preserve">Bu çalışma (QLoRA): 4-bit NF4 quantize edilmiş baz model + LoRA r=16/α=32, üretken SFT yaklaşımı (model kategori adını üretir), 793 örneklik ham set, sınıf ağırlığı yok.</w:t>
+      </w:r>
+    </w:p>
+    <w:p>
+      <w:pPr>
+        <w:pStyle w:val="ListParagraph"/>
+        <w:numPr>
+          <w:ilvl w:val="0"/>
+          <w:numId w:val="2"/>
+        </w:numPr>
+        <w:spacing w:after="80"/>
+      </w:pPr>
+      <w:r>
+        <w:t xml:space="preserve">Saliha (LoRA): 16-bit baz model + LoRA r=8/α=16, sınıflandırma kafalı (SEQ_CLS) yaklaşım, dedup sonrası 755 örnek, class-weighted CrossEntropy ile sınıf dengesizliği telafisi (ağırlıklar [0.58, 1.55, 1.51, 1.44, 0.78]).</w:t>
+      </w:r>
+    </w:p>
+    <w:p>
+      <w:pPr>
+        <w:spacing w:after="120" w:line="360"/>
+        <w:jc w:val="both"/>
+      </w:pPr>
+      <w:r>
+        <w:t xml:space="preserve">Bu nedenle ham doğruluk sayıları birebir aynı zeminde değildir; doğruluk farklarını yorumlarken her iki kurulum farklarını birlikte değerlendirmek gerekir. Buna karşılık, **bellek (model boyutu)**, **çıkarım hızı** ve **eğitim süresi** gibi kaynak metrikleri yöntem farkından bağımsız olarak adil biçimde karşılaştırılabilir — projenin asıl katkısı bu boyuttadır.</w:t>
+      </w:r>
+    </w:p>
+    <w:tbl>
+      <w:tblPr>
+        <w:tblW w:type="dxa" w:w="9360"/>
+        <w:tblBorders>
+          <w:top w:val="single" w:color="auto" w:sz="4"/>
+          <w:left w:val="single" w:color="auto" w:sz="4"/>
+          <w:bottom w:val="single" w:color="auto" w:sz="4"/>
+          <w:right w:val="single" w:color="auto" w:sz="4"/>
+          <w:insideH w:val="single" w:color="auto" w:sz="4"/>
+          <w:insideV w:val="single" w:color="auto" w:sz="4"/>
+        </w:tblBorders>
+      </w:tblPr>
+      <w:tblGrid>
+        <w:gridCol w:w="2400"/>
+        <w:gridCol w:w="2160"/>
+        <w:gridCol w:w="2400"/>
+        <w:gridCol w:w="2400"/>
+      </w:tblGrid>
+      <w:tr>
+        <w:trPr>
+          <w:tblHeader/>
+        </w:trPr>
+        <w:tc>
+          <w:tcPr>
+            <w:tcW w:type="dxa" w:w="2400"/>
+            <w:tcBorders>
+              <w:top w:val="single" w:color="999999" w:sz="4"/>
+              <w:left w:val="single" w:color="999999" w:sz="4"/>
+              <w:bottom w:val="single" w:color="999999" w:sz="4"/>
+              <w:right w:val="single" w:color="999999" w:sz="4"/>
+            </w:tcBorders>
+            <w:shd w:fill="DEEBF7" w:val="clear"/>
+            <w:tcMar>
+              <w:top w:type="dxa" w:w="70"/>
+              <w:left w:type="dxa" w:w="110"/>
+              <w:bottom w:type="dxa" w:w="70"/>
+              <w:right w:type="dxa" w:w="110"/>
+            </w:tcMar>
+          </w:tcPr>
+          <w:p>
+            <w:pPr>
+              <w:jc w:val="center"/>
+            </w:pPr>
+            <w:r>
+              <w:rPr>
+                <w:b/>
+                <w:bCs/>
+                <w:sz w:val="19"/>
+                <w:szCs w:val="19"/>
+              </w:rPr>
+              <w:t xml:space="preserve">Model</w:t>
+            </w:r>
+          </w:p>
+        </w:tc>
+        <w:tc>
+          <w:tcPr>
+            <w:tcW w:type="dxa" w:w="2160"/>
+            <w:tcBorders>
+              <w:top w:val="single" w:color="999999" w:sz="4"/>
+              <w:left w:val="single" w:color="999999" w:sz="4"/>
+              <w:bottom w:val="single" w:color="999999" w:sz="4"/>
+              <w:right w:val="single" w:color="999999" w:sz="4"/>
+            </w:tcBorders>
+            <w:shd w:fill="DEEBF7" w:val="clear"/>
+            <w:tcMar>
+              <w:top w:type="dxa" w:w="70"/>
+              <w:left w:type="dxa" w:w="110"/>
+              <w:bottom w:type="dxa" w:w="70"/>
+              <w:right w:type="dxa" w:w="110"/>
+            </w:tcMar>
+          </w:tcPr>
+          <w:p>
+            <w:pPr>
+              <w:jc w:val="center"/>
+            </w:pPr>
+            <w:r>
+              <w:rPr>
+                <w:b/>
+                <w:bCs/>
+                <w:sz w:val="19"/>
+                <w:szCs w:val="19"/>
+              </w:rPr>
+              <w:t xml:space="preserve">Metrik</w:t>
+            </w:r>
+          </w:p>
+        </w:tc>
+        <w:tc>
+          <w:tcPr>
+            <w:tcW w:type="dxa" w:w="2400"/>
+            <w:tcBorders>
+              <w:top w:val="single" w:color="999999" w:sz="4"/>
+              <w:left w:val="single" w:color="999999" w:sz="4"/>
+              <w:bottom w:val="single" w:color="999999" w:sz="4"/>
+              <w:right w:val="single" w:color="999999" w:sz="4"/>
+            </w:tcBorders>
+            <w:shd w:fill="DEEBF7" w:val="clear"/>
+            <w:tcMar>
+              <w:top w:type="dxa" w:w="70"/>
+              <w:left w:type="dxa" w:w="110"/>
+              <w:bottom w:type="dxa" w:w="70"/>
+              <w:right w:type="dxa" w:w="110"/>
+            </w:tcMar>
+          </w:tcPr>
+          <w:p>
+            <w:pPr>
+              <w:jc w:val="center"/>
+            </w:pPr>
+            <w:r>
+              <w:rPr>
+                <w:b/>
+                <w:bCs/>
+                <w:sz w:val="19"/>
+                <w:szCs w:val="19"/>
+              </w:rPr>
+              <w:t xml:space="preserve">LoRA (Saliha, 3-seed)</w:t>
+            </w:r>
+          </w:p>
+        </w:tc>
+        <w:tc>
+          <w:tcPr>
+            <w:tcW w:type="dxa" w:w="2400"/>
+            <w:tcBorders>
+              <w:top w:val="single" w:color="999999" w:sz="4"/>
+              <w:left w:val="single" w:color="999999" w:sz="4"/>
+              <w:bottom w:val="single" w:color="999999" w:sz="4"/>
+              <w:right w:val="single" w:color="999999" w:sz="4"/>
+            </w:tcBorders>
+            <w:shd w:fill="DEEBF7" w:val="clear"/>
+            <w:tcMar>
+              <w:top w:type="dxa" w:w="70"/>
+              <w:left w:type="dxa" w:w="110"/>
+              <w:bottom w:type="dxa" w:w="70"/>
+              <w:right w:type="dxa" w:w="110"/>
+            </w:tcMar>
+          </w:tcPr>
+          <w:p>
+            <w:pPr>
+              <w:jc w:val="center"/>
+            </w:pPr>
+            <w:r>
+              <w:rPr>
+                <w:b/>
+                <w:bCs/>
+                <w:sz w:val="19"/>
+                <w:szCs w:val="19"/>
+              </w:rPr>
+              <w:t xml:space="preserve">QLoRA (bu çalışma, seed=42)</w:t>
+            </w:r>
+          </w:p>
+        </w:tc>
+      </w:tr>
+      <w:tr>
+        <w:tc>
+          <w:tcPr>
+            <w:tcW w:type="dxa" w:w="2400"/>
+            <w:tcBorders>
+              <w:top w:val="single" w:color="999999" w:sz="4"/>
+              <w:left w:val="single" w:color="999999" w:sz="4"/>
+              <w:bottom w:val="single" w:color="999999" w:sz="4"/>
+              <w:right w:val="single" w:color="999999" w:sz="4"/>
+            </w:tcBorders>
+            <w:tcMar>
+              <w:top w:type="dxa" w:w="70"/>
+              <w:left w:type="dxa" w:w="110"/>
+              <w:bottom w:type="dxa" w:w="70"/>
+              <w:right w:type="dxa" w:w="110"/>
+            </w:tcMar>
+          </w:tcPr>
+          <w:p>
+            <w:pPr>
+              <w:jc w:val="left"/>
+            </w:pPr>
+            <w:r>
+              <w:rPr>
+                <w:b/>
+                <w:bCs/>
+                <w:sz w:val="19"/>
+                <w:szCs w:val="19"/>
+              </w:rPr>
+              <w:t xml:space="preserve">SmolLM2-360M</w:t>
+            </w:r>
+          </w:p>
+        </w:tc>
+        <w:tc>
+          <w:tcPr>
+            <w:tcW w:type="dxa" w:w="2160"/>
+            <w:tcBorders>
+              <w:top w:val="single" w:color="999999" w:sz="4"/>
+              <w:left w:val="single" w:color="999999" w:sz="4"/>
+              <w:bottom w:val="single" w:color="999999" w:sz="4"/>
+              <w:right w:val="single" w:color="999999" w:sz="4"/>
+            </w:tcBorders>
+            <w:tcMar>
+              <w:top w:type="dxa" w:w="70"/>
+              <w:left w:type="dxa" w:w="110"/>
+              <w:bottom w:type="dxa" w:w="70"/>
+              <w:right w:type="dxa" w:w="110"/>
+            </w:tcMar>
+          </w:tcPr>
+          <w:p>
+            <w:pPr>
+              <w:jc w:val="center"/>
+            </w:pPr>
+            <w:r>
+              <w:rPr>
+                <w:b w:val="false"/>
+                <w:bCs w:val="false"/>
+                <w:sz w:val="19"/>
+                <w:szCs w:val="19"/>
+              </w:rPr>
+              <w:t xml:space="preserve">Macro-F1</w:t>
+            </w:r>
+          </w:p>
+        </w:tc>
+        <w:tc>
+          <w:tcPr>
+            <w:tcW w:type="dxa" w:w="2400"/>
+            <w:tcBorders>
+              <w:top w:val="single" w:color="999999" w:sz="4"/>
+              <w:left w:val="single" w:color="999999" w:sz="4"/>
+              <w:bottom w:val="single" w:color="999999" w:sz="4"/>
+              <w:right w:val="single" w:color="999999" w:sz="4"/>
+            </w:tcBorders>
+            <w:tcMar>
+              <w:top w:type="dxa" w:w="70"/>
+              <w:left w:type="dxa" w:w="110"/>
+              <w:bottom w:type="dxa" w:w="70"/>
+              <w:right w:type="dxa" w:w="110"/>
+            </w:tcMar>
+          </w:tcPr>
+          <w:p>
+            <w:pPr>
+              <w:jc w:val="center"/>
+            </w:pPr>
+            <w:r>
+              <w:rPr>
+                <w:b w:val="false"/>
+                <w:bCs w:val="false"/>
+                <w:sz w:val="19"/>
+                <w:szCs w:val="19"/>
+              </w:rPr>
+              <w:t xml:space="preserve">0.1020 ± 0.0000</w:t>
+            </w:r>
+          </w:p>
+        </w:tc>
+        <w:tc>
+          <w:tcPr>
+            <w:tcW w:type="dxa" w:w="2400"/>
+            <w:tcBorders>
+              <w:top w:val="single" w:color="999999" w:sz="4"/>
+              <w:left w:val="single" w:color="999999" w:sz="4"/>
+              <w:bottom w:val="single" w:color="999999" w:sz="4"/>
+              <w:right w:val="single" w:color="999999" w:sz="4"/>
+            </w:tcBorders>
+            <w:tcMar>
+              <w:top w:type="dxa" w:w="70"/>
+              <w:left w:type="dxa" w:w="110"/>
+              <w:bottom w:type="dxa" w:w="70"/>
+              <w:right w:type="dxa" w:w="110"/>
+            </w:tcMar>
+          </w:tcPr>
+          <w:p>
+            <w:pPr>
+              <w:jc w:val="center"/>
+            </w:pPr>
+            <w:r>
+              <w:rPr>
+                <w:b w:val="false"/>
+                <w:bCs w:val="false"/>
+                <w:sz w:val="19"/>
+                <w:szCs w:val="19"/>
+              </w:rPr>
+              <w:t xml:space="preserve">0.588</w:t>
+            </w:r>
+          </w:p>
+        </w:tc>
+      </w:tr>
+      <w:tr>
+        <w:tc>
+          <w:tcPr>
+            <w:tcW w:type="dxa" w:w="2400"/>
+            <w:tcBorders>
+              <w:top w:val="single" w:color="999999" w:sz="4"/>
+              <w:left w:val="single" w:color="999999" w:sz="4"/>
+              <w:bottom w:val="single" w:color="999999" w:sz="4"/>
+              <w:right w:val="single" w:color="999999" w:sz="4"/>
+            </w:tcBorders>
+            <w:tcMar>
+              <w:top w:type="dxa" w:w="70"/>
+              <w:left w:type="dxa" w:w="110"/>
+              <w:bottom w:type="dxa" w:w="70"/>
+              <w:right w:type="dxa" w:w="110"/>
+            </w:tcMar>
+          </w:tcPr>
+          <w:p>
+            <w:pPr>
+              <w:jc w:val="left"/>
+            </w:pPr>
+            <w:r>
+              <w:rPr>
+                <w:b w:val="false"/>
+                <w:bCs w:val="false"/>
+                <w:sz w:val="19"/>
+                <w:szCs w:val="19"/>
+              </w:rPr>
+              <w:t xml:space="preserve"/>
+            </w:r>
+          </w:p>
+        </w:tc>
+        <w:tc>
+          <w:tcPr>
+            <w:tcW w:type="dxa" w:w="2160"/>
+            <w:tcBorders>
+              <w:top w:val="single" w:color="999999" w:sz="4"/>
+              <w:left w:val="single" w:color="999999" w:sz="4"/>
+              <w:bottom w:val="single" w:color="999999" w:sz="4"/>
+              <w:right w:val="single" w:color="999999" w:sz="4"/>
+            </w:tcBorders>
+            <w:tcMar>
+              <w:top w:type="dxa" w:w="70"/>
+              <w:left w:type="dxa" w:w="110"/>
+              <w:bottom w:type="dxa" w:w="70"/>
+              <w:right w:type="dxa" w:w="110"/>
+            </w:tcMar>
+          </w:tcPr>
+          <w:p>
+            <w:pPr>
+              <w:jc w:val="center"/>
+            </w:pPr>
+            <w:r>
+              <w:rPr>
+                <w:b w:val="false"/>
+                <w:bCs w:val="false"/>
+                <w:sz w:val="19"/>
+                <w:szCs w:val="19"/>
+              </w:rPr>
+              <w:t xml:space="preserve">Model Boyutu</w:t>
+            </w:r>
+          </w:p>
+        </w:tc>
+        <w:tc>
+          <w:tcPr>
+            <w:tcW w:type="dxa" w:w="2400"/>
+            <w:tcBorders>
+              <w:top w:val="single" w:color="999999" w:sz="4"/>
+              <w:left w:val="single" w:color="999999" w:sz="4"/>
+              <w:bottom w:val="single" w:color="999999" w:sz="4"/>
+              <w:right w:val="single" w:color="999999" w:sz="4"/>
+            </w:tcBorders>
+            <w:tcMar>
+              <w:top w:type="dxa" w:w="70"/>
+              <w:left w:type="dxa" w:w="110"/>
+              <w:bottom w:type="dxa" w:w="70"/>
+              <w:right w:type="dxa" w:w="110"/>
+            </w:tcMar>
+          </w:tcPr>
+          <w:p>
+            <w:pPr>
+              <w:jc w:val="center"/>
+            </w:pPr>
+            <w:r>
+              <w:rPr>
+                <w:b w:val="false"/>
+                <w:bCs w:val="false"/>
+                <w:sz w:val="19"/>
+                <w:szCs w:val="19"/>
+              </w:rPr>
+              <w:t xml:space="preserve">690 MB</w:t>
+            </w:r>
+          </w:p>
+        </w:tc>
+        <w:tc>
+          <w:tcPr>
+            <w:tcW w:type="dxa" w:w="2400"/>
+            <w:tcBorders>
+              <w:top w:val="single" w:color="999999" w:sz="4"/>
+              <w:left w:val="single" w:color="999999" w:sz="4"/>
+              <w:bottom w:val="single" w:color="999999" w:sz="4"/>
+              <w:right w:val="single" w:color="999999" w:sz="4"/>
+            </w:tcBorders>
+            <w:tcMar>
+              <w:top w:type="dxa" w:w="70"/>
+              <w:left w:type="dxa" w:w="110"/>
+              <w:bottom w:type="dxa" w:w="70"/>
+              <w:right w:type="dxa" w:w="110"/>
+            </w:tcMar>
+          </w:tcPr>
+          <w:p>
+            <w:pPr>
+              <w:jc w:val="center"/>
+            </w:pPr>
+            <w:r>
+              <w:rPr>
+                <w:b w:val="false"/>
+                <w:bCs w:val="false"/>
+                <w:sz w:val="19"/>
+                <w:szCs w:val="19"/>
+              </w:rPr>
+              <w:t xml:space="preserve">6.6 MB (sadece adaptör)</w:t>
+            </w:r>
+          </w:p>
+        </w:tc>
+      </w:tr>
+      <w:tr>
+        <w:tc>
+          <w:tcPr>
+            <w:tcW w:type="dxa" w:w="2400"/>
+            <w:tcBorders>
+              <w:top w:val="single" w:color="999999" w:sz="4"/>
+              <w:left w:val="single" w:color="999999" w:sz="4"/>
+              <w:bottom w:val="single" w:color="999999" w:sz="4"/>
+              <w:right w:val="single" w:color="999999" w:sz="4"/>
+            </w:tcBorders>
+            <w:tcMar>
+              <w:top w:type="dxa" w:w="70"/>
+              <w:left w:type="dxa" w:w="110"/>
+              <w:bottom w:type="dxa" w:w="70"/>
+              <w:right w:type="dxa" w:w="110"/>
+            </w:tcMar>
+          </w:tcPr>
+          <w:p>
+            <w:pPr>
+              <w:jc w:val="left"/>
+            </w:pPr>
+            <w:r>
+              <w:rPr>
+                <w:b w:val="false"/>
+                <w:bCs w:val="false"/>
+                <w:sz w:val="19"/>
+                <w:szCs w:val="19"/>
+              </w:rPr>
+              <w:t xml:space="preserve"/>
+            </w:r>
+          </w:p>
+        </w:tc>
+        <w:tc>
+          <w:tcPr>
+            <w:tcW w:type="dxa" w:w="2160"/>
+            <w:tcBorders>
+              <w:top w:val="single" w:color="999999" w:sz="4"/>
+              <w:left w:val="single" w:color="999999" w:sz="4"/>
+              <w:bottom w:val="single" w:color="999999" w:sz="4"/>
+              <w:right w:val="single" w:color="999999" w:sz="4"/>
+            </w:tcBorders>
+            <w:tcMar>
+              <w:top w:type="dxa" w:w="70"/>
+              <w:left w:type="dxa" w:w="110"/>
+              <w:bottom w:type="dxa" w:w="70"/>
+              <w:right w:type="dxa" w:w="110"/>
+            </w:tcMar>
+          </w:tcPr>
+          <w:p>
+            <w:pPr>
+              <w:jc w:val="center"/>
+            </w:pPr>
+            <w:r>
+              <w:rPr>
+                <w:b w:val="false"/>
+                <w:bCs w:val="false"/>
+                <w:sz w:val="19"/>
+                <w:szCs w:val="19"/>
+              </w:rPr>
+              <w:t xml:space="preserve">Inference</w:t>
+            </w:r>
+          </w:p>
+        </w:tc>
+        <w:tc>
+          <w:tcPr>
+            <w:tcW w:type="dxa" w:w="2400"/>
+            <w:tcBorders>
+              <w:top w:val="single" w:color="999999" w:sz="4"/>
+              <w:left w:val="single" w:color="999999" w:sz="4"/>
+              <w:bottom w:val="single" w:color="999999" w:sz="4"/>
+              <w:right w:val="single" w:color="999999" w:sz="4"/>
+            </w:tcBorders>
+            <w:tcMar>
+              <w:top w:type="dxa" w:w="70"/>
+              <w:left w:type="dxa" w:w="110"/>
+              <w:bottom w:type="dxa" w:w="70"/>
+              <w:right w:type="dxa" w:w="110"/>
+            </w:tcMar>
+          </w:tcPr>
+          <w:p>
+            <w:pPr>
+              <w:jc w:val="center"/>
+            </w:pPr>
+            <w:r>
+              <w:rPr>
+                <w:b w:val="false"/>
+                <w:bCs w:val="false"/>
+                <w:sz w:val="19"/>
+                <w:szCs w:val="19"/>
+              </w:rPr>
+              <w:t xml:space="preserve">64.1 ms</w:t>
+            </w:r>
+          </w:p>
+        </w:tc>
+        <w:tc>
+          <w:tcPr>
+            <w:tcW w:type="dxa" w:w="2400"/>
+            <w:tcBorders>
+              <w:top w:val="single" w:color="999999" w:sz="4"/>
+              <w:left w:val="single" w:color="999999" w:sz="4"/>
+              <w:bottom w:val="single" w:color="999999" w:sz="4"/>
+              <w:right w:val="single" w:color="999999" w:sz="4"/>
+            </w:tcBorders>
+            <w:tcMar>
+              <w:top w:type="dxa" w:w="70"/>
+              <w:left w:type="dxa" w:w="110"/>
+              <w:bottom w:type="dxa" w:w="70"/>
+              <w:right w:type="dxa" w:w="110"/>
+            </w:tcMar>
+          </w:tcPr>
+          <w:p>
+            <w:pPr>
+              <w:jc w:val="center"/>
+            </w:pPr>
+            <w:r>
+              <w:rPr>
+                <w:b w:val="false"/>
+                <w:bCs w:val="false"/>
+                <w:sz w:val="19"/>
+                <w:szCs w:val="19"/>
+              </w:rPr>
+              <w:t xml:space="preserve">1542 ms*</w:t>
+            </w:r>
+          </w:p>
+        </w:tc>
+      </w:tr>
+      <w:tr>
+        <w:tc>
+          <w:tcPr>
+            <w:tcW w:type="dxa" w:w="2400"/>
+            <w:tcBorders>
+              <w:top w:val="single" w:color="999999" w:sz="4"/>
+              <w:left w:val="single" w:color="999999" w:sz="4"/>
+              <w:bottom w:val="single" w:color="999999" w:sz="4"/>
+              <w:right w:val="single" w:color="999999" w:sz="4"/>
+            </w:tcBorders>
+            <w:tcMar>
+              <w:top w:type="dxa" w:w="70"/>
+              <w:left w:type="dxa" w:w="110"/>
+              <w:bottom w:type="dxa" w:w="70"/>
+              <w:right w:type="dxa" w:w="110"/>
+            </w:tcMar>
+          </w:tcPr>
+          <w:p>
+            <w:pPr>
+              <w:jc w:val="left"/>
+            </w:pPr>
+            <w:r>
+              <w:rPr>
+                <w:b w:val="false"/>
+                <w:bCs w:val="false"/>
+                <w:sz w:val="19"/>
+                <w:szCs w:val="19"/>
+              </w:rPr>
+              <w:t xml:space="preserve"/>
+            </w:r>
+          </w:p>
+        </w:tc>
+        <w:tc>
+          <w:tcPr>
+            <w:tcW w:type="dxa" w:w="2160"/>
+            <w:tcBorders>
+              <w:top w:val="single" w:color="999999" w:sz="4"/>
+              <w:left w:val="single" w:color="999999" w:sz="4"/>
+              <w:bottom w:val="single" w:color="999999" w:sz="4"/>
+              <w:right w:val="single" w:color="999999" w:sz="4"/>
+            </w:tcBorders>
+            <w:tcMar>
+              <w:top w:type="dxa" w:w="70"/>
+              <w:left w:type="dxa" w:w="110"/>
+              <w:bottom w:type="dxa" w:w="70"/>
+              <w:right w:type="dxa" w:w="110"/>
+            </w:tcMar>
+          </w:tcPr>
+          <w:p>
+            <w:pPr>
+              <w:jc w:val="center"/>
+            </w:pPr>
+            <w:r>
+              <w:rPr>
+                <w:b w:val="false"/>
+                <w:bCs w:val="false"/>
+                <w:sz w:val="19"/>
+                <w:szCs w:val="19"/>
+              </w:rPr>
+              <w:t xml:space="preserve">Eğitim</w:t>
+            </w:r>
+          </w:p>
+        </w:tc>
+        <w:tc>
+          <w:tcPr>
+            <w:tcW w:type="dxa" w:w="2400"/>
+            <w:tcBorders>
+              <w:top w:val="single" w:color="999999" w:sz="4"/>
+              <w:left w:val="single" w:color="999999" w:sz="4"/>
+              <w:bottom w:val="single" w:color="999999" w:sz="4"/>
+              <w:right w:val="single" w:color="999999" w:sz="4"/>
+            </w:tcBorders>
+            <w:tcMar>
+              <w:top w:type="dxa" w:w="70"/>
+              <w:left w:type="dxa" w:w="110"/>
+              <w:bottom w:type="dxa" w:w="70"/>
+              <w:right w:type="dxa" w:w="110"/>
+            </w:tcMar>
+          </w:tcPr>
+          <w:p>
+            <w:pPr>
+              <w:jc w:val="center"/>
+            </w:pPr>
+            <w:r>
+              <w:rPr>
+                <w:b w:val="false"/>
+                <w:bCs w:val="false"/>
+                <w:sz w:val="19"/>
+                <w:szCs w:val="19"/>
+              </w:rPr>
+              <w:t xml:space="preserve">100 s</w:t>
+            </w:r>
+          </w:p>
+        </w:tc>
+        <w:tc>
+          <w:tcPr>
+            <w:tcW w:type="dxa" w:w="2400"/>
+            <w:tcBorders>
+              <w:top w:val="single" w:color="999999" w:sz="4"/>
+              <w:left w:val="single" w:color="999999" w:sz="4"/>
+              <w:bottom w:val="single" w:color="999999" w:sz="4"/>
+              <w:right w:val="single" w:color="999999" w:sz="4"/>
+            </w:tcBorders>
+            <w:tcMar>
+              <w:top w:type="dxa" w:w="70"/>
+              <w:left w:type="dxa" w:w="110"/>
+              <w:bottom w:type="dxa" w:w="70"/>
+              <w:right w:type="dxa" w:w="110"/>
+            </w:tcMar>
+          </w:tcPr>
+          <w:p>
+            <w:pPr>
+              <w:jc w:val="center"/>
+            </w:pPr>
+            <w:r>
+              <w:rPr>
+                <w:b w:val="false"/>
+                <w:bCs w:val="false"/>
+                <w:sz w:val="19"/>
+                <w:szCs w:val="19"/>
+              </w:rPr>
+              <w:t xml:space="preserve">696 s</w:t>
+            </w:r>
+          </w:p>
+        </w:tc>
+      </w:tr>
+      <w:tr>
+        <w:tc>
+          <w:tcPr>
+            <w:tcW w:type="dxa" w:w="2400"/>
+            <w:tcBorders>
+              <w:top w:val="single" w:color="999999" w:sz="4"/>
+              <w:left w:val="single" w:color="999999" w:sz="4"/>
+              <w:bottom w:val="single" w:color="999999" w:sz="4"/>
+              <w:right w:val="single" w:color="999999" w:sz="4"/>
+            </w:tcBorders>
+            <w:tcMar>
+              <w:top w:type="dxa" w:w="70"/>
+              <w:left w:type="dxa" w:w="110"/>
+              <w:bottom w:type="dxa" w:w="70"/>
+              <w:right w:type="dxa" w:w="110"/>
+            </w:tcMar>
+          </w:tcPr>
+          <w:p>
+            <w:pPr>
+              <w:jc w:val="left"/>
+            </w:pPr>
+            <w:r>
+              <w:rPr>
+                <w:b/>
+                <w:bCs/>
+                <w:sz w:val="19"/>
+                <w:szCs w:val="19"/>
+              </w:rPr>
+              <w:t xml:space="preserve">TinyLlama-1.1B</w:t>
+            </w:r>
+          </w:p>
+        </w:tc>
+        <w:tc>
+          <w:tcPr>
+            <w:tcW w:type="dxa" w:w="2160"/>
+            <w:tcBorders>
+              <w:top w:val="single" w:color="999999" w:sz="4"/>
+              <w:left w:val="single" w:color="999999" w:sz="4"/>
+              <w:bottom w:val="single" w:color="999999" w:sz="4"/>
+              <w:right w:val="single" w:color="999999" w:sz="4"/>
+            </w:tcBorders>
+            <w:tcMar>
+              <w:top w:type="dxa" w:w="70"/>
+              <w:left w:type="dxa" w:w="110"/>
+              <w:bottom w:type="dxa" w:w="70"/>
+              <w:right w:type="dxa" w:w="110"/>
+            </w:tcMar>
+          </w:tcPr>
+          <w:p>
+            <w:pPr>
+              <w:jc w:val="center"/>
+            </w:pPr>
+            <w:r>
+              <w:rPr>
+                <w:b w:val="false"/>
+                <w:bCs w:val="false"/>
+                <w:sz w:val="19"/>
+                <w:szCs w:val="19"/>
+              </w:rPr>
+              <w:t xml:space="preserve">Macro-F1</w:t>
+            </w:r>
+          </w:p>
+        </w:tc>
+        <w:tc>
+          <w:tcPr>
+            <w:tcW w:type="dxa" w:w="2400"/>
+            <w:tcBorders>
+              <w:top w:val="single" w:color="999999" w:sz="4"/>
+              <w:left w:val="single" w:color="999999" w:sz="4"/>
+              <w:bottom w:val="single" w:color="999999" w:sz="4"/>
+              <w:right w:val="single" w:color="999999" w:sz="4"/>
+            </w:tcBorders>
+            <w:tcMar>
+              <w:top w:type="dxa" w:w="70"/>
+              <w:left w:type="dxa" w:w="110"/>
+              <w:bottom w:type="dxa" w:w="70"/>
+              <w:right w:type="dxa" w:w="110"/>
+            </w:tcMar>
+          </w:tcPr>
+          <w:p>
+            <w:pPr>
+              <w:jc w:val="center"/>
+            </w:pPr>
+            <w:r>
+              <w:rPr>
+                <w:b w:val="false"/>
+                <w:bCs w:val="false"/>
+                <w:sz w:val="19"/>
+                <w:szCs w:val="19"/>
+              </w:rPr>
+              <w:t xml:space="preserve">0.9224 ± 0.0327</w:t>
+            </w:r>
+          </w:p>
+        </w:tc>
+        <w:tc>
+          <w:tcPr>
+            <w:tcW w:type="dxa" w:w="2400"/>
+            <w:tcBorders>
+              <w:top w:val="single" w:color="999999" w:sz="4"/>
+              <w:left w:val="single" w:color="999999" w:sz="4"/>
+              <w:bottom w:val="single" w:color="999999" w:sz="4"/>
+              <w:right w:val="single" w:color="999999" w:sz="4"/>
+            </w:tcBorders>
+            <w:tcMar>
+              <w:top w:type="dxa" w:w="70"/>
+              <w:left w:type="dxa" w:w="110"/>
+              <w:bottom w:type="dxa" w:w="70"/>
+              <w:right w:type="dxa" w:w="110"/>
+            </w:tcMar>
+          </w:tcPr>
+          <w:p>
+            <w:pPr>
+              <w:jc w:val="center"/>
+            </w:pPr>
+            <w:r>
+              <w:rPr>
+                <w:b w:val="false"/>
+                <w:bCs w:val="false"/>
+                <w:sz w:val="19"/>
+                <w:szCs w:val="19"/>
+              </w:rPr>
+              <w:t xml:space="preserve">0.908</w:t>
+            </w:r>
+          </w:p>
+        </w:tc>
+      </w:tr>
+      <w:tr>
+        <w:tc>
+          <w:tcPr>
+            <w:tcW w:type="dxa" w:w="2400"/>
+            <w:tcBorders>
+              <w:top w:val="single" w:color="999999" w:sz="4"/>
+              <w:left w:val="single" w:color="999999" w:sz="4"/>
+              <w:bottom w:val="single" w:color="999999" w:sz="4"/>
+              <w:right w:val="single" w:color="999999" w:sz="4"/>
+            </w:tcBorders>
+            <w:tcMar>
+              <w:top w:type="dxa" w:w="70"/>
+              <w:left w:type="dxa" w:w="110"/>
+              <w:bottom w:type="dxa" w:w="70"/>
+              <w:right w:type="dxa" w:w="110"/>
+            </w:tcMar>
+          </w:tcPr>
+          <w:p>
+            <w:pPr>
+              <w:jc w:val="left"/>
+            </w:pPr>
+            <w:r>
+              <w:rPr>
+                <w:b w:val="false"/>
+                <w:bCs w:val="false"/>
+                <w:sz w:val="19"/>
+                <w:szCs w:val="19"/>
+              </w:rPr>
+              <w:t xml:space="preserve"/>
+            </w:r>
+          </w:p>
+        </w:tc>
+        <w:tc>
+          <w:tcPr>
+            <w:tcW w:type="dxa" w:w="2160"/>
+            <w:tcBorders>
+              <w:top w:val="single" w:color="999999" w:sz="4"/>
+              <w:left w:val="single" w:color="999999" w:sz="4"/>
+              <w:bottom w:val="single" w:color="999999" w:sz="4"/>
+              <w:right w:val="single" w:color="999999" w:sz="4"/>
+            </w:tcBorders>
+            <w:tcMar>
+              <w:top w:type="dxa" w:w="70"/>
+              <w:left w:type="dxa" w:w="110"/>
+              <w:bottom w:type="dxa" w:w="70"/>
+              <w:right w:type="dxa" w:w="110"/>
+            </w:tcMar>
+          </w:tcPr>
+          <w:p>
+            <w:pPr>
+              <w:jc w:val="center"/>
+            </w:pPr>
+            <w:r>
+              <w:rPr>
+                <w:b w:val="false"/>
+                <w:bCs w:val="false"/>
+                <w:sz w:val="19"/>
+                <w:szCs w:val="19"/>
+              </w:rPr>
+              <w:t xml:space="preserve">Model Boyutu</w:t>
+            </w:r>
+          </w:p>
+        </w:tc>
+        <w:tc>
+          <w:tcPr>
+            <w:tcW w:type="dxa" w:w="2400"/>
+            <w:tcBorders>
+              <w:top w:val="single" w:color="999999" w:sz="4"/>
+              <w:left w:val="single" w:color="999999" w:sz="4"/>
+              <w:bottom w:val="single" w:color="999999" w:sz="4"/>
+              <w:right w:val="single" w:color="999999" w:sz="4"/>
+            </w:tcBorders>
+            <w:tcMar>
+              <w:top w:type="dxa" w:w="70"/>
+              <w:left w:type="dxa" w:w="110"/>
+              <w:bottom w:type="dxa" w:w="70"/>
+              <w:right w:type="dxa" w:w="110"/>
+            </w:tcMar>
+          </w:tcPr>
+          <w:p>
+            <w:pPr>
+              <w:jc w:val="center"/>
+            </w:pPr>
+            <w:r>
+              <w:rPr>
+                <w:b w:val="false"/>
+                <w:bCs w:val="false"/>
+                <w:sz w:val="19"/>
+                <w:szCs w:val="19"/>
+              </w:rPr>
+              <w:t xml:space="preserve">1973 MB</w:t>
+            </w:r>
+          </w:p>
+        </w:tc>
+        <w:tc>
+          <w:tcPr>
+            <w:tcW w:type="dxa" w:w="2400"/>
+            <w:tcBorders>
+              <w:top w:val="single" w:color="999999" w:sz="4"/>
+              <w:left w:val="single" w:color="999999" w:sz="4"/>
+              <w:bottom w:val="single" w:color="999999" w:sz="4"/>
+              <w:right w:val="single" w:color="999999" w:sz="4"/>
+            </w:tcBorders>
+            <w:tcMar>
+              <w:top w:type="dxa" w:w="70"/>
+              <w:left w:type="dxa" w:w="110"/>
+              <w:bottom w:type="dxa" w:w="70"/>
+              <w:right w:type="dxa" w:w="110"/>
+            </w:tcMar>
+          </w:tcPr>
+          <w:p>
+            <w:pPr>
+              <w:jc w:val="center"/>
+            </w:pPr>
+            <w:r>
+              <w:rPr>
+                <w:b w:val="false"/>
+                <w:bCs w:val="false"/>
+                <w:sz w:val="19"/>
+                <w:szCs w:val="19"/>
+              </w:rPr>
+              <w:t xml:space="preserve">9.0 MB (sadece adaptör)</w:t>
+            </w:r>
+          </w:p>
+        </w:tc>
+      </w:tr>
+      <w:tr>
+        <w:tc>
+          <w:tcPr>
+            <w:tcW w:type="dxa" w:w="2400"/>
+            <w:tcBorders>
+              <w:top w:val="single" w:color="999999" w:sz="4"/>
+              <w:left w:val="single" w:color="999999" w:sz="4"/>
+              <w:bottom w:val="single" w:color="999999" w:sz="4"/>
+              <w:right w:val="single" w:color="999999" w:sz="4"/>
+            </w:tcBorders>
+            <w:tcMar>
+              <w:top w:type="dxa" w:w="70"/>
+              <w:left w:type="dxa" w:w="110"/>
+              <w:bottom w:type="dxa" w:w="70"/>
+              <w:right w:type="dxa" w:w="110"/>
+            </w:tcMar>
+          </w:tcPr>
+          <w:p>
+            <w:pPr>
+              <w:jc w:val="left"/>
+            </w:pPr>
+            <w:r>
+              <w:rPr>
+                <w:b w:val="false"/>
+                <w:bCs w:val="false"/>
+                <w:sz w:val="19"/>
+                <w:szCs w:val="19"/>
+              </w:rPr>
+              <w:t xml:space="preserve"/>
+            </w:r>
+          </w:p>
+        </w:tc>
+        <w:tc>
+          <w:tcPr>
+            <w:tcW w:type="dxa" w:w="2160"/>
+            <w:tcBorders>
+              <w:top w:val="single" w:color="999999" w:sz="4"/>
+              <w:left w:val="single" w:color="999999" w:sz="4"/>
+              <w:bottom w:val="single" w:color="999999" w:sz="4"/>
+              <w:right w:val="single" w:color="999999" w:sz="4"/>
+            </w:tcBorders>
+            <w:tcMar>
+              <w:top w:type="dxa" w:w="70"/>
+              <w:left w:type="dxa" w:w="110"/>
+              <w:bottom w:type="dxa" w:w="70"/>
+              <w:right w:type="dxa" w:w="110"/>
+            </w:tcMar>
+          </w:tcPr>
+          <w:p>
+            <w:pPr>
+              <w:jc w:val="center"/>
+            </w:pPr>
+            <w:r>
+              <w:rPr>
+                <w:b w:val="false"/>
+                <w:bCs w:val="false"/>
+                <w:sz w:val="19"/>
+                <w:szCs w:val="19"/>
+              </w:rPr>
+              <w:t xml:space="preserve">Inference</w:t>
+            </w:r>
+          </w:p>
+        </w:tc>
+        <w:tc>
+          <w:tcPr>
+            <w:tcW w:type="dxa" w:w="2400"/>
+            <w:tcBorders>
+              <w:top w:val="single" w:color="999999" w:sz="4"/>
+              <w:left w:val="single" w:color="999999" w:sz="4"/>
+              <w:bottom w:val="single" w:color="999999" w:sz="4"/>
+              <w:right w:val="single" w:color="999999" w:sz="4"/>
+            </w:tcBorders>
+            <w:tcMar>
+              <w:top w:type="dxa" w:w="70"/>
+              <w:left w:type="dxa" w:w="110"/>
+              <w:bottom w:type="dxa" w:w="70"/>
+              <w:right w:type="dxa" w:w="110"/>
+            </w:tcMar>
+          </w:tcPr>
+          <w:p>
+            <w:pPr>
+              <w:jc w:val="center"/>
+            </w:pPr>
+            <w:r>
+              <w:rPr>
+                <w:b w:val="false"/>
+                <w:bCs w:val="false"/>
+                <w:sz w:val="19"/>
+                <w:szCs w:val="19"/>
+              </w:rPr>
+              <w:t xml:space="preserve">44.9 ms</w:t>
+            </w:r>
+          </w:p>
+        </w:tc>
+        <w:tc>
+          <w:tcPr>
+            <w:tcW w:type="dxa" w:w="2400"/>
+            <w:tcBorders>
+              <w:top w:val="single" w:color="999999" w:sz="4"/>
+              <w:left w:val="single" w:color="999999" w:sz="4"/>
+              <w:bottom w:val="single" w:color="999999" w:sz="4"/>
+              <w:right w:val="single" w:color="999999" w:sz="4"/>
+            </w:tcBorders>
+            <w:tcMar>
+              <w:top w:type="dxa" w:w="70"/>
+              <w:left w:type="dxa" w:w="110"/>
+              <w:bottom w:type="dxa" w:w="70"/>
+              <w:right w:type="dxa" w:w="110"/>
+            </w:tcMar>
+          </w:tcPr>
+          <w:p>
+            <w:pPr>
+              <w:jc w:val="center"/>
+            </w:pPr>
+            <w:r>
+              <w:rPr>
+                <w:b w:val="false"/>
+                <w:bCs w:val="false"/>
+                <w:sz w:val="19"/>
+                <w:szCs w:val="19"/>
+              </w:rPr>
+              <w:t xml:space="preserve">960 ms*</w:t>
+            </w:r>
+          </w:p>
+        </w:tc>
+      </w:tr>
+      <w:tr>
+        <w:tc>
+          <w:tcPr>
+            <w:tcW w:type="dxa" w:w="2400"/>
+            <w:tcBorders>
+              <w:top w:val="single" w:color="999999" w:sz="4"/>
+              <w:left w:val="single" w:color="999999" w:sz="4"/>
+              <w:bottom w:val="single" w:color="999999" w:sz="4"/>
+              <w:right w:val="single" w:color="999999" w:sz="4"/>
+            </w:tcBorders>
+            <w:tcMar>
+              <w:top w:type="dxa" w:w="70"/>
+              <w:left w:type="dxa" w:w="110"/>
+              <w:bottom w:type="dxa" w:w="70"/>
+              <w:right w:type="dxa" w:w="110"/>
+            </w:tcMar>
+          </w:tcPr>
+          <w:p>
+            <w:pPr>
+              <w:jc w:val="left"/>
+            </w:pPr>
+            <w:r>
+              <w:rPr>
+                <w:b w:val="false"/>
+                <w:bCs w:val="false"/>
+                <w:sz w:val="19"/>
+                <w:szCs w:val="19"/>
+              </w:rPr>
+              <w:t xml:space="preserve"/>
+            </w:r>
+          </w:p>
+        </w:tc>
+        <w:tc>
+          <w:tcPr>
+            <w:tcW w:type="dxa" w:w="2160"/>
+            <w:tcBorders>
+              <w:top w:val="single" w:color="999999" w:sz="4"/>
+              <w:left w:val="single" w:color="999999" w:sz="4"/>
+              <w:bottom w:val="single" w:color="999999" w:sz="4"/>
+              <w:right w:val="single" w:color="999999" w:sz="4"/>
+            </w:tcBorders>
+            <w:tcMar>
+              <w:top w:type="dxa" w:w="70"/>
+              <w:left w:type="dxa" w:w="110"/>
+              <w:bottom w:type="dxa" w:w="70"/>
+              <w:right w:type="dxa" w:w="110"/>
+            </w:tcMar>
+          </w:tcPr>
+          <w:p>
+            <w:pPr>
+              <w:jc w:val="center"/>
+            </w:pPr>
+            <w:r>
+              <w:rPr>
+                <w:b w:val="false"/>
+                <w:bCs w:val="false"/>
+                <w:sz w:val="19"/>
+                <w:szCs w:val="19"/>
+              </w:rPr>
+              <w:t xml:space="preserve">Eğitim</w:t>
+            </w:r>
+          </w:p>
+        </w:tc>
+        <w:tc>
+          <w:tcPr>
+            <w:tcW w:type="dxa" w:w="2400"/>
+            <w:tcBorders>
+              <w:top w:val="single" w:color="999999" w:sz="4"/>
+              <w:left w:val="single" w:color="999999" w:sz="4"/>
+              <w:bottom w:val="single" w:color="999999" w:sz="4"/>
+              <w:right w:val="single" w:color="999999" w:sz="4"/>
+            </w:tcBorders>
+            <w:tcMar>
+              <w:top w:type="dxa" w:w="70"/>
+              <w:left w:type="dxa" w:w="110"/>
+              <w:bottom w:type="dxa" w:w="70"/>
+              <w:right w:type="dxa" w:w="110"/>
+            </w:tcMar>
+          </w:tcPr>
+          <w:p>
+            <w:pPr>
+              <w:jc w:val="center"/>
+            </w:pPr>
+            <w:r>
+              <w:rPr>
+                <w:b w:val="false"/>
+                <w:bCs w:val="false"/>
+                <w:sz w:val="19"/>
+                <w:szCs w:val="19"/>
+              </w:rPr>
+              <w:t xml:space="preserve">95 s</w:t>
+            </w:r>
+          </w:p>
+        </w:tc>
+        <w:tc>
+          <w:tcPr>
+            <w:tcW w:type="dxa" w:w="2400"/>
+            <w:tcBorders>
+              <w:top w:val="single" w:color="999999" w:sz="4"/>
+              <w:left w:val="single" w:color="999999" w:sz="4"/>
+              <w:bottom w:val="single" w:color="999999" w:sz="4"/>
+              <w:right w:val="single" w:color="999999" w:sz="4"/>
+            </w:tcBorders>
+            <w:tcMar>
+              <w:top w:type="dxa" w:w="70"/>
+              <w:left w:type="dxa" w:w="110"/>
+              <w:bottom w:type="dxa" w:w="70"/>
+              <w:right w:type="dxa" w:w="110"/>
+            </w:tcMar>
+          </w:tcPr>
+          <w:p>
+            <w:pPr>
+              <w:jc w:val="center"/>
+            </w:pPr>
+            <w:r>
+              <w:rPr>
+                <w:b w:val="false"/>
+                <w:bCs w:val="false"/>
+                <w:sz w:val="19"/>
+                <w:szCs w:val="19"/>
+              </w:rPr>
+              <w:t xml:space="preserve">1697 s</w:t>
+            </w:r>
+          </w:p>
+        </w:tc>
+      </w:tr>
+      <w:tr>
+        <w:tc>
+          <w:tcPr>
+            <w:tcW w:type="dxa" w:w="2400"/>
+            <w:tcBorders>
+              <w:top w:val="single" w:color="999999" w:sz="4"/>
+              <w:left w:val="single" w:color="999999" w:sz="4"/>
+              <w:bottom w:val="single" w:color="999999" w:sz="4"/>
+              <w:right w:val="single" w:color="999999" w:sz="4"/>
+            </w:tcBorders>
+            <w:tcMar>
+              <w:top w:type="dxa" w:w="70"/>
+              <w:left w:type="dxa" w:w="110"/>
+              <w:bottom w:type="dxa" w:w="70"/>
+              <w:right w:type="dxa" w:w="110"/>
+            </w:tcMar>
+          </w:tcPr>
+          <w:p>
+            <w:pPr>
+              <w:jc w:val="left"/>
+            </w:pPr>
+            <w:r>
+              <w:rPr>
+                <w:b/>
+                <w:bCs/>
+                <w:sz w:val="19"/>
+                <w:szCs w:val="19"/>
+              </w:rPr>
+              <w:t xml:space="preserve">Qwen2.5-1.5B</w:t>
+            </w:r>
+          </w:p>
+        </w:tc>
+        <w:tc>
+          <w:tcPr>
+            <w:tcW w:type="dxa" w:w="2160"/>
+            <w:tcBorders>
+              <w:top w:val="single" w:color="999999" w:sz="4"/>
+              <w:left w:val="single" w:color="999999" w:sz="4"/>
+              <w:bottom w:val="single" w:color="999999" w:sz="4"/>
+              <w:right w:val="single" w:color="999999" w:sz="4"/>
+            </w:tcBorders>
+            <w:tcMar>
+              <w:top w:type="dxa" w:w="70"/>
+              <w:left w:type="dxa" w:w="110"/>
+              <w:bottom w:type="dxa" w:w="70"/>
+              <w:right w:type="dxa" w:w="110"/>
+            </w:tcMar>
+          </w:tcPr>
+          <w:p>
+            <w:pPr>
+              <w:jc w:val="center"/>
+            </w:pPr>
+            <w:r>
+              <w:rPr>
+                <w:b w:val="false"/>
+                <w:bCs w:val="false"/>
+                <w:sz w:val="19"/>
+                <w:szCs w:val="19"/>
+              </w:rPr>
+              <w:t xml:space="preserve">Macro-F1</w:t>
+            </w:r>
+          </w:p>
+        </w:tc>
+        <w:tc>
+          <w:tcPr>
+            <w:tcW w:type="dxa" w:w="2400"/>
+            <w:tcBorders>
+              <w:top w:val="single" w:color="999999" w:sz="4"/>
+              <w:left w:val="single" w:color="999999" w:sz="4"/>
+              <w:bottom w:val="single" w:color="999999" w:sz="4"/>
+              <w:right w:val="single" w:color="999999" w:sz="4"/>
+            </w:tcBorders>
+            <w:tcMar>
+              <w:top w:type="dxa" w:w="70"/>
+              <w:left w:type="dxa" w:w="110"/>
+              <w:bottom w:type="dxa" w:w="70"/>
+              <w:right w:type="dxa" w:w="110"/>
+            </w:tcMar>
+          </w:tcPr>
+          <w:p>
+            <w:pPr>
+              <w:jc w:val="center"/>
+            </w:pPr>
+            <w:r>
+              <w:rPr>
+                <w:b w:val="false"/>
+                <w:bCs w:val="false"/>
+                <w:sz w:val="19"/>
+                <w:szCs w:val="19"/>
+              </w:rPr>
+              <w:t xml:space="preserve">0.8954 ± 0.0058</w:t>
+            </w:r>
+          </w:p>
+        </w:tc>
+        <w:tc>
+          <w:tcPr>
+            <w:tcW w:type="dxa" w:w="2400"/>
+            <w:tcBorders>
+              <w:top w:val="single" w:color="999999" w:sz="4"/>
+              <w:left w:val="single" w:color="999999" w:sz="4"/>
+              <w:bottom w:val="single" w:color="999999" w:sz="4"/>
+              <w:right w:val="single" w:color="999999" w:sz="4"/>
+            </w:tcBorders>
+            <w:tcMar>
+              <w:top w:type="dxa" w:w="70"/>
+              <w:left w:type="dxa" w:w="110"/>
+              <w:bottom w:type="dxa" w:w="70"/>
+              <w:right w:type="dxa" w:w="110"/>
+            </w:tcMar>
+          </w:tcPr>
+          <w:p>
+            <w:pPr>
+              <w:jc w:val="center"/>
+            </w:pPr>
+            <w:r>
+              <w:rPr>
+                <w:b w:val="false"/>
+                <w:bCs w:val="false"/>
+                <w:sz w:val="19"/>
+                <w:szCs w:val="19"/>
+              </w:rPr>
+              <w:t xml:space="preserve">0.914</w:t>
+            </w:r>
+          </w:p>
+        </w:tc>
+      </w:tr>
+      <w:tr>
+        <w:tc>
+          <w:tcPr>
+            <w:tcW w:type="dxa" w:w="2400"/>
+            <w:tcBorders>
+              <w:top w:val="single" w:color="999999" w:sz="4"/>
+              <w:left w:val="single" w:color="999999" w:sz="4"/>
+              <w:bottom w:val="single" w:color="999999" w:sz="4"/>
+              <w:right w:val="single" w:color="999999" w:sz="4"/>
+            </w:tcBorders>
+            <w:tcMar>
+              <w:top w:type="dxa" w:w="70"/>
+              <w:left w:type="dxa" w:w="110"/>
+              <w:bottom w:type="dxa" w:w="70"/>
+              <w:right w:type="dxa" w:w="110"/>
+            </w:tcMar>
+          </w:tcPr>
+          <w:p>
+            <w:pPr>
+              <w:jc w:val="left"/>
+            </w:pPr>
+            <w:r>
+              <w:rPr>
+                <w:b w:val="false"/>
+                <w:bCs w:val="false"/>
+                <w:sz w:val="19"/>
+                <w:szCs w:val="19"/>
+              </w:rPr>
+              <w:t xml:space="preserve"/>
+            </w:r>
+          </w:p>
+        </w:tc>
+        <w:tc>
+          <w:tcPr>
+            <w:tcW w:type="dxa" w:w="2160"/>
+            <w:tcBorders>
+              <w:top w:val="single" w:color="999999" w:sz="4"/>
+              <w:left w:val="single" w:color="999999" w:sz="4"/>
+              <w:bottom w:val="single" w:color="999999" w:sz="4"/>
+              <w:right w:val="single" w:color="999999" w:sz="4"/>
+            </w:tcBorders>
+            <w:tcMar>
+              <w:top w:type="dxa" w:w="70"/>
+              <w:left w:type="dxa" w:w="110"/>
+              <w:bottom w:type="dxa" w:w="70"/>
+              <w:right w:type="dxa" w:w="110"/>
+            </w:tcMar>
+          </w:tcPr>
+          <w:p>
+            <w:pPr>
+              <w:jc w:val="center"/>
+            </w:pPr>
+            <w:r>
+              <w:rPr>
+                <w:b w:val="false"/>
+                <w:bCs w:val="false"/>
+                <w:sz w:val="19"/>
+                <w:szCs w:val="19"/>
+              </w:rPr>
+              <w:t xml:space="preserve">Model Boyutu</w:t>
+            </w:r>
+          </w:p>
+        </w:tc>
+        <w:tc>
+          <w:tcPr>
+            <w:tcW w:type="dxa" w:w="2400"/>
+            <w:tcBorders>
+              <w:top w:val="single" w:color="999999" w:sz="4"/>
+              <w:left w:val="single" w:color="999999" w:sz="4"/>
+              <w:bottom w:val="single" w:color="999999" w:sz="4"/>
+              <w:right w:val="single" w:color="999999" w:sz="4"/>
+            </w:tcBorders>
+            <w:tcMar>
+              <w:top w:type="dxa" w:w="70"/>
+              <w:left w:type="dxa" w:w="110"/>
+              <w:bottom w:type="dxa" w:w="70"/>
+              <w:right w:type="dxa" w:w="110"/>
+            </w:tcMar>
+          </w:tcPr>
+          <w:p>
+            <w:pPr>
+              <w:jc w:val="center"/>
+            </w:pPr>
+            <w:r>
+              <w:rPr>
+                <w:b w:val="false"/>
+                <w:bCs w:val="false"/>
+                <w:sz w:val="19"/>
+                <w:szCs w:val="19"/>
+              </w:rPr>
+              <w:t xml:space="preserve">2944 MB</w:t>
+            </w:r>
+          </w:p>
+        </w:tc>
+        <w:tc>
+          <w:tcPr>
+            <w:tcW w:type="dxa" w:w="2400"/>
+            <w:tcBorders>
+              <w:top w:val="single" w:color="999999" w:sz="4"/>
+              <w:left w:val="single" w:color="999999" w:sz="4"/>
+              <w:bottom w:val="single" w:color="999999" w:sz="4"/>
+              <w:right w:val="single" w:color="999999" w:sz="4"/>
+            </w:tcBorders>
+            <w:tcMar>
+              <w:top w:type="dxa" w:w="70"/>
+              <w:left w:type="dxa" w:w="110"/>
+              <w:bottom w:type="dxa" w:w="70"/>
+              <w:right w:type="dxa" w:w="110"/>
+            </w:tcMar>
+          </w:tcPr>
+          <w:p>
+            <w:pPr>
+              <w:jc w:val="center"/>
+            </w:pPr>
+            <w:r>
+              <w:rPr>
+                <w:b w:val="false"/>
+                <w:bCs w:val="false"/>
+                <w:sz w:val="19"/>
+                <w:szCs w:val="19"/>
+              </w:rPr>
+              <w:t xml:space="preserve">8.7 MB (sadece adaptör)</w:t>
+            </w:r>
+          </w:p>
+        </w:tc>
+      </w:tr>
+      <w:tr>
+        <w:tc>
+          <w:tcPr>
+            <w:tcW w:type="dxa" w:w="2400"/>
+            <w:tcBorders>
+              <w:top w:val="single" w:color="999999" w:sz="4"/>
+              <w:left w:val="single" w:color="999999" w:sz="4"/>
+              <w:bottom w:val="single" w:color="999999" w:sz="4"/>
+              <w:right w:val="single" w:color="999999" w:sz="4"/>
+            </w:tcBorders>
+            <w:tcMar>
+              <w:top w:type="dxa" w:w="70"/>
+              <w:left w:type="dxa" w:w="110"/>
+              <w:bottom w:type="dxa" w:w="70"/>
+              <w:right w:type="dxa" w:w="110"/>
+            </w:tcMar>
+          </w:tcPr>
+          <w:p>
+            <w:pPr>
+              <w:jc w:val="left"/>
+            </w:pPr>
+            <w:r>
+              <w:rPr>
+                <w:b w:val="false"/>
+                <w:bCs w:val="false"/>
+                <w:sz w:val="19"/>
+                <w:szCs w:val="19"/>
+              </w:rPr>
+              <w:t xml:space="preserve"/>
+            </w:r>
+          </w:p>
+        </w:tc>
+        <w:tc>
+          <w:tcPr>
+            <w:tcW w:type="dxa" w:w="2160"/>
+            <w:tcBorders>
+              <w:top w:val="single" w:color="999999" w:sz="4"/>
+              <w:left w:val="single" w:color="999999" w:sz="4"/>
+              <w:bottom w:val="single" w:color="999999" w:sz="4"/>
+              <w:right w:val="single" w:color="999999" w:sz="4"/>
+            </w:tcBorders>
+            <w:tcMar>
+              <w:top w:type="dxa" w:w="70"/>
+              <w:left w:type="dxa" w:w="110"/>
+              <w:bottom w:type="dxa" w:w="70"/>
+              <w:right w:type="dxa" w:w="110"/>
+            </w:tcMar>
+          </w:tcPr>
+          <w:p>
+            <w:pPr>
+              <w:jc w:val="center"/>
+            </w:pPr>
+            <w:r>
+              <w:rPr>
+                <w:b w:val="false"/>
+                <w:bCs w:val="false"/>
+                <w:sz w:val="19"/>
+                <w:szCs w:val="19"/>
+              </w:rPr>
+              <w:t xml:space="preserve">Inference</w:t>
+            </w:r>
+          </w:p>
+        </w:tc>
+        <w:tc>
+          <w:tcPr>
+            <w:tcW w:type="dxa" w:w="2400"/>
+            <w:tcBorders>
+              <w:top w:val="single" w:color="999999" w:sz="4"/>
+              <w:left w:val="single" w:color="999999" w:sz="4"/>
+              <w:bottom w:val="single" w:color="999999" w:sz="4"/>
+              <w:right w:val="single" w:color="999999" w:sz="4"/>
+            </w:tcBorders>
+            <w:tcMar>
+              <w:top w:type="dxa" w:w="70"/>
+              <w:left w:type="dxa" w:w="110"/>
+              <w:bottom w:type="dxa" w:w="70"/>
+              <w:right w:type="dxa" w:w="110"/>
+            </w:tcMar>
+          </w:tcPr>
+          <w:p>
+            <w:pPr>
+              <w:jc w:val="center"/>
+            </w:pPr>
+            <w:r>
+              <w:rPr>
+                <w:b w:val="false"/>
+                <w:bCs w:val="false"/>
+                <w:sz w:val="19"/>
+                <w:szCs w:val="19"/>
+              </w:rPr>
+              <w:t xml:space="preserve">58.1 ms</w:t>
+            </w:r>
+          </w:p>
+        </w:tc>
+        <w:tc>
+          <w:tcPr>
+            <w:tcW w:type="dxa" w:w="2400"/>
+            <w:tcBorders>
+              <w:top w:val="single" w:color="999999" w:sz="4"/>
+              <w:left w:val="single" w:color="999999" w:sz="4"/>
+              <w:bottom w:val="single" w:color="999999" w:sz="4"/>
+              <w:right w:val="single" w:color="999999" w:sz="4"/>
+            </w:tcBorders>
+            <w:tcMar>
+              <w:top w:type="dxa" w:w="70"/>
+              <w:left w:type="dxa" w:w="110"/>
+              <w:bottom w:type="dxa" w:w="70"/>
+              <w:right w:type="dxa" w:w="110"/>
+            </w:tcMar>
+          </w:tcPr>
+          <w:p>
+            <w:pPr>
+              <w:jc w:val="center"/>
+            </w:pPr>
+            <w:r>
+              <w:rPr>
+                <w:b w:val="false"/>
+                <w:bCs w:val="false"/>
+                <w:sz w:val="19"/>
+                <w:szCs w:val="19"/>
+              </w:rPr>
+              <w:t xml:space="preserve">1120 ms*</w:t>
+            </w:r>
+          </w:p>
+        </w:tc>
+      </w:tr>
+      <w:tr>
+        <w:tc>
+          <w:tcPr>
+            <w:tcW w:type="dxa" w:w="2400"/>
+            <w:tcBorders>
+              <w:top w:val="single" w:color="999999" w:sz="4"/>
+              <w:left w:val="single" w:color="999999" w:sz="4"/>
+              <w:bottom w:val="single" w:color="999999" w:sz="4"/>
+              <w:right w:val="single" w:color="999999" w:sz="4"/>
+            </w:tcBorders>
+            <w:tcMar>
+              <w:top w:type="dxa" w:w="70"/>
+              <w:left w:type="dxa" w:w="110"/>
+              <w:bottom w:type="dxa" w:w="70"/>
+              <w:right w:type="dxa" w:w="110"/>
+            </w:tcMar>
+          </w:tcPr>
+          <w:p>
+            <w:pPr>
+              <w:jc w:val="left"/>
+            </w:pPr>
+            <w:r>
+              <w:rPr>
+                <w:b w:val="false"/>
+                <w:bCs w:val="false"/>
+                <w:sz w:val="19"/>
+                <w:szCs w:val="19"/>
+              </w:rPr>
+              <w:t xml:space="preserve"/>
+            </w:r>
+          </w:p>
+        </w:tc>
+        <w:tc>
+          <w:tcPr>
+            <w:tcW w:type="dxa" w:w="2160"/>
+            <w:tcBorders>
+              <w:top w:val="single" w:color="999999" w:sz="4"/>
+              <w:left w:val="single" w:color="999999" w:sz="4"/>
+              <w:bottom w:val="single" w:color="999999" w:sz="4"/>
+              <w:right w:val="single" w:color="999999" w:sz="4"/>
+            </w:tcBorders>
+            <w:tcMar>
+              <w:top w:type="dxa" w:w="70"/>
+              <w:left w:type="dxa" w:w="110"/>
+              <w:bottom w:type="dxa" w:w="70"/>
+              <w:right w:type="dxa" w:w="110"/>
+            </w:tcMar>
+          </w:tcPr>
+          <w:p>
+            <w:pPr>
+              <w:jc w:val="center"/>
+            </w:pPr>
+            <w:r>
+              <w:rPr>
+                <w:b w:val="false"/>
+                <w:bCs w:val="false"/>
+                <w:sz w:val="19"/>
+                <w:szCs w:val="19"/>
+              </w:rPr>
+              <w:t xml:space="preserve">Eğitim</w:t>
+            </w:r>
+          </w:p>
+        </w:tc>
+        <w:tc>
+          <w:tcPr>
+            <w:tcW w:type="dxa" w:w="2400"/>
+            <w:tcBorders>
+              <w:top w:val="single" w:color="999999" w:sz="4"/>
+              <w:left w:val="single" w:color="999999" w:sz="4"/>
+              <w:bottom w:val="single" w:color="999999" w:sz="4"/>
+              <w:right w:val="single" w:color="999999" w:sz="4"/>
+            </w:tcBorders>
+            <w:tcMar>
+              <w:top w:type="dxa" w:w="70"/>
+              <w:left w:type="dxa" w:w="110"/>
+              <w:bottom w:type="dxa" w:w="70"/>
+              <w:right w:type="dxa" w:w="110"/>
+            </w:tcMar>
+          </w:tcPr>
+          <w:p>
+            <w:pPr>
+              <w:jc w:val="center"/>
+            </w:pPr>
+            <w:r>
+              <w:rPr>
+                <w:b w:val="false"/>
+                <w:bCs w:val="false"/>
+                <w:sz w:val="19"/>
+                <w:szCs w:val="19"/>
+              </w:rPr>
+              <w:t xml:space="preserve">247 s</w:t>
+            </w:r>
+          </w:p>
+        </w:tc>
+        <w:tc>
+          <w:tcPr>
+            <w:tcW w:type="dxa" w:w="2400"/>
+            <w:tcBorders>
+              <w:top w:val="single" w:color="999999" w:sz="4"/>
+              <w:left w:val="single" w:color="999999" w:sz="4"/>
+              <w:bottom w:val="single" w:color="999999" w:sz="4"/>
+              <w:right w:val="single" w:color="999999" w:sz="4"/>
+            </w:tcBorders>
+            <w:tcMar>
+              <w:top w:type="dxa" w:w="70"/>
+              <w:left w:type="dxa" w:w="110"/>
+              <w:bottom w:type="dxa" w:w="70"/>
+              <w:right w:type="dxa" w:w="110"/>
+            </w:tcMar>
+          </w:tcPr>
+          <w:p>
+            <w:pPr>
+              <w:jc w:val="center"/>
+            </w:pPr>
+            <w:r>
+              <w:rPr>
+                <w:b w:val="false"/>
+                <w:bCs w:val="false"/>
+                <w:sz w:val="19"/>
+                <w:szCs w:val="19"/>
+              </w:rPr>
+              <w:t xml:space="preserve">2151 s</w:t>
+            </w:r>
+          </w:p>
+        </w:tc>
+      </w:tr>
+      <w:tr>
+        <w:tc>
+          <w:tcPr>
+            <w:tcW w:type="dxa" w:w="2400"/>
+            <w:tcBorders>
+              <w:top w:val="single" w:color="999999" w:sz="4"/>
+              <w:left w:val="single" w:color="999999" w:sz="4"/>
+              <w:bottom w:val="single" w:color="999999" w:sz="4"/>
+              <w:right w:val="single" w:color="999999" w:sz="4"/>
+            </w:tcBorders>
+            <w:shd w:fill="FFF3E6" w:val="clear"/>
+            <w:tcMar>
+              <w:top w:type="dxa" w:w="70"/>
+              <w:left w:type="dxa" w:w="110"/>
+              <w:bottom w:type="dxa" w:w="70"/>
+              <w:right w:type="dxa" w:w="110"/>
+            </w:tcMar>
+          </w:tcPr>
+          <w:p>
+            <w:pPr>
+              <w:jc w:val="left"/>
+            </w:pPr>
+            <w:r>
+              <w:rPr>
+                <w:b/>
+                <w:bCs/>
+                <w:sz w:val="19"/>
+                <w:szCs w:val="19"/>
+              </w:rPr>
+              <w:t xml:space="preserve">Gemma-4-E2B</w:t>
+            </w:r>
+          </w:p>
+        </w:tc>
+        <w:tc>
+          <w:tcPr>
+            <w:tcW w:type="dxa" w:w="2160"/>
+            <w:tcBorders>
+              <w:top w:val="single" w:color="999999" w:sz="4"/>
+              <w:left w:val="single" w:color="999999" w:sz="4"/>
+              <w:bottom w:val="single" w:color="999999" w:sz="4"/>
+              <w:right w:val="single" w:color="999999" w:sz="4"/>
+            </w:tcBorders>
+            <w:shd w:fill="FFF3E6" w:val="clear"/>
+            <w:tcMar>
+              <w:top w:type="dxa" w:w="70"/>
+              <w:left w:type="dxa" w:w="110"/>
+              <w:bottom w:type="dxa" w:w="70"/>
+              <w:right w:type="dxa" w:w="110"/>
+            </w:tcMar>
+          </w:tcPr>
+          <w:p>
+            <w:pPr>
+              <w:jc w:val="center"/>
+            </w:pPr>
+            <w:r>
+              <w:rPr>
+                <w:sz w:val="19"/>
+                <w:szCs w:val="19"/>
+              </w:rPr>
+              <w:t xml:space="preserve">Macro-F1</w:t>
+            </w:r>
+          </w:p>
+        </w:tc>
+        <w:tc>
+          <w:tcPr>
+            <w:tcW w:type="dxa" w:w="2400"/>
+            <w:tcBorders>
+              <w:top w:val="single" w:color="999999" w:sz="4"/>
+              <w:left w:val="single" w:color="999999" w:sz="4"/>
+              <w:bottom w:val="single" w:color="999999" w:sz="4"/>
+              <w:right w:val="single" w:color="999999" w:sz="4"/>
+            </w:tcBorders>
+            <w:shd w:fill="FFF3E6" w:val="clear"/>
+            <w:tcMar>
+              <w:top w:type="dxa" w:w="70"/>
+              <w:left w:type="dxa" w:w="110"/>
+              <w:bottom w:type="dxa" w:w="70"/>
+              <w:right w:type="dxa" w:w="110"/>
+            </w:tcMar>
+          </w:tcPr>
+          <w:p>
+            <w:pPr>
+              <w:jc w:val="center"/>
+            </w:pPr>
+            <w:r>
+              <w:rPr>
+                <w:sz w:val="19"/>
+                <w:szCs w:val="19"/>
+              </w:rPr>
+              <w:t xml:space="preserve">0.9815 ± 0.0201</w:t>
+            </w:r>
+          </w:p>
+        </w:tc>
+        <w:tc>
+          <w:tcPr>
+            <w:tcW w:type="dxa" w:w="2400"/>
+            <w:tcBorders>
+              <w:top w:val="single" w:color="999999" w:sz="4"/>
+              <w:left w:val="single" w:color="999999" w:sz="4"/>
+              <w:bottom w:val="single" w:color="999999" w:sz="4"/>
+              <w:right w:val="single" w:color="999999" w:sz="4"/>
+            </w:tcBorders>
+            <w:shd w:fill="FFF3E6" w:val="clear"/>
+            <w:tcMar>
+              <w:top w:type="dxa" w:w="70"/>
+              <w:left w:type="dxa" w:w="110"/>
+              <w:bottom w:type="dxa" w:w="70"/>
+              <w:right w:type="dxa" w:w="110"/>
+            </w:tcMar>
+          </w:tcPr>
+          <w:p>
+            <w:pPr>
+              <w:jc w:val="center"/>
+            </w:pPr>
+            <w:r>
+              <w:rPr>
+                <w:sz w:val="19"/>
+                <w:szCs w:val="19"/>
+              </w:rPr>
+              <w:t xml:space="preserve">0.740</w:t>
+            </w:r>
+          </w:p>
+        </w:tc>
+      </w:tr>
+      <w:tr>
+        <w:tc>
+          <w:tcPr>
+            <w:tcW w:type="dxa" w:w="2400"/>
+            <w:tcBorders>
+              <w:top w:val="single" w:color="999999" w:sz="4"/>
+              <w:left w:val="single" w:color="999999" w:sz="4"/>
+              <w:bottom w:val="single" w:color="999999" w:sz="4"/>
+              <w:right w:val="single" w:color="999999" w:sz="4"/>
+            </w:tcBorders>
+            <w:shd w:fill="FFF3E6" w:val="clear"/>
+            <w:tcMar>
+              <w:top w:type="dxa" w:w="70"/>
+              <w:left w:type="dxa" w:w="110"/>
+              <w:bottom w:type="dxa" w:w="70"/>
+              <w:right w:type="dxa" w:w="110"/>
+            </w:tcMar>
+          </w:tcPr>
+          <w:p>
+            <w:pPr>
+              <w:jc w:val="left"/>
+            </w:pPr>
+            <w:r>
+              <w:rPr>
+                <w:sz w:val="19"/>
+                <w:szCs w:val="19"/>
+              </w:rPr>
+              <w:t xml:space="preserve"/>
+            </w:r>
+          </w:p>
+        </w:tc>
+        <w:tc>
+          <w:tcPr>
+            <w:tcW w:type="dxa" w:w="2160"/>
+            <w:tcBorders>
+              <w:top w:val="single" w:color="999999" w:sz="4"/>
+              <w:left w:val="single" w:color="999999" w:sz="4"/>
+              <w:bottom w:val="single" w:color="999999" w:sz="4"/>
+              <w:right w:val="single" w:color="999999" w:sz="4"/>
+            </w:tcBorders>
+            <w:shd w:fill="FFF3E6" w:val="clear"/>
+            <w:tcMar>
+              <w:top w:type="dxa" w:w="70"/>
+              <w:left w:type="dxa" w:w="110"/>
+              <w:bottom w:type="dxa" w:w="70"/>
+              <w:right w:type="dxa" w:w="110"/>
+            </w:tcMar>
+          </w:tcPr>
+          <w:p>
+            <w:pPr>
+              <w:jc w:val="center"/>
+            </w:pPr>
+            <w:r>
+              <w:rPr>
+                <w:sz w:val="19"/>
+                <w:szCs w:val="19"/>
+              </w:rPr>
+              <w:t xml:space="preserve">Model Boyutu</w:t>
+            </w:r>
+          </w:p>
+        </w:tc>
+        <w:tc>
+          <w:tcPr>
+            <w:tcW w:type="dxa" w:w="2400"/>
+            <w:tcBorders>
+              <w:top w:val="single" w:color="999999" w:sz="4"/>
+              <w:left w:val="single" w:color="999999" w:sz="4"/>
+              <w:bottom w:val="single" w:color="999999" w:sz="4"/>
+              <w:right w:val="single" w:color="999999" w:sz="4"/>
+            </w:tcBorders>
+            <w:shd w:fill="FFF3E6" w:val="clear"/>
+            <w:tcMar>
+              <w:top w:type="dxa" w:w="70"/>
+              <w:left w:type="dxa" w:w="110"/>
+              <w:bottom w:type="dxa" w:w="70"/>
+              <w:right w:type="dxa" w:w="110"/>
+            </w:tcMar>
+          </w:tcPr>
+          <w:p>
+            <w:pPr>
+              <w:jc w:val="center"/>
+            </w:pPr>
+            <w:r>
+              <w:rPr>
+                <w:sz w:val="19"/>
+                <w:szCs w:val="19"/>
+              </w:rPr>
+              <w:t xml:space="preserve">4987 MB</w:t>
+            </w:r>
+          </w:p>
+        </w:tc>
+        <w:tc>
+          <w:tcPr>
+            <w:tcW w:type="dxa" w:w="2400"/>
+            <w:tcBorders>
+              <w:top w:val="single" w:color="999999" w:sz="4"/>
+              <w:left w:val="single" w:color="999999" w:sz="4"/>
+              <w:bottom w:val="single" w:color="999999" w:sz="4"/>
+              <w:right w:val="single" w:color="999999" w:sz="4"/>
+            </w:tcBorders>
+            <w:shd w:fill="FFF3E6" w:val="clear"/>
+            <w:tcMar>
+              <w:top w:type="dxa" w:w="70"/>
+              <w:left w:type="dxa" w:w="110"/>
+              <w:bottom w:type="dxa" w:w="70"/>
+              <w:right w:type="dxa" w:w="110"/>
+            </w:tcMar>
+          </w:tcPr>
+          <w:p>
+            <w:pPr>
+              <w:jc w:val="center"/>
+            </w:pPr>
+            <w:r>
+              <w:rPr>
+                <w:sz w:val="19"/>
+                <w:szCs w:val="19"/>
+              </w:rPr>
+              <w:t xml:space="preserve">62.1 MB (sadece adaptör)</w:t>
+            </w:r>
+          </w:p>
+        </w:tc>
+      </w:tr>
+      <w:tr>
+        <w:tc>
+          <w:tcPr>
+            <w:tcW w:type="dxa" w:w="2400"/>
+            <w:tcBorders>
+              <w:top w:val="single" w:color="999999" w:sz="4"/>
+              <w:left w:val="single" w:color="999999" w:sz="4"/>
+              <w:bottom w:val="single" w:color="999999" w:sz="4"/>
+              <w:right w:val="single" w:color="999999" w:sz="4"/>
+            </w:tcBorders>
+            <w:shd w:fill="FFF3E6" w:val="clear"/>
+            <w:tcMar>
+              <w:top w:type="dxa" w:w="70"/>
+              <w:left w:type="dxa" w:w="110"/>
+              <w:bottom w:type="dxa" w:w="70"/>
+              <w:right w:type="dxa" w:w="110"/>
+            </w:tcMar>
+          </w:tcPr>
+          <w:p>
+            <w:pPr>
+              <w:jc w:val="left"/>
+            </w:pPr>
+            <w:r>
+              <w:rPr>
+                <w:sz w:val="19"/>
+                <w:szCs w:val="19"/>
+              </w:rPr>
+              <w:t xml:space="preserve"/>
+            </w:r>
+          </w:p>
+        </w:tc>
+        <w:tc>
+          <w:tcPr>
+            <w:tcW w:type="dxa" w:w="2160"/>
+            <w:tcBorders>
+              <w:top w:val="single" w:color="999999" w:sz="4"/>
+              <w:left w:val="single" w:color="999999" w:sz="4"/>
+              <w:bottom w:val="single" w:color="999999" w:sz="4"/>
+              <w:right w:val="single" w:color="999999" w:sz="4"/>
+            </w:tcBorders>
+            <w:shd w:fill="FFF3E6" w:val="clear"/>
+            <w:tcMar>
+              <w:top w:type="dxa" w:w="70"/>
+              <w:left w:type="dxa" w:w="110"/>
+              <w:bottom w:type="dxa" w:w="70"/>
+              <w:right w:type="dxa" w:w="110"/>
+            </w:tcMar>
+          </w:tcPr>
+          <w:p>
+            <w:pPr>
+              <w:jc w:val="center"/>
+            </w:pPr>
+            <w:r>
+              <w:rPr>
+                <w:sz w:val="19"/>
+                <w:szCs w:val="19"/>
+              </w:rPr>
+              <w:t xml:space="preserve">Inference</w:t>
+            </w:r>
+          </w:p>
+        </w:tc>
+        <w:tc>
+          <w:tcPr>
+            <w:tcW w:type="dxa" w:w="2400"/>
+            <w:tcBorders>
+              <w:top w:val="single" w:color="999999" w:sz="4"/>
+              <w:left w:val="single" w:color="999999" w:sz="4"/>
+              <w:bottom w:val="single" w:color="999999" w:sz="4"/>
+              <w:right w:val="single" w:color="999999" w:sz="4"/>
+            </w:tcBorders>
+            <w:shd w:fill="FFF3E6" w:val="clear"/>
+            <w:tcMar>
+              <w:top w:type="dxa" w:w="70"/>
+              <w:left w:type="dxa" w:w="110"/>
+              <w:bottom w:type="dxa" w:w="70"/>
+              <w:right w:type="dxa" w:w="110"/>
+            </w:tcMar>
+          </w:tcPr>
+          <w:p>
+            <w:pPr>
+              <w:jc w:val="center"/>
+            </w:pPr>
+            <w:r>
+              <w:rPr>
+                <w:sz w:val="19"/>
+                <w:szCs w:val="19"/>
+              </w:rPr>
+              <w:t xml:space="preserve">64.1 ms</w:t>
+            </w:r>
+          </w:p>
+        </w:tc>
+        <w:tc>
+          <w:tcPr>
+            <w:tcW w:type="dxa" w:w="2400"/>
+            <w:tcBorders>
+              <w:top w:val="single" w:color="999999" w:sz="4"/>
+              <w:left w:val="single" w:color="999999" w:sz="4"/>
+              <w:bottom w:val="single" w:color="999999" w:sz="4"/>
+              <w:right w:val="single" w:color="999999" w:sz="4"/>
+            </w:tcBorders>
+            <w:shd w:fill="FFF3E6" w:val="clear"/>
+            <w:tcMar>
+              <w:top w:type="dxa" w:w="70"/>
+              <w:left w:type="dxa" w:w="110"/>
+              <w:bottom w:type="dxa" w:w="70"/>
+              <w:right w:type="dxa" w:w="110"/>
+            </w:tcMar>
+          </w:tcPr>
+          <w:p>
+            <w:pPr>
+              <w:jc w:val="center"/>
+            </w:pPr>
+            <w:r>
+              <w:rPr>
+                <w:sz w:val="19"/>
+                <w:szCs w:val="19"/>
+              </w:rPr>
+              <w:t xml:space="preserve">1798 ms*</w:t>
+            </w:r>
+          </w:p>
+        </w:tc>
+      </w:tr>
+      <w:tr>
+        <w:tc>
+          <w:tcPr>
+            <w:tcW w:type="dxa" w:w="2400"/>
+            <w:tcBorders>
+              <w:top w:val="single" w:color="999999" w:sz="4"/>
+              <w:left w:val="single" w:color="999999" w:sz="4"/>
+              <w:bottom w:val="single" w:color="999999" w:sz="4"/>
+              <w:right w:val="single" w:color="999999" w:sz="4"/>
+            </w:tcBorders>
+            <w:shd w:fill="FFF3E6" w:val="clear"/>
+            <w:tcMar>
+              <w:top w:type="dxa" w:w="70"/>
+              <w:left w:type="dxa" w:w="110"/>
+              <w:bottom w:type="dxa" w:w="70"/>
+              <w:right w:type="dxa" w:w="110"/>
+            </w:tcMar>
+          </w:tcPr>
+          <w:p>
+            <w:pPr>
+              <w:jc w:val="left"/>
+            </w:pPr>
+            <w:r>
+              <w:rPr>
+                <w:sz w:val="19"/>
+                <w:szCs w:val="19"/>
+              </w:rPr>
+              <w:t xml:space="preserve"/>
+            </w:r>
+          </w:p>
+        </w:tc>
+        <w:tc>
+          <w:tcPr>
+            <w:tcW w:type="dxa" w:w="2160"/>
+            <w:tcBorders>
+              <w:top w:val="single" w:color="999999" w:sz="4"/>
+              <w:left w:val="single" w:color="999999" w:sz="4"/>
+              <w:bottom w:val="single" w:color="999999" w:sz="4"/>
+              <w:right w:val="single" w:color="999999" w:sz="4"/>
+            </w:tcBorders>
+            <w:shd w:fill="FFF3E6" w:val="clear"/>
+            <w:tcMar>
+              <w:top w:type="dxa" w:w="70"/>
+              <w:left w:type="dxa" w:w="110"/>
+              <w:bottom w:type="dxa" w:w="70"/>
+              <w:right w:type="dxa" w:w="110"/>
+            </w:tcMar>
+          </w:tcPr>
+          <w:p>
+            <w:pPr>
+              <w:jc w:val="center"/>
+            </w:pPr>
+            <w:r>
+              <w:rPr>
+                <w:sz w:val="19"/>
+                <w:szCs w:val="19"/>
+              </w:rPr>
+              <w:t xml:space="preserve">Eğitim</w:t>
+            </w:r>
+          </w:p>
+        </w:tc>
+        <w:tc>
+          <w:tcPr>
+            <w:tcW w:type="dxa" w:w="2400"/>
+            <w:tcBorders>
+              <w:top w:val="single" w:color="999999" w:sz="4"/>
+              <w:left w:val="single" w:color="999999" w:sz="4"/>
+              <w:bottom w:val="single" w:color="999999" w:sz="4"/>
+              <w:right w:val="single" w:color="999999" w:sz="4"/>
+            </w:tcBorders>
+            <w:shd w:fill="FFF3E6" w:val="clear"/>
+            <w:tcMar>
+              <w:top w:type="dxa" w:w="70"/>
+              <w:left w:type="dxa" w:w="110"/>
+              <w:bottom w:type="dxa" w:w="70"/>
+              <w:right w:type="dxa" w:w="110"/>
+            </w:tcMar>
+          </w:tcPr>
+          <w:p>
+            <w:pPr>
+              <w:jc w:val="center"/>
+            </w:pPr>
+            <w:r>
+              <w:rPr>
+                <w:sz w:val="19"/>
+                <w:szCs w:val="19"/>
+              </w:rPr>
+              <w:t xml:space="preserve">167 s</w:t>
+            </w:r>
+          </w:p>
+        </w:tc>
+        <w:tc>
+          <w:tcPr>
+            <w:tcW w:type="dxa" w:w="2400"/>
+            <w:tcBorders>
+              <w:top w:val="single" w:color="999999" w:sz="4"/>
+              <w:left w:val="single" w:color="999999" w:sz="4"/>
+              <w:bottom w:val="single" w:color="999999" w:sz="4"/>
+              <w:right w:val="single" w:color="999999" w:sz="4"/>
+            </w:tcBorders>
+            <w:shd w:fill="FFF3E6" w:val="clear"/>
+            <w:tcMar>
+              <w:top w:type="dxa" w:w="70"/>
+              <w:left w:type="dxa" w:w="110"/>
+              <w:bottom w:type="dxa" w:w="70"/>
+              <w:right w:type="dxa" w:w="110"/>
+            </w:tcMar>
+          </w:tcPr>
+          <w:p>
+            <w:pPr>
+              <w:jc w:val="center"/>
+            </w:pPr>
+            <w:r>
+              <w:rPr>
+                <w:sz w:val="19"/>
+                <w:szCs w:val="19"/>
+              </w:rPr>
+              <w:t xml:space="preserve">718 s</w:t>
+            </w:r>
+          </w:p>
+        </w:tc>
+      </w:tr>
+    </w:tbl>
+    <w:p>
+      <w:pPr>
+        <w:spacing w:after="200" w:before="60"/>
+        <w:jc w:val="center"/>
       </w:pPr>
       <w:r>
         <w:rPr>
-          <w:b/>
-          <w:bCs/>
           <w:i/>
           <w:iCs/>
-          <w:color w:val="C00000"/>
+          <w:sz w:val="20"/>
+          <w:szCs w:val="20"/>
         </w:rPr>
-        <w:t xml:space="preserve">[YER TUTUCU — LoRA–QLoRA karşılaştırma tablosu (Accuracy, Macro-F1, tepe GPU, eğitim süresi) — Saliha'nın LoRA sonuçları geldiğinde doldurulacak. Beklenti: benzer doğruluk, QLoRA lehine belirgin bellek tasarrufu.]</w:t>
+        <w:t xml:space="preserve">Tablo 6. LoRA vs QLoRA karşılaştırması (*QLoRA çıkarım süreleri T4'te bf16/fp16 emülasyonu ile, batch=1; LoRA tarafı muhtemelen daha optimum çekirdekler kullanıyor.)</w:t>
+      </w:r>
+    </w:p>
+    <w:p>
+      <w:pPr>
+        <w:spacing w:after="120" w:line="360"/>
+        <w:jc w:val="both"/>
+      </w:pPr>
+      <w:r>
+        <w:t xml:space="preserve">Bulgular: (1) **Bellek/depolama tarafında QLoRA çok güçlü:** Yalnızca LoRA adaptörü kaydedildiğinde dosya boyutu 6–62 MB iken, LoRA tam modeli kaydettiği için 0.7–5 GB civarına çıkar — yaklaşık iki büyüklük mertebe fark. Edge ve dağıtım senaryolarında bu belirleyicidir. (2) **Hız tarafında LoRA daha hızlı:** Saliha'nın LoRA inference süreleri (~45–64 ms) QLoRA'nın T4-emülasyonlu sürelerinin yaklaşık 20 katı daha hızlıdır. Bu beklenen bir bulgudur: 4-bit dekuantizasyon her ileri yayılımda ek yük getirir; ayrıca T4 bf16/fp16 emülasyonu QLoRA tarafında ek maliyettir. Üretim donanımında (bf16 destekli bir GPU veya optimum çekirdek/Triton kullanan yapı) bu fark belirgin biçimde kapanır. (3) **Eğitim hızı LoRA lehine:** LoRA eğitimleri (95–247 s) QLoRA'nın (696–2151 s) bir kesirinde tamamlanmıştır; gradient checkpointing ve 4-bit dekuantizasyon adımları QLoRA tarafında bunun bedelidir.</w:t>
+      </w:r>
+    </w:p>
+    <w:p>
+      <w:pPr>
+        <w:spacing w:after="120" w:line="360"/>
+        <w:jc w:val="both"/>
+      </w:pPr>
+      <w:r>
+        <w:t xml:space="preserve">Doğruluk farklarının yorumu daha zordur çünkü yöntemsel kurulumlar farklıdır (SEQ_CLS + sınıf ağırlığı vs üretken SFT). Yine de iki gözlem değerlidir: (a) En küçük model SmolLM2'de Saliha'nın LoRA kurulumu çökmüş (Macro-F1 0.10, gradient instability raporlanmış), QLoRA ise işe yarar bir skor (0.588) çıkarmıştır — 4-bit quantization burada bir regularize edici rol oynamış olabilir. (b) Gemma-4'te durum tersine dönmüştür: Saliha'nın LoRA kurulumu en yüksek skoru almış (0.9815), QLoRA aşırı uydurmuştur (0.740). Bu, Gemma için QLoRA'nın 31M eğitilebilir parametresi ve T4 fp16 emülasyonu altında kararsızlığa eğilimli olduğunu, sınıflandırma kafalı kurulumun ise daha disiplinli davrandığını göstermektedir.</w:t>
+      </w:r>
+    </w:p>
+    <w:p>
+      <w:pPr>
+        <w:spacing w:after="120" w:line="360"/>
+        <w:jc w:val="both"/>
+      </w:pPr>
+      <w:r>
+        <w:t xml:space="preserve">Sonuç: **QLoRA, edge ve dağıtım için belleğin en kritik kaynak olduğu durumlarda LoRA'ya çok güçlü bir alternatiftir** (adaptör &lt;10 MB; toplam dağıtım &lt;600 MB TinyLlama için). **LoRA ise eğitim/çıkarım hızının kritik olduğu, belleğin sorun olmadığı kurumsal kurulumlar için tercih edilebilir.** İki yöntem birbirinin yerini tutmaz; farklı senaryolara hizmet eder.</w:t>
       </w:r>
     </w:p>
     <w:p>
